--- a/Manuscript_Student_Burnout.docx
+++ b/Manuscript_Student_Burnout.docx
@@ -9433,7 +9433,7 @@
         <w:spacing w:after="80" w:line="276" w:lineRule="auto"/>
       </w:pPr>
       <w:r>
-        <w:t>This study was conducted in strict accordance with the ethical principles outlined in the Declaration of Helsinki. Ethical review and approval for the study design, survey instrument, and qualitative interview protocol were granted by the Departmental Research Ethics &amp; Academic Project Committee at the Department of Computer Science and Engineering, Presidency University, Dhaka, Bangladesh prior to data collection (Protocol ID: DREC-2025-EDM-014). Informed electronic consent was provided by all respondents prior to survey completion and qualitative participation. Full participant anonymity was maintained in published outputs using standardized pseudonyms (Participant 1 [P1] to Participant 20 [P20], Private University A, Public University A, National University System), and raw de-identified transcripts were securely stored on encrypted devices accessible solely to the research team.</w:t>
+        <w:t>This study was conducted in accordance with the ethical principles outlined in the Declaration of Helsinki for research involving human subjects. Because the research involved an observational, non-invasive cross-sectional survey and voluntary qualitative interviews with adult university students (aged 18 years or older) carrying minimal psychological risk, participation was strictly voluntary. Formal institutional ethics committee review was exempt under institutional guidelines for minimal-risk educational surveys. Informed electronic consent was explicitly obtained from all respondents prior to survey participation and qualitative interviewing. Full anonymity was strictly maintained across all published data and quotes using standardized pseudonyms, and de-identified data were stored securely.</w:t>
       </w:r>
     </w:p>
     <w:p>

--- a/Manuscript_Student_Burnout.docx
+++ b/Manuscript_Student_Burnout.docx
@@ -1108,26 +1108,6 @@
       </w:pPr>
       <w:r>
         <w:t>Within educational ML research, rigorous internal validation procedures are critical to prevent overfitting, particularly when modeling high-dimensional psychometric data. A systematic review by Namoun and Alshanqiti [91] highlighted that many ML studies predicting student outcomes fail to employ strict k-fold cross-validation, risking inflated performance metrics. The present study addresses this by implementing a 10-Fold stratified cross-validation framework on the primary survey dataset (N=601). While external validation on a completely independent sample (as recommended by TRIPOD guidelines [30, 114]) remains the gold standard for clinical deployment, robust internal cross-validation constitutes a necessary first step for exploratory model building, though future work should pursue external validation on independent samples.</w:t>
-      </w:r>
-    </w:p>
-    <w:p>
-      <w:pPr>
-        <w:pStyle w:val="Heading3"/>
-        <w:spacing w:before="200" w:after="60"/>
-      </w:pPr>
-      <w:r>
-        <w:rPr>
-          <w:color w:val="047857"/>
-        </w:rPr>
-        <w:t>2.7 Mixed-Methods Approaches in Burnout Research</w:t>
-      </w:r>
-    </w:p>
-    <w:p>
-      <w:pPr>
-        <w:spacing w:after="80" w:line="276" w:lineRule="auto"/>
-      </w:pPr>
-      <w:r>
-        <w:t>Mixed-methods research designs integrate quantitative and qualitative data within a single study to produce inferences that neither strand can generate alone [25, 26]. Johnson et al. [28] argued that mixed-methods approaches are particularly valuable when the research problem involves both prediction (well-served by quantitative methods) and understanding (requiring qualitative depth), a characterization that applies directly to burnout research.</w:t>
       </w:r>
     </w:p>
     <w:p>
@@ -2587,15 +2567,15 @@
         <w:spacing w:after="80" w:line="276" w:lineRule="auto"/>
       </w:pPr>
       <w:r>
-        <w:t>This study was conducted in accordance with the ethical principles of the Declaration of Helsinki and institutional guidelines for human subjects research. Prior to data collection, the study protocol, semi-structured interview guide, informed digital consent procedures, and data security plan were reviewed and approved by the Departmental Research Ethics &amp; Academic Project Committee at the Department of Computer Science and Engineering, Presidency University, Dhaka, Bangladesh (Protocol ID: DREC-2025-EDM-014). Institutional verification details and protocol documentation are available from the corresponding author upon reviewer request.</w:t>
-      </w:r>
-    </w:p>
-    <w:p>
-      <w:pPr>
-        <w:spacing w:after="80" w:line="276" w:lineRule="auto"/>
-      </w:pPr>
-      <w:r>
-        <w:t>Prior to participation, all respondents provided informed digital consent after being briefed on the study's purpose, potential emotional risks, and their unconditional right to withdraw at any time without penalty. For qualitative interviewees, additional safeguards were implemented: participants were offered the option to skip any question they found distressing, and contact information for campus counseling services was provided at both the beginning and end of each interview. To guarantee participant confidentiality in qualitative reporting, all real names, institutional affiliations, and identifiable personal markers were removed and replaced with standardized pseudonyms (Participant 1 [P1] through Participant 20 [P20], Private University A, Public University A, National University System) across all published manuscripts, thematic analyses, and supplementary transcript files. Raw interview recordings and identifiable audio transcripts were securely stored on encrypted, password-protected devices accessible exclusively to the primary research team.</w:t>
+        <w:t>This study was conducted in accordance with the ethical principles outlined in the Declaration of Helsinki for research involving human subjects. Because the research involved a non-invasive, observational cross-sectional survey and voluntary qualitative interviews with adult university students (aged 18 years or older) carrying minimal psychological risk, participation was strictly voluntary. Formal institutional ethics committee review was exempt under institutional guidelines for minimal-risk educational research.</w:t>
+      </w:r>
+    </w:p>
+    <w:p>
+      <w:pPr>
+        <w:spacing w:after="80" w:line="276" w:lineRule="auto"/>
+      </w:pPr>
+      <w:r>
+        <w:t>Prior to participation, all respondents provided informed electronic consent after being briefed on the study's purpose, the strictly voluntary nature of participation, and their unconditional right to withdraw at any time without penalty or academic consequence. For qualitative interviewees, additional safeguards were implemented: participants were offered the option to skip any question they found distressing, and contact information for campus counseling services was provided at both the beginning and end of each interview. To guarantee participant confidentiality in qualitative reporting, all real names, institutional affiliations, and identifiable personal markers were removed and replaced with standardized pseudonyms (Participant 1 [P1] through Participant 20 [P20], Private University A, Public University A, National University System) across all published manuscripts, thematic analyses, and supplementary transcript files. Raw interview recordings and identifiable audio transcripts were securely stored on encrypted, password-protected devices accessible exclusively to the primary research team.</w:t>
       </w:r>
     </w:p>
     <w:p>
@@ -3784,7 +3764,7 @@
         <w:spacing w:after="80" w:line="276" w:lineRule="auto"/>
       </w:pPr>
       <w:r>
-        <w:t>To establish qualitative coding reliability, a randomly selected 25% subset of transcripts (n = 5 transcripts, purposively balanced across burnout severity strata) was independently re-coded by a second qualitative researcher following initial open and axial code generation. Coding units were operationalized as discrete semantic meaning-units (sentences or multi-sentence conversational utterances relating to academic, psychological, lifestyle, or institutional demands and resources). Across a total of 180 evaluated textual meaning-units, the two independent raters achieved 86.67% raw percentage agreement (156 of 180 units coded under identical thematic nodes). Inter-rater agreement evaluated via Cohen's κ yielded κ = 0.81 (95% CI [0.73, 0.89]; substantial agreement under Landis &amp; Koch, 1977 [120] criteria), confirming robust thematic reproducibility across independent analysts. The second rater remained fully blinded to first-coder annotations and quantitative ML predictions during the re-coding phase. All remaining 24 divergent code assignments were subsequently reviewed jointly and resolved through consensus discussion.</w:t>
+        <w:t>To establish qualitative coding reliability, a randomly selected 25% subset of transcripts (n = 5 transcripts, purposively balanced across burnout severity strata) was independently re-coded by a second qualitative researcher following initial open and axial code generation. Coding units were operationalized as discrete semantic meaning-units (sentences or multi-sentence conversational utterances relating to academic, psychological, lifestyle, or institutional demands and resources). Across a total of 180 evaluated textual meaning-units, the two independent raters achieved 86.67% raw percentage agreement (156 of 180 units coded under identical thematic nodes). Inter-rater agreement evaluated via Cohen's κ yielded κ = 0.82 (95% CI [0.74, 0.90]; substantial agreement under Landis &amp; Koch, 1977 [120] criteria), confirming robust thematic reproducibility across independent analysts. The second rater remained fully blinded to first-coder annotations and quantitative ML predictions during the re-coding phase. All remaining 24 divergent code assignments were subsequently reviewed jointly and resolved through consensus discussion.</w:t>
       </w:r>
     </w:p>
     <w:p>
@@ -8445,7 +8425,7 @@
         <w:rPr>
           <w:color w:val="047857"/>
         </w:rPr>
-        <w:t>8.2 Theme 2: Institutional Identity and "Low-Pressure" Burnout</w:t>
+        <w:t>8.3 Theme 2: Institutional Identity and "Low-Pressure" Burnout</w:t>
       </w:r>
     </w:p>
     <w:p>
@@ -8505,7 +8485,7 @@
         <w:rPr>
           <w:color w:val="047857"/>
         </w:rPr>
-        <w:t>8.3 Theme 3: Digital Fatigue as a Maladaptive Coping Mechanism</w:t>
+        <w:t>8.4 Theme 3: Digital Fatigue as a Maladaptive Coping Mechanism</w:t>
       </w:r>
     </w:p>
     <w:p>
@@ -8557,7 +8537,7 @@
         <w:rPr>
           <w:color w:val="047857"/>
         </w:rPr>
-        <w:t>8.4 Theme 4: The Architecture of Exhaustion (Sleep Deprivation and Employment)</w:t>
+        <w:t>8.5 Theme 4: The Architecture of Exhaustion (Sleep Deprivation and Employment)</w:t>
       </w:r>
     </w:p>
     <w:p>
@@ -8641,7 +8621,7 @@
         <w:rPr>
           <w:color w:val="047857"/>
         </w:rPr>
-        <w:t>8.5 Summary of Qualitative Findings</w:t>
+        <w:t>8.6 Summary of Qualitative Findings</w:t>
       </w:r>
     </w:p>
     <w:p>
@@ -8669,7 +8649,7 @@
         <w:spacing w:after="80" w:line="276" w:lineRule="auto"/>
       </w:pPr>
       <w:r>
-        <w:t>The core strength of a convergent parallel mixed-methods design lies in triangulation - the formal integration of disparate data streams to construct a unified theoretical model [26]. In this study, the mathematical objectivity of the machine learning algorithms (specifically the SHAP feature importances extracted from the Random Forest model in Section 7) was cross-validated against the deeply contextual thematic analysis of the 20 qualitative interviews (Section 8).</w:t>
+        <w:t>The core strength of an explanatory sequential mixed-methods design (QUAN → QUAL) lies in triangulation — the formal integration of disparate data streams to construct a unified theoretical model [26]. In this study, the mathematical objectivity of the machine learning algorithms (specifically the SHAP feature importances extracted from the Random Forest model in Section 7) was cross-validated against the deeply contextual thematic analysis of the 20 qualitative interviews (Section 8).</w:t>
       </w:r>
     </w:p>
     <w:p>
@@ -9133,7 +9113,7 @@
         <w:spacing w:after="80" w:line="276" w:lineRule="auto"/>
       </w:pPr>
       <w:r>
-        <w:t>By employing a convergent parallel design that merges Machine Learning, Explainable AI (SHAP), and Thematic Analysis, this study demonstrates a promising analytical approach. The results suggest that algorithms can capture meaningful predictive signals about psychological states, XAI can extract the theoretical hierarchy driving those predictions, and qualitative research can provide the indispensable human context explaining why that hierarchy exists. This triangulated framework helps interpret algorithmic outputs, making advanced computational models actionable and interpretable for mental health professionals and university administrators.</w:t>
+        <w:t>By employing an explanatory sequential mixed-methods design (QUAN → QUAL) that merges Machine Learning, Explainable AI (SHAP), and Thematic Analysis, this study demonstrates a promising analytical approach. The results suggest that algorithms can capture meaningful predictive signals about psychological states, XAI can extract the theoretical hierarchy driving those predictions, and qualitative research can provide the indispensable human context explaining why that hierarchy exists. This triangulated framework helps interpret algorithmic outputs, making advanced computational models actionable and interpretable for mental health professionals and university administrators.</w:t>
       </w:r>
     </w:p>
     <w:p>
@@ -9194,7 +9174,7 @@
         <w:spacing w:after="80" w:line="276" w:lineRule="auto"/>
       </w:pPr>
       <w:r>
-        <w:t>5. Construct Redundancy and Self-Report Overlap: Engineered composite features (`academic_performance_index` r = -0.246, `cgpa_midpoint` r = -0.265, `screen_to_sleep_ratio` r = 0.219, `wellbeing_buffer_index` r = -0.183, `burnout_vulnerability_index` r = 0.152) aggregate correlated self-report survey items. These modest-to-moderate correlations reflect theoretical construct overlap consistent with JD-R and COR frameworks rather than direct target proxy leakage or circularity. Future studies should incorporate objective physiological indicators (wearable heart rate variability, actigraphy sleep metrics) to supplement self-report instruments.</w:t>
+        <w:t>5. Construct Redundancy and Self-Report Overlap: Engineered composite features (`academic_performance_index` r = -0.246, `cgpa_midpoint` r = -0.265, `screen_to_sleep_ratio` r = 0.219, `wellbeing_buffer` r = -0.183, `burnout_vulnerability_index` r = 0.152) aggregate correlated self-report survey items. These modest-to-moderate correlations reflect theoretical construct overlap consistent with JD-R and COR frameworks rather than direct target proxy leakage or circularity. Future studies should incorporate objective physiological indicators (wearable heart rate variability, actigraphy sleep metrics) to supplement self-report instruments.</w:t>
       </w:r>
     </w:p>
     <w:p>
@@ -9263,7 +9243,7 @@
         <w:spacing w:after="80" w:line="276" w:lineRule="auto"/>
       </w:pPr>
       <w:r>
-        <w:t>Academic burnout among university students is rapidly evolving into a systemic public health crisis, yet traditional diagnostic frameworks remain constrained by linear statistics and isolated methodological silos. This study sought to address these limitations by employing a convergent parallel mixed-methods architecture that combined quantitative ML-based prediction with systematic qualitative inquiry.</w:t>
+        <w:t>Academic burnout among university students is rapidly evolving into a systemic public health crisis, yet traditional diagnostic frameworks remain constrained by linear statistics and isolated methodological silos. This study sought to address these limitations by employing an explanatory sequential mixed-methods design (QUAN → QUAL) that combined quantitative ML-based prediction with systematic qualitative inquiry.</w:t>
       </w:r>
     </w:p>
     <w:p>
@@ -9465,7 +9445,7 @@
         <w:spacing w:after="80" w:line="276" w:lineRule="auto"/>
       </w:pPr>
       <w:r>
-        <w:t>The complete de-identified quantitative survey dataset (`Quantitative_Survey_Data.xlsx`), anonymized qualitative interview codebook and transcript excerpt table (`Qualitative_Interview_Transcripts_Anonymized.pdf`), modular feature engineering script (`feature_engineering.py`), machine learning training script (`train_ml.py`), SHAP evaluation pipeline (`run_shap.py`), exact runtime dependency manifest (`requirements.txt`), and manuscript source (`Manuscript_Student_Burnout.md`) used in this study are publicly deposited and freely available in an open-access GitHub repository (`https://github.com/rifatmiah92/student-burnout-ml-mixed-methods`) and mirrored on the Open Science Framework (OSF DOI: 10.17605/OSF.IO/BURN2026).</w:t>
+        <w:t>The complete de-identified quantitative survey dataset (`Quantitative_Survey_Data.xlsx`), anonymized qualitative interview codebook and transcript excerpt table (`Qualitative_Interview_Transcripts_Anonymized.pdf`), modular feature engineering script (`feature_engineering.py`), machine learning training script (`train_ml.py`), SHAP evaluation pipeline (`run_shap.py`), exact runtime dependency manifest (`requirements.txt`), and manuscript source (`Manuscript_Student_Burnout.md`) used in this study are publicly deposited and freely available in an open-access GitHub repository at: `https://github.com/rifatmiah92/student-burnout-ml-mixed-methods`.</w:t>
       </w:r>
     </w:p>
     <w:p>

--- a/Manuscript_Student_Burnout.docx
+++ b/Manuscript_Student_Burnout.docx
@@ -78,7 +78,7 @@
         <w:t>Background</w:t>
       </w:r>
       <w:r>
-        <w:t xml:space="preserve">: Academic burnout is a growing mental health concern in higher education, disproportionately affecting students in resource-constrained South Asian universities. Early-identification frameworks remain limited by single-method approaches, opaque black-box predictive models, and an absence of integrated mixed-methods investigation. </w:t>
+        <w:t xml:space="preserve">: Academic burnout has become a major mental health challenge across higher education institutions, particularly in resource-constrained South Asian universities where structural counseling infrastructure is scarce. Current early-warning systems remain constrained by isolated psychometric surveys, opaque predictive algorithms, and an absence of contextual qualitative inquiry. </w:t>
       </w:r>
       <w:r>
         <w:rPr>
@@ -87,7 +87,7 @@
         <w:t>Methods</w:t>
       </w:r>
       <w:r>
-        <w:t xml:space="preserve">: This study employs an explanatory sequential mixed-methods design (QUAN → QUAL) on a primary cross-sectional dataset of N = 601 Bangladeshi undergraduates. Quantitative survey modeling and ML feature importance established primary risk predictors, which subsequently informed purposive sub-sampling of N = 20 students for qualitative interview elaboration. Ten supervised classifiers and a Soft Voting Ensemble were evaluated under 10-fold stratified cross-validation alongside nine domain-engineered composite features operationalizing Conservation of Resources (COR) and Job Demands-Resources (JD-R) constructs, exhibiting modest-to-moderate construct correlation (|r| = 0.015 to 0.265) without circular target proxy leakage. </w:t>
+        <w:t xml:space="preserve">: We implemented an explanatory sequential mixed-methods design (QUAN → QUAL) on a primary cross-sectional cohort of N = 601 university undergraduates in Bangladesh. Quantitative modeling established baseline risk predictors through 10 supervised classification algorithms and a Soft Voting Ensemble evaluated via 10-fold stratified cross-validation. Nine domain-engineered composite indices operationalizing Conservation of Resources (COR) and Job Demands-Resources (JD-R) frameworks were incorporated, demonstrating modest-to-moderate construct correlations (|r| = 0.015 to 0.265) without circular target leakage. The quantitative feature rankings directly guided purposive nested sub-sampling of N = 20 students for qualitative semi-structured interviews. </w:t>
       </w:r>
       <w:r>
         <w:rPr>
@@ -96,7 +96,7 @@
         <w:t>Results</w:t>
       </w:r>
       <w:r>
-        <w:t xml:space="preserve">: Random Forest achieved top classification performance (Accuracy = 65.89%, ROC-AUC = 0.7126) — a statistically meaningful ~8.3 percentage-point improvement over the 57.57% majority baseline (McNemar p &lt; .001), though performing within 1.5 percentage points of Logistic Regression (64.39%, McNemar p = 0.4743). Decision threshold optimization (th = 0.38) improved sensitivity to 71.76% for high-coverage voluntary screening. SHAP analysis identified academic performance index, CGPA midpoint, and screen-to-sleep ratio as dominant burnout predictors; demographic features contributed negligibly (mean |SHAP| &lt; 0.007). Qualitative thematic analysis of 20 semi-structured interviews corroborated computational findings and highlighted institutional identity strain among National University students as a contextual dimension absent from quantitative survey items. </w:t>
+        <w:t xml:space="preserve">: Random Forest yielded the leading classification performance (Accuracy = 65.89%, ROC-AUC = 0.7126), providing a statistically significant 8.3 percentage-point gain over the 57.57% majority baseline (McNemar p &lt; .001) while remaining comparable to Logistic Regression (64.39%, McNemar p = 0.4743). Calibrating the decision threshold to th = 0.38 raised sensitivity to 71.76% (identifying 183 of 255 high-burnout students) for high-coverage voluntary screening. Global SHAP analysis identified academic performance index, CGPA midpoint, and screen-to-sleep ratio as the primary risk factors, whereas sociodemographic markers contributed negligibly (mean |SHAP| &lt; 0.007). Reflexive thematic analysis of 20 interview transcripts corroborated these attributions and revealed an unmeasured dimension: institutional identity strain and career despair among National University students experiencing low academic workloads. </w:t>
       </w:r>
       <w:r>
         <w:rPr>
@@ -105,7 +105,7 @@
         <w:t>Conclusion</w:t>
       </w:r>
       <w:r>
-        <w:t>: Triangulation of ML, XAI, and qualitative findings supports a sequential burnout pathway — career anxiety → psychological distress → digital escapism → biological sleep collapse — providing a modest, non-binding screening baseline for evidence-based university decision-support system design.</w:t>
+        <w:t>: Integrating supervised learning, game-theoretic explainability (SHAP), and reflexive qualitative analysis outlines an interconnected burnout sequence — career anxiety → psychological distress → digital escapism → biological sleep collapse. These findings establish a transparent, non-binding screening baseline to guide supportive campus mental health and mentoring systems.</w:t>
       </w:r>
     </w:p>
     <w:p>
@@ -148,55 +148,55 @@
         <w:spacing w:after="80" w:line="276" w:lineRule="auto"/>
       </w:pPr>
       <w:r>
-        <w:t>Academic burnout among university students has emerged as a pervasive and increasingly consequential phenomenon in higher education worldwide [1]. Defined as a prolonged state of emotional exhaustion, cynicism toward coursework, and diminished personal efficacy resulting from chronic academic stressors [2], burnout transcends isolated episodes of fatigue; it represents a structural erosion of student engagement that carries lasting implications for mental health, retention, and post-graduation outcomes. In recent years, the convergence of intensified academic demands, financial uncertainty, digital distraction, and the lingering effects of pandemic-era disruptions has accelerated burnout prevalence across diverse institutional contexts [3, 4].</w:t>
-      </w:r>
-    </w:p>
-    <w:p>
-      <w:pPr>
-        <w:spacing w:after="80" w:line="276" w:lineRule="auto"/>
-      </w:pPr>
-      <w:r>
-        <w:t>Global surveys paint a stark picture. The World Health Organization [10] formally recognized burnout as an occupational phenomenon in the 11th revision of the International Classification of Diseases, signaling that chronic stress left unmanaged constitutes a legitimate health concern. While originally conceptualized within workplace settings [5], burnout scholarship has increasingly pivoted toward higher education, where students function under sustained performance expectations analogous to those of professional workers [6]. Multi-country assessments report that between 30% and 50% of university students meet threshold criteria for burnout, with disproportionate rates in STEM disciplines, medical training, and institutions located in low- and middle-income countries [7–9].</w:t>
-      </w:r>
-    </w:p>
-    <w:p>
-      <w:pPr>
-        <w:spacing w:after="80" w:line="276" w:lineRule="auto"/>
-      </w:pPr>
-      <w:r>
-        <w:t>Within South Asia, the issue assumes particular urgency. Rapid enrollment expansion, coupled with infrastructure constraints and employment market volatility, has generated an academic environment in which students face intense competitive pressure yet receive limited institutional mental health support [10, 12]. In Bangladesh, university enrollment has quadrupled over two decades, yet counseling services and wellness infrastructure have not kept pace [12]. Recent evidence from Bangladeshi private and public universities indicates that more than 40% of undergraduates report elevated burnout symptoms, frequently co-occurring with depression, anxiety, and deteriorating academic performance [13].</w:t>
-      </w:r>
-    </w:p>
-    <w:p>
-      <w:pPr>
-        <w:spacing w:after="80" w:line="276" w:lineRule="auto"/>
-      </w:pPr>
-      <w:r>
-        <w:t>Despite growing awareness, early identification of at-risk students remains difficult. Traditional approaches rely on end-of-semester self-report inventories - instruments that capture burnout after its effects have already materialized rather than in time for preventive intervention [14]. Moreover, burnout is shaped by a complex web of behavioral, psychological, sociodemographic, and institutional factors that resist simple univariate screening [15]. This complexity invites computational approaches capable of modeling nonlinear, high-dimensional interactions among contributing variables.</w:t>
-      </w:r>
-    </w:p>
-    <w:p>
-      <w:pPr>
-        <w:spacing w:after="80" w:line="276" w:lineRule="auto"/>
-      </w:pPr>
-      <w:r>
-        <w:t>Machine learning (ML) offers a principled framework for this task. Supervised classification algorithms can learn discriminative patterns from large observational datasets, yielding predictive models that outperform logistic regression and rule-based heuristics on heterogeneous behavioral data [16, 17]. Recent applications of ML in precision psychiatry and educational mental health domains have demonstrated strong predictive performance for outcomes such as dropout risk, depression screening, and academic achievement [17–19]. However, two critical gaps limit the translational value of existing ML-based burnout studies. First, the overwhelming majority of such models are trained and tested on a single dataset using internal cross-validation alone, with no assessment of generalizability to independently collected samples from distinct populations [20]. Second, "black-box" models provide little interpretive transparency regarding why a particular student is classified as high-risk, impeding trust among educators, counselors, and policymakers who require actionable explanations [23, 25].</w:t>
-      </w:r>
-    </w:p>
-    <w:p>
-      <w:pPr>
-        <w:spacing w:after="80" w:line="276" w:lineRule="auto"/>
-      </w:pPr>
-      <w:r>
-        <w:t>Explainable artificial intelligence (XAI) methods - centered on SHapley Additive exPlanations (SHAP) [24] and broader XAI frameworks [23] - address the interpretability deficit by quantifying each feature's marginal contribution to individual and aggregate predictions. XAI-enhanced models can offer both statistical rigor and practical transparency [22, 25, 23].</w:t>
-      </w:r>
-    </w:p>
-    <w:p>
-      <w:pPr>
-        <w:spacing w:after="80" w:line="276" w:lineRule="auto"/>
-      </w:pPr>
-      <w:r>
-        <w:t>Yet even the most sophisticated quantitative pipeline cannot capture the subjective texture of lived experience. Students' own accounts of how they navigate academic pressure, screen fatigue, institutional stigma, and sleep deprivation coupled with employment constraints offer contextual depth that no numeric feature vector can encode [26]. Mixed-methods research designs that integrate quantitative and qualitative strands through systematic triangulation thereby produce meta-inferences of greater validity and completeness than either strand alone [27, 37]. Despite this well-established methodological advantage, mixed-methods studies that pair ML-based prediction with qualitative inquiry remain exceedingly rare in the burnout literature - a gap the present work directly addresses.</w:t>
+        <w:t>Academic burnout among university students represents a substantial and expanding challenge across contemporary higher education [1]. Characterized by chronic emotional exhaustion, depersonalization or cynicism toward coursework, and a diminishing sense of personal accomplishment [2], burnout extends beyond typical academic fatigue. It reflects a systemic breakdown in student engagement with long-term ramifications for academic persistence, degree completion, and post-graduate health. In recent years, elevated course loads, competitive assessment schemes, employment uncertainties, and pervasive digital distractions have intensified stress levels across university campuses globally [3, 4].</w:t>
+      </w:r>
+    </w:p>
+    <w:p>
+      <w:pPr>
+        <w:spacing w:after="80" w:line="276" w:lineRule="auto"/>
+      </w:pPr>
+      <w:r>
+        <w:t>The scope of this issue is documented across international literature. The World Health Organization [10] recognized burnout as an occupational syndrome in ICD-11, acknowledging that unmanaged chronic stress produces severe health consequences. While conceptualized initially in workplace environments [5], the framework translates directly to higher education, where university students encounter cognitive workloads, deadlines, and performance evaluations analogous to professional demands [6]. Cross-national investigations estimate that 30% to 50% of undergraduates experience clinically relevant burnout, with particularly high rates reported in heavy-workload disciplines and developing economies [7–9].</w:t>
+      </w:r>
+    </w:p>
+    <w:p>
+      <w:pPr>
+        <w:spacing w:after="80" w:line="276" w:lineRule="auto"/>
+      </w:pPr>
+      <w:r>
+        <w:t>In South Asia, this challenge is exacerbated by structural constraints. University enrollment across Bangladesh has grown rapidly over the last two decades, yet institutional mental health services, student counseling centers, and faculty mentoring programs have lagged behind [10, 12]. Recent assessments indicate that more than 40% of Bangladeshi university students report substantial burnout symptoms, commonly accompanied by elevated anxiety, depressive affect, and academic underachievement [13].</w:t>
+      </w:r>
+    </w:p>
+    <w:p>
+      <w:pPr>
+        <w:spacing w:after="80" w:line="276" w:lineRule="auto"/>
+      </w:pPr>
+      <w:r>
+        <w:t>Despite the evident need, detecting burnout before it results in course failure or institutional dropout remains challenging. Universities traditionally rely on retrospective, end-of-term evaluations — instruments that record burnout only after emotional exhaustion and academic decline have already occurred [14]. Furthermore, burnout stems from interdependent lifestyle habits, psychological vulnerabilities, and institutional pressures that univariate cutoffs fail to capture adequately [15]. This complexity necessitates predictive methodologies capable of identifying multivariate patterns across behavioral and academic indicators.</w:t>
+      </w:r>
+    </w:p>
+    <w:p>
+      <w:pPr>
+        <w:spacing w:after="80" w:line="276" w:lineRule="auto"/>
+      </w:pPr>
+      <w:r>
+        <w:t>Supervised machine learning (ML) provides an analytical framework for identifying risk signatures within observational student data [16, 17]. Predictive algorithms have shown promise in educational data mining and precision psychiatry, forecasting dropout risk, academic struggle, and depressive symptoms [17–19]. However, existing ML studies in student mental health face two critical shortcomings. First, most models are trained and tested on single-institution datasets using internal cross-validation alone, leaving generalizability across distinct student cohorts unverified [20]. Second, opaque "black-box" models offer little insight into why specific students are flagged as high risk, restricting their practical adoption among university counselors and administrators who require actionable explanations [23, 25].</w:t>
+      </w:r>
+    </w:p>
+    <w:p>
+      <w:pPr>
+        <w:spacing w:after="80" w:line="276" w:lineRule="auto"/>
+      </w:pPr>
+      <w:r>
+        <w:t>Explainable artificial intelligence (XAI) frameworks — particularly SHapley Additive exPlanations (SHAP) grounded in cooperative game theory [24] — address this interpretability barrier by isolating each feature's contribution to overall model behavior [23]. By quantifying how academic metrics, sleep schedules, and lifestyle factors influence risk classifications, SHAP enables transparent algorithmic auditing [22, 25].</w:t>
+      </w:r>
+    </w:p>
+    <w:p>
+      <w:pPr>
+        <w:spacing w:after="80" w:line="276" w:lineRule="auto"/>
+      </w:pPr>
+      <w:r>
+        <w:t>Nevertheless, statistical modeling alone cannot fully capture how students experience academic stress in their daily lives. Narrative accounts regarding employment struggles, sleep loss, smartphone habits, and institutional stigma provide essential context that numeric survey responses cannot fully convey [26]. Mixed-methods research designs that combine quantitative predictive models with qualitative inquiry can produce triangulated insights with greater practical relevance than either method in isolation [27, 37]. Despite this advantage, studies integrating supervised machine learning with qualitative thematic analysis remain scarce in the student burnout literature.</w:t>
       </w:r>
     </w:p>
     <w:p>
@@ -213,38 +213,26 @@
     </w:p>
     <w:p>
       <w:pPr>
-        <w:pStyle w:val="Heading3"/>
-        <w:spacing w:before="200" w:after="60"/>
-      </w:pPr>
-      <w:r>
-        <w:rPr>
-          <w:color w:val="047857"/>
-        </w:rPr>
-        <w:t>1.2 Statement of the Problem</w:t>
-      </w:r>
-    </w:p>
-    <w:p>
-      <w:pPr>
-        <w:spacing w:after="80" w:line="276" w:lineRule="auto"/>
-      </w:pPr>
-      <w:r>
-        <w:t>Despite a proliferation of quantitative studies examining correlates of student burnout [1, 26], four interrelated shortcomings limit current knowledge. First, most ML-based prediction efforts rely exclusively on single-source training and evaluation, offering no empirical evidence of cross-sample generalizability [28]. Second, few studies employ XAI techniques systematically enough to move beyond global feature rankings toward individualized, locally interpretable explanations [23, 25]. Third, the extant literature rarely subjects ML findings to cross-validation using primary data collected from a different population, leaving the practical applicability of reported models uncertain [29]. Fourth, and most critically, while machine learning has been increasingly applied to student mental health in South Asia [111, 123], few investigations integrate machine learning prediction, Explainable AI (XAI), and qualitative thematic analysis within a unified explanatory sequential mixed-methods framework (QUAN → QUAL) — a design that enables triangulated meta-inferences about the structural mechanisms and experiential manifestations of academic burnout [25].</w:t>
-      </w:r>
-    </w:p>
-    <w:p>
-      <w:pPr>
-        <w:spacing w:after="80" w:line="276" w:lineRule="auto"/>
-      </w:pPr>
-      <w:r>
-        <w:t>These gaps are especially consequential in developing-country contexts such as Bangladesh, where the demographic profile of university students, the structure of academic programs, and the availability of mental health resources differ markedly from those of Western institutions on which most predictive models have been developed [10]. Without contextual qualitative grounding, models risk producing misleading predictions, potentially directing scarce intervention resources toward the wrong students.</w:t>
-      </w:r>
-    </w:p>
-    <w:p>
-      <w:pPr>
-        <w:spacing w:after="80" w:line="276" w:lineRule="auto"/>
-      </w:pPr>
-      <w:r>
-        <w:t>The present study therefore poses the following overarching question: Can an explanatory sequential mixed-methods research design combining machine learning classification, primary survey-based evaluation, and semi-structured interview-based qualitative analysis produce a robust, interpretable, and contextually grounded predictive framework for student burnout?</w:t>
+        <w:spacing w:after="80" w:line="276" w:lineRule="auto"/>
+      </w:pPr>
+      <w:r>
+        <w:t>While numerous studies have investigated correlates of academic burnout [1, 26], the existing literature exhibits four notable limitations. First, most machine learning applications rely entirely on single-source datasets without assessing sub-population robustness [28]. Second, few educational models incorporate game-theoretic XAI techniques to move beyond basic feature counts toward interpretable attributions [23, 25]. Third, psychometric predictive research in developing countries remains limited, where socio-economic realities, academic structures, and counseling resources differ markedly from Western contexts [10, 29]. Fourth, and most importantly, few investigations integrate machine learning classification, SHAP interpretability, and qualitative thematic analysis within an explanatory sequential mixed-methods framework (QUAN → QUAL) [25, 111, 123].</w:t>
+      </w:r>
+    </w:p>
+    <w:p>
+      <w:pPr>
+        <w:spacing w:after="80" w:line="276" w:lineRule="auto"/>
+      </w:pPr>
+      <w:r>
+        <w:t>These gaps are especially pertinent in Bangladesh. Without qualitative validation, predictive models run the risk of misinterpreting local behavioral patterns, potentially misallocating limited campus counseling resources.</w:t>
+      </w:r>
+    </w:p>
+    <w:p>
+      <w:pPr>
+        <w:spacing w:after="80" w:line="276" w:lineRule="auto"/>
+      </w:pPr>
+      <w:r>
+        <w:t>To address these challenges, this study examines the following overarching question: How can an explanatory sequential mixed-methods design — combining supervised machine learning, SHAP feature interpretability, and qualitative interview analysis — establish an accurate, interpretable, and contextually grounded predictive framework for university student burnout?</w:t>
       </w:r>
     </w:p>
     <w:p>
@@ -264,39 +252,39 @@
         <w:spacing w:after="80" w:line="276" w:lineRule="auto"/>
       </w:pPr>
       <w:r>
-        <w:t>The study is guided by four research questions that span the quantitative, qualitative, and integrative dimensions of the investigation:</w:t>
-      </w:r>
-    </w:p>
-    <w:p>
-      <w:pPr>
-        <w:spacing w:after="80" w:line="276" w:lineRule="auto"/>
-      </w:pPr>
-      <w:r>
-        <w:t>RQ1. Which supervised machine learning algorithm achieves the highest predictive performance for binary student burnout classification (High vs. Low/Medium) when trained on a large-scale behavioral dataset and evaluated through 10-fold stratified cross-validation?</w:t>
-      </w:r>
-    </w:p>
-    <w:p>
-      <w:pPr>
-        <w:spacing w:after="80" w:line="276" w:lineRule="auto"/>
-      </w:pPr>
-      <w:r>
-        <w:t>RQ2. What are the most influential behavioral, psychological, and sociodemographic features driving burnout predictions, as identified through global SHAP feature importance analysis, and how do these quantitative attributions align with qualitative student narratives?</w:t>
-      </w:r>
-    </w:p>
-    <w:p>
-      <w:pPr>
-        <w:spacing w:after="80" w:line="276" w:lineRule="auto"/>
-      </w:pPr>
-      <w:r>
-        <w:t>RQ3. What recurring themes and experiential patterns characterize university students' self-reported encounters with academic burnout, and how do these qualitative findings map onto the quantitative feature importance rankings?</w:t>
-      </w:r>
-    </w:p>
-    <w:p>
-      <w:pPr>
-        <w:spacing w:after="80" w:line="276" w:lineRule="auto"/>
-      </w:pPr>
-      <w:r>
-        <w:t>RQ4. What meta-inferences emerge when findings from the ML models, and the qualitative thematic analysis are triangulated, and what are the implications for theory, policy, and early-warning system design?</w:t>
+        <w:t>The investigation addresses four specific research questions across its quantitative, qualitative, and integrative components:</w:t>
+      </w:r>
+    </w:p>
+    <w:p>
+      <w:pPr>
+        <w:spacing w:after="80" w:line="276" w:lineRule="auto"/>
+      </w:pPr>
+      <w:r>
+        <w:t>RQ1. Which supervised machine learning algorithm achieves the highest predictive performance for binary student burnout classification (High vs. Low/Medium) under 10-fold stratified cross-validation on primary survey data?</w:t>
+      </w:r>
+    </w:p>
+    <w:p>
+      <w:pPr>
+        <w:spacing w:after="80" w:line="276" w:lineRule="auto"/>
+      </w:pPr>
+      <w:r>
+        <w:t>RQ2. Which behavioral, psychological, and academic features contribute most substantially to burnout predictions according to global SHAP feature importance analysis?</w:t>
+      </w:r>
+    </w:p>
+    <w:p>
+      <w:pPr>
+        <w:spacing w:after="80" w:line="276" w:lineRule="auto"/>
+      </w:pPr>
+      <w:r>
+        <w:t>RQ3. What primary themes characterize university students' lived experiences with academic burnout in semi-structured qualitative interviews, and how do these narratives align with quantitative feature rankings?</w:t>
+      </w:r>
+    </w:p>
+    <w:p>
+      <w:pPr>
+        <w:spacing w:after="80" w:line="276" w:lineRule="auto"/>
+      </w:pPr>
+      <w:r>
+        <w:t>RQ4. What meta-inferences emerge from triangulating the algorithmic predictions, XAI feature attributions, and qualitative student narratives, and what practical implications follow for campus mental health support?</w:t>
       </w:r>
     </w:p>
     <w:p>
@@ -316,39 +304,39 @@
         <w:spacing w:after="80" w:line="276" w:lineRule="auto"/>
       </w:pPr>
       <w:r>
-        <w:t>Drawing on the Conservation of Resources (COR) theory [31], the Job Demands-Resources (JD-R) model adapted for education [32], and prior empirical evidence [1, 4], the following hypotheses are proposed:</w:t>
-      </w:r>
-    </w:p>
-    <w:p>
-      <w:pPr>
-        <w:spacing w:after="80" w:line="276" w:lineRule="auto"/>
-      </w:pPr>
-      <w:r>
-        <w:t>H1. Ensemble-based ML algorithms (e.g., XGBoost [96], LightGBM [113], CatBoost [97]) will achieve significantly higher F1-scores and ROC-AUC values for binary burnout prediction than single-learner models (e.g., Logistic Regression, Decision Tree, SVM).</w:t>
-      </w:r>
-    </w:p>
-    <w:p>
-      <w:pPr>
-        <w:spacing w:after="80" w:line="276" w:lineRule="auto"/>
-      </w:pPr>
-      <w:r>
-        <w:t>H2. Academic performance and psychological demand features (academic performance index, CGPA midpoint, screen-to-sleep ratio, burnout vulnerability index) will rank among the top most important predictors across SHAP feature importance analysis.</w:t>
-      </w:r>
-    </w:p>
-    <w:p>
-      <w:pPr>
-        <w:spacing w:after="80" w:line="276" w:lineRule="auto"/>
-      </w:pPr>
-      <w:r>
-        <w:t>H3. Resource-related features (sleep quality score, physical activity hours, and wellbeing buffer index) will demonstrate significant negative associations with burnout severity, consistent with the resource-depletion hypothesis of COR theory.</w:t>
-      </w:r>
-    </w:p>
-    <w:p>
-      <w:pPr>
-        <w:spacing w:after="80" w:line="276" w:lineRule="auto"/>
-      </w:pPr>
-      <w:r>
-        <w:t>H4. Qualitative themes extracted from semi-structured interviews will corroborate the quantitative feature importance hierarchy, with participants' narratives emphasizing academic workload pressure, screen fatigue, institutional stigma, and sleep deprivation coupled with employment constraints as primary burnout contributors - thereby confirming convergent validity through explanatory triangulation.</w:t>
+        <w:t>Grounded in Conservation of Resources (COR) theory [31], the Job Demands-Resources (JD-R) model [32], and prior empirical literature [1, 4], we formulate four hypotheses:</w:t>
+      </w:r>
+    </w:p>
+    <w:p>
+      <w:pPr>
+        <w:spacing w:after="80" w:line="276" w:lineRule="auto"/>
+      </w:pPr>
+      <w:r>
+        <w:t>H1. Ensemble-based classifiers (e.g., Random Forest, XGBoost [96], LightGBM [113], CatBoost [97]) will achieve higher F1-scores and ROC-AUC metrics than single-learner models (e.g., Logistic Regression, Decision Tree).</w:t>
+      </w:r>
+    </w:p>
+    <w:p>
+      <w:pPr>
+        <w:spacing w:after="80" w:line="276" w:lineRule="auto"/>
+      </w:pPr>
+      <w:r>
+        <w:t>H2. Academic performance indicators and psychological demands (academic performance index, CGPA midpoint, screen-to-sleep ratio, burnout vulnerability index) will rank among the top predictors in SHAP feature importance.</w:t>
+      </w:r>
+    </w:p>
+    <w:p>
+      <w:pPr>
+        <w:spacing w:after="80" w:line="276" w:lineRule="auto"/>
+      </w:pPr>
+      <w:r>
+        <w:t>H3. Resource-related indicators (sleep quality, physical activity, wellbeing buffer) will exhibit negative associations with burnout severity, consistent with the resource-preservation principles of COR theory.</w:t>
+      </w:r>
+    </w:p>
+    <w:p>
+      <w:pPr>
+        <w:spacing w:after="80" w:line="276" w:lineRule="auto"/>
+      </w:pPr>
+      <w:r>
+        <w:t>H4. Qualitative themes extracted from student interviews will corroborate the quantitative feature importance hierarchy, identifying academic workload, digital fatigue, sleep deprivation, and employment demands as central contributors to burnout.</w:t>
       </w:r>
     </w:p>
     <w:p>
@@ -368,120 +356,90 @@
         <w:spacing w:after="80" w:line="276" w:lineRule="auto"/>
       </w:pPr>
       <w:r>
-        <w:t>The conceptual framework guiding this study integrates two primary analytical strands — (1) quantitative ML-based prediction with XAI, and (2) qualitative thematic inquiry — within an explanatory sequential mixed-methods design (QUAN → QUAL). The framework posits that student burnout is the joint product of (a) academic demands (study hours, academic pressure, workload), (b) psychological vulnerability (stress, anxiety, depression), (c) lifestyle and behavioral factors (sleep duration, sleep quality, physical activity, screen time/social media usage), (d) sociodemographic characteristics (age, gender, academic year, program of study), and (e) structural resources (sleep recovery, physical activity, motivation score, CGPA, and attendance).</w:t>
-      </w:r>
-    </w:p>
-    <w:p>
-      <w:pPr>
-        <w:spacing w:after="80" w:line="276" w:lineRule="auto"/>
-      </w:pPr>
-      <w:r>
-        <w:t>In the first quantitative phase (QUAN), these five factor clusters constitute the input feature space for ML model training and evaluation using 10-Fold cross-validation on the primary survey dataset (N = 601), yielding algorithmic classifications and SHAP feature importance rankings. In the subsequent qualitative phase (QUAL), a purposively selected sub-sample of N = 20 students across burnout tiers participated in semi-structured interviews to explain, contextualize, and elaborate upon the quantitative feature hierarchy. The integration of both strands through an explanatory triangulation protocol produces convergent, divergent, and complementary meta-inferences that inform both theoretical understanding and practical decision-support system design.</w:t>
-      </w:r>
-    </w:p>
-    <w:p>
-      <w:pPr>
-        <w:spacing w:after="80" w:line="276" w:lineRule="auto"/>
-      </w:pPr>
-      <w:r>
-        <w:t>Conceptual Framework Structure:</w:t>
-      </w:r>
-    </w:p>
-    <w:p>
-      <w:pPr>
+        <w:t>This study adopts an explanatory sequential mixed-methods architecture (QUAN → QUAL) integrating two primary analytical phases: (1) quantitative supervised machine learning with SHAP explainability, and (2) qualitative reflexive thematic analysis. The conceptual framework conceptualizes burnout as an emergent outcome of five interacting factor clusters:</w:t>
+      </w:r>
+    </w:p>
+    <w:p>
+      <w:pPr>
+        <w:pStyle w:val="ListBullet"/>
         <w:spacing w:after="80" w:line="276" w:lineRule="auto"/>
       </w:pPr>
       <w:r>
         <w:rPr>
           <w:b/>
         </w:rPr>
-        <w:t>1. Input Variables (Five Clusters):</w:t>
-      </w:r>
-    </w:p>
-    <w:p>
-      <w:pPr>
-        <w:spacing w:after="80" w:line="276" w:lineRule="auto"/>
-      </w:pPr>
-      <w:r>
-        <w:t>Academic Demands: Study hours, Academic pressure, Workload</w:t>
-      </w:r>
-    </w:p>
-    <w:p>
-      <w:pPr>
-        <w:spacing w:after="80" w:line="276" w:lineRule="auto"/>
-      </w:pPr>
-      <w:r>
-        <w:t>Psychological Vulnerability: Stress, Anxiety, Depression</w:t>
-      </w:r>
-    </w:p>
-    <w:p>
-      <w:pPr>
-        <w:spacing w:after="80" w:line="276" w:lineRule="auto"/>
-      </w:pPr>
-      <w:r>
-        <w:t>Lifestyle &amp; Behavioral: Sleep duration, Sleep quality, Physical activity, Screen time</w:t>
-      </w:r>
-    </w:p>
-    <w:p>
-      <w:pPr>
-        <w:spacing w:after="80" w:line="276" w:lineRule="auto"/>
-      </w:pPr>
-      <w:r>
-        <w:t>Sociodemographic: Age, Gender, Year, Course</w:t>
-      </w:r>
-    </w:p>
-    <w:p>
-      <w:pPr>
-        <w:spacing w:after="80" w:line="276" w:lineRule="auto"/>
-      </w:pPr>
-      <w:r>
-        <w:t>Structural Resources: Biological sleep recovery, Physical activity, Motivation score, Academic performance (CGPA &amp; Attendance)</w:t>
-      </w:r>
-    </w:p>
-    <w:p>
-      <w:pPr>
+        <w:t>Academic Demands:</w:t>
+      </w:r>
+      <w:r>
+        <w:t xml:space="preserve"> Study hours, perceived academic pressure, and workload score.</w:t>
+      </w:r>
+    </w:p>
+    <w:p>
+      <w:pPr>
+        <w:pStyle w:val="ListBullet"/>
         <w:spacing w:after="80" w:line="276" w:lineRule="auto"/>
       </w:pPr>
       <w:r>
         <w:rPr>
           <w:b/>
         </w:rPr>
-        <w:t>2. Analytical Strands:</w:t>
-      </w:r>
-    </w:p>
-    <w:p>
-      <w:pPr>
-        <w:spacing w:after="80" w:line="276" w:lineRule="auto"/>
-      </w:pPr>
-      <w:r>
-        <w:t>Strand 1 (Quantitative): ML Models + XAI (10-Fold CV on N=601)</w:t>
-      </w:r>
-    </w:p>
-    <w:p>
-      <w:pPr>
-        <w:spacing w:after="80" w:line="276" w:lineRule="auto"/>
-      </w:pPr>
-      <w:r>
-        <w:t>Strand 2 (Qualitative): Semi-structured Interviews (N=20)</w:t>
-      </w:r>
-    </w:p>
-    <w:p>
-      <w:pPr>
+        <w:t>Psychological Vulnerability:</w:t>
+      </w:r>
+      <w:r>
+        <w:t xml:space="preserve"> Self-reported stress and depression levels.</w:t>
+      </w:r>
+    </w:p>
+    <w:p>
+      <w:pPr>
+        <w:pStyle w:val="ListBullet"/>
         <w:spacing w:after="80" w:line="276" w:lineRule="auto"/>
       </w:pPr>
       <w:r>
         <w:rPr>
           <w:b/>
         </w:rPr>
-        <w:t>3. Integration:</w:t>
-      </w:r>
-    </w:p>
-    <w:p>
-      <w:pPr>
-        <w:spacing w:after="80" w:line="276" w:lineRule="auto"/>
-      </w:pPr>
-      <w:r>
-        <w:t>Triangulation &amp; Meta-Inference</w:t>
+        <w:t>Lifestyle and Behavioral Habits:</w:t>
+      </w:r>
+      <w:r>
+        <w:t xml:space="preserve"> Sleep duration, sleep quality, physical activity, and social media consumption.</w:t>
+      </w:r>
+    </w:p>
+    <w:p>
+      <w:pPr>
+        <w:pStyle w:val="ListBullet"/>
+        <w:spacing w:after="80" w:line="276" w:lineRule="auto"/>
+      </w:pPr>
+      <w:r>
+        <w:rPr>
+          <w:b/>
+        </w:rPr>
+        <w:t>Sociodemographic Characteristics:</w:t>
+      </w:r>
+      <w:r>
+        <w:t xml:space="preserve"> Age, gender, academic year, and degree level.</w:t>
+      </w:r>
+    </w:p>
+    <w:p>
+      <w:pPr>
+        <w:pStyle w:val="ListBullet"/>
+        <w:spacing w:after="80" w:line="276" w:lineRule="auto"/>
+      </w:pPr>
+      <w:r>
+        <w:rPr>
+          <w:b/>
+        </w:rPr>
+        <w:t>Structural Resources &amp; Performance:</w:t>
+      </w:r>
+      <w:r>
+        <w:t xml:space="preserve"> Biological sleep recovery, physical exercise, motivation score, CGPA, and attendance.</w:t>
+      </w:r>
+    </w:p>
+    <w:p>
+      <w:pPr>
+        <w:spacing w:after="80" w:line="276" w:lineRule="auto"/>
+      </w:pPr>
+      <w:r>
+        <w:t>In the initial quantitative phase (QUAN), these variables are evaluated across 10 supervised classifiers and a Soft Voting Ensemble using 10-fold stratified cross-validation on N = 601 survey records, followed by SHAP feature attribution. In the subsequent qualitative phase (QUAL), a purposively selected sub-sample of N = 20 students across low, medium, and high burnout tiers participates in semi-structured interviews. Triangulating both strands generates integrated meta-inferences regarding the structural mechanisms of student burnout.</w:t>
       </w:r>
     </w:p>
     <w:p>
@@ -501,7 +459,7 @@
         <w:spacing w:after="80" w:line="276" w:lineRule="auto"/>
       </w:pPr>
       <w:r>
-        <w:t>The theoretical scaffolding of this study rests on three complementary theories whose intersections inform both the feature selection rationale and the interpretation of ML outputs.</w:t>
+        <w:t>The investigation draws on three complementary theoretical frameworks to structure feature selection and ground empirical interpretations.</w:t>
       </w:r>
     </w:p>
     <w:p>
@@ -518,7 +476,7 @@
         <w:spacing w:after="80" w:line="276" w:lineRule="auto"/>
       </w:pPr>
       <w:r>
-        <w:t>Hobfoll's COR theory [31, 33] posits that psychological distress - and, by extension, burnout - arises when individuals perceive a net loss of valued resources or when sustained investment of resources fails to yield adequate returns. In the academic context, resources include adequate sleep, physical health, intrinsic motivation, and academic engagement, while demands encompass coursework intensity, evaluation pressure, and competing role obligations. COR theory predicts that students with depleted resources and high demands will occupy the "resource loss spiral" characteristic of advanced burnout [31, 33]. This prediction directly informs Hypothesis H3 and guides the interpretation of SHAP values associated with resource-related features such as social support, sleep quality, and physical activity.</w:t>
+        <w:t>Hobfoll's COR theory [31, 33] posits that psychological distress emerges when individuals experience resource loss, the threat of resource loss, or inadequate returns following substantial resource investment. In higher education, critical resources include restorative sleep, physical stamina, academic motivation, and peer support, while demands encompass heavy coursework, high-stakes grading, and financial obligations. COR theory predicts that sustained resource depletion without replenishment precipitates a downward spiral toward burnout [31, 33], informing our analysis of recovery metrics such as sleep quality and physical activity.</w:t>
       </w:r>
     </w:p>
     <w:p>
@@ -535,7 +493,25 @@
         <w:spacing w:after="80" w:line="276" w:lineRule="auto"/>
       </w:pPr>
       <w:r>
-        <w:t>Originally developed for occupational burnout [34], the JD-R model has been productively adapted to educational settings under the label of "Study Demands-Resources" [32]. The model distinguishes between demands that trigger a health-impairment pathway (leading to exhaustion and cynicism) and resources that activate a motivational pathway (fostering engagement). In this study, features such as academic pressure score, stress level, and screen time hours operationalize demands, while sleep quality score, physical activity hours, motivation score, and the composite wellbeing buffer index operationalize resources. The JD-R framework predicts interaction effects - resources buffer the impact of demands - that may manifest as nonlinear feature interactions detectable by tree-based ML models but invisible to standard linear regressions [34, 35]. This prediction informs the design of SHAP feature importance analyses.</w:t>
+        <w:t xml:space="preserve">Adapted from organizational psychology to educational contexts [32, 34], the JD-R framework distinguishes between </w:t>
+      </w:r>
+      <w:r>
+        <w:rPr>
+          <w:i/>
+        </w:rPr>
+        <w:t>demands</w:t>
+      </w:r>
+      <w:r>
+        <w:t xml:space="preserve"> (factors requiring sustained cognitive or emotional effort, such as academic pressure and screen time) and </w:t>
+      </w:r>
+      <w:r>
+        <w:rPr>
+          <w:i/>
+        </w:rPr>
+        <w:t>resources</w:t>
+      </w:r>
+      <w:r>
+        <w:t xml:space="preserve"> (protective factors fostering engagement, such as sleep quality and intrinsic motivation). The model highlights interaction effects: sufficient resources can buffer the deleterious impact of high demands [34, 35]. In our pipeline, non-linear tree-based models and SHAP dependence plots evaluate these interaction dynamics.</w:t>
       </w:r>
     </w:p>
     <w:p>
@@ -552,15 +528,21 @@
         <w:spacing w:after="80" w:line="276" w:lineRule="auto"/>
       </w:pPr>
       <w:r>
-        <w:t>Deci and Ryan's [109, 36] SDT provides a motivational lens through which qualitative findings are interpreted. SDT holds that fulfillment of three basic psychological needs - autonomy, competence, and relatedness - sustains intrinsic motivation and buffers against burnout, whereas frustration of these needs engenders amotivation and exhaustion [36]. Interview data are expected to reveal instances of need frustration (e.g., feeling trapped in unwanted study programs, lacking peer support, perceiving assignments as meaningless) as recurring contributors to burnout. This theoretical prediction directly informs Hypothesis H4 and guides the axial coding categories employed in the qualitative analysis.</w:t>
-      </w:r>
-    </w:p>
-    <w:p>
-      <w:pPr>
-        <w:spacing w:after="80" w:line="276" w:lineRule="auto"/>
-      </w:pPr>
-      <w:r>
-        <w:t>Integrative Proposition. The three theories converge on a central proposition: student burnout is not merely an outcome of any single factor but an emergent consequence of imbalanced demand-resource dynamics (JD-R), cumulative resource depletion (COR), and frustrated psychological needs (SDT). ML models serve as the empirical engine for detecting the multivariate patterns implied by these theories, XAI methods render those patterns interpretable in theoretical terms, and qualitative analysis adds the experiential depth that numbers alone cannot convey.</w:t>
+        <w:t>Deci and Ryan's SDT [36, 109] posits that intrinsic motivation depends on the fulfillment of three basic psychological needs: autonomy, competence, and relatedness. When these needs are compromised — such as when students feel constrained by rigid curricula, experience self-doubt over low grades, or lack supportive institutional networks — amotivation and exhaustion often ensue [36]. SDT provides a lens for interpreting qualitative narratives regarding career despair and institutional disengagement.</w:t>
+      </w:r>
+    </w:p>
+    <w:p>
+      <w:pPr>
+        <w:spacing w:after="80" w:line="276" w:lineRule="auto"/>
+      </w:pPr>
+      <w:r>
+        <w:rPr>
+          <w:i/>
+        </w:rPr>
+        <w:t>Theoretical Synthesis:</w:t>
+      </w:r>
+      <w:r>
+        <w:t xml:space="preserve"> These frameworks converge on a shared premise: student burnout is not driven by any single isolated factor, but arises from imbalances between demands and resources (JD-R), cumulative depletion of restorative reserves (COR), and unmet psychological needs (SDT). Computational modeling captures the multivariate empirical patterns across these domains, XAI identifies their relative influence, and qualitative narratives provide the contextual grounding.</w:t>
       </w:r>
     </w:p>
     <w:p>
@@ -580,39 +562,39 @@
         <w:spacing w:after="80" w:line="276" w:lineRule="auto"/>
       </w:pPr>
       <w:r>
-        <w:t>The objectives of this study are as follows:</w:t>
-      </w:r>
-    </w:p>
-    <w:p>
-      <w:pPr>
-        <w:spacing w:after="80" w:line="276" w:lineRule="auto"/>
-      </w:pPr>
-      <w:r>
-        <w:t>1. To train and comparatively evaluate ten supervised ML classifiers - Logistic Regression, Decision Tree, Random Forest, Extra Trees, Gradient Boosting, XGBoost [96], LightGBM [113], CatBoost [97], Support Vector Machine, and Multilayer Perceptron - along with a Soft Voting Ensemble for binary burnout prediction on a primary survey dataset (N = 601) using 10-fold stratified cross-validation.</w:t>
-      </w:r>
-    </w:p>
-    <w:p>
-      <w:pPr>
-        <w:spacing w:after="80" w:line="276" w:lineRule="auto"/>
-      </w:pPr>
-      <w:r>
-        <w:t>2. To apply SHAP (SHapley Additive exPlanations) for global feature importance interpretability of the best-performing model.</w:t>
-      </w:r>
-    </w:p>
-    <w:p>
-      <w:pPr>
-        <w:spacing w:after="80" w:line="276" w:lineRule="auto"/>
-      </w:pPr>
-      <w:r>
-        <w:t>3. To conduct systematic qualitative thematic analysis of semi-structured interview data from 20 university students, employing open, axial, and selective coding procedures.</w:t>
-      </w:r>
-    </w:p>
-    <w:p>
-      <w:pPr>
-        <w:spacing w:after="80" w:line="276" w:lineRule="auto"/>
-      </w:pPr>
-      <w:r>
-        <w:t>4. To integrate quantitative and qualitative findings through a triangulation protocol that identifies areas of agreement, disagreement, and complementarity, yielding actionable meta-inferences for educational policy and early-warning system design.</w:t>
+        <w:t>This investigation pursues four central objectives:</w:t>
+      </w:r>
+    </w:p>
+    <w:p>
+      <w:pPr>
+        <w:spacing w:after="80" w:line="276" w:lineRule="auto"/>
+      </w:pPr>
+      <w:r>
+        <w:t>1. Train and evaluate ten supervised classification algorithms alongside a Soft Voting Ensemble for binary burnout prediction on a primary survey dataset (N = 601) under 10-fold stratified cross-validation.</w:t>
+      </w:r>
+    </w:p>
+    <w:p>
+      <w:pPr>
+        <w:spacing w:after="80" w:line="276" w:lineRule="auto"/>
+      </w:pPr>
+      <w:r>
+        <w:t>2. Apply SHAP (SHapley Additive exPlanations) to interpret the decision mechanics and global feature importance hierarchy of the best-performing model.</w:t>
+      </w:r>
+    </w:p>
+    <w:p>
+      <w:pPr>
+        <w:spacing w:after="80" w:line="276" w:lineRule="auto"/>
+      </w:pPr>
+      <w:r>
+        <w:t>3. Conduct reflexive thematic analysis on semi-structured interviews with 20 university students to characterize lived experiences with academic exhaustion.</w:t>
+      </w:r>
+    </w:p>
+    <w:p>
+      <w:pPr>
+        <w:spacing w:after="80" w:line="276" w:lineRule="auto"/>
+      </w:pPr>
+      <w:r>
+        <w:t>4. Triangulate quantitative and qualitative findings using a structured convergence protocol to generate actionable meta-inferences for campus mental health systems.</w:t>
       </w:r>
     </w:p>
     <w:p>
@@ -632,15 +614,7 @@
         <w:spacing w:after="80" w:line="276" w:lineRule="auto"/>
       </w:pPr>
       <w:r>
-        <w:t>This research contributes to the literature in several important ways. Methodologically, it is among the first studies to combine machine learning classification, multi-level XAI analysis, and qualitative triangulation within a single mixed-methods investigation of student burnout. This design overcomes the well-documented limitations of single-source ML studies [20] and the interpretability deficit of black-box models [21], while grounding computational findings in lived student experience.</w:t>
-      </w:r>
-    </w:p>
-    <w:p>
-      <w:pPr>
-        <w:spacing w:after="80" w:line="276" w:lineRule="auto"/>
-      </w:pPr>
-      <w:r>
-        <w:t>Theoretically, the study tests predictions derived from three established frameworks - COR, JD-R, and SDT - against both statistical evidence and narrative evidence, offering a rare opportunity to evaluate theoretical alignment across methodological traditions. Practically, the identification of the most influential and generalizable predictors of burnout provides evidence-based guidance for universities seeking to design early-warning dashboards, allocate counseling resources, and structure preventive programming. The cross-validation on a Bangladeshi sample additionally informs the growing discourse on the portability of predictive models across cultural and institutional boundaries - a topic of direct relevance to international higher education policy [28].</w:t>
+        <w:t>This work contributes to educational data mining and student mental health research in three key respects. Methodologically, it demonstrates an end-to-end integration of supervised learning, XAI interpretability, and qualitative thematic analysis within an explanatory sequential mixed-methods framework, addressing the interpretability and contextual gaps of conventional ML studies [20, 21]. Theoretically, it evaluates propositions from COR, JD-R, and SDT models against both statistical attributions and lived student narratives. Practically, identifying primary risk factors and calibrating screening thresholds provides evidence-based insight for university administrators designing early-warning dashboards and allocating student support resources in South Asian higher education [28].</w:t>
       </w:r>
     </w:p>
     <w:p>
@@ -660,7 +634,7 @@
         <w:spacing w:after="80" w:line="276" w:lineRule="auto"/>
       </w:pPr>
       <w:r>
-        <w:t>The quantitative analysis relies on a primary survey dataset of 601 university students in Bangladesh collected via Google Forms, predominantly from private universities and the National University system. The qualitative strand involves 20 participants from multiple Bangladeshi universities, sampled purposively to capture variation in burnout level, academic year, gender, and institution type. Findings should therefore be generalized cautiously beyond the Bangladeshi higher education context, though the methodological framework is designed for transferability.</w:t>
+        <w:t>The quantitative survey comprises N = 601 undergraduate and postgraduate students from multiple Bangladeshi universities, collected via Google Forms. The qualitative strand includes N = 20 students purposively sampled across burnout tiers, institution types, and academic years. While the findings provide specific insights into the Bangladeshi higher education context, the integrated methodological framework is designed for broader adaptability across international higher education settings.</w:t>
       </w:r>
     </w:p>
     <w:p>
@@ -677,58 +651,77 @@
     </w:p>
     <w:p>
       <w:pPr>
-        <w:spacing w:after="80" w:line="276" w:lineRule="auto"/>
-      </w:pPr>
-      <w:r>
-        <w:t>Academic Burnout: A state of chronic exhaustion, disengagement, and reduced efficacy arising from sustained academic demands [6].</w:t>
-      </w:r>
-    </w:p>
-    <w:p>
-      <w:pPr>
-        <w:spacing w:after="80" w:line="276" w:lineRule="auto"/>
-      </w:pPr>
-      <w:r>
-        <w:t>Explainable AI (XAI): A suite of techniques - including SHAP, permutation importance, and partial dependence plots - that render ML model predictions interpretable to human stakeholders [24].</w:t>
-      </w:r>
-    </w:p>
-    <w:p>
-      <w:pPr>
-        <w:spacing w:after="80" w:line="276" w:lineRule="auto"/>
-      </w:pPr>
-      <w:r>
-        <w:t>Mixed-Methods Research: A research approach that collects, analyzes, and integrates both quantitative and qualitative data within a single study or series of studies to address research questions more comprehensively [26].</w:t>
-      </w:r>
-    </w:p>
-    <w:p>
-      <w:pPr>
-        <w:spacing w:after="80" w:line="276" w:lineRule="auto"/>
-      </w:pPr>
-      <w:r>
-        <w:t>Triangulation: A systematic process of comparing findings from multiple data sources, methods, or analytical frameworks to assess convergence, divergence, and complementarity [26, 36].</w:t>
-      </w:r>
-    </w:p>
-    <w:p>
-      <w:pPr>
-        <w:spacing w:after="80" w:line="276" w:lineRule="auto"/>
-      </w:pPr>
-      <w:r>
-        <w:t>SHAP (SHapley Additive exPlanations): A game-theoretic approach to explain the output of any ML model by computing the contribution of each feature to a given prediction [23].</w:t>
-      </w:r>
-    </w:p>
-    <w:p>
-      <w:pPr>
-        <w:spacing w:after="80" w:line="276" w:lineRule="auto"/>
-      </w:pPr>
-      <w:r>
-        <w:t>Conservation of Resources (COR) Theory: A stress theory positing that individuals strive to protect valued resources and experience distress when those resources are threatened or lost [31].</w:t>
-      </w:r>
-    </w:p>
-    <w:p>
-      <w:pPr>
-        <w:spacing w:after="80" w:line="276" w:lineRule="auto"/>
-      </w:pPr>
-      <w:r>
-        <w:t>Job Demands-Resources (JD-R) Model: A theoretical framework distinguishing between job (or study) demands that deplete energy and resources that foster engagement [33].</w:t>
+        <w:pStyle w:val="ListBullet"/>
+        <w:spacing w:after="80" w:line="276" w:lineRule="auto"/>
+      </w:pPr>
+      <w:r>
+        <w:rPr>
+          <w:b/>
+        </w:rPr>
+        <w:t>Academic Burnout:</w:t>
+      </w:r>
+      <w:r>
+        <w:t xml:space="preserve"> A state of emotional exhaustion, cynicism toward academic commitments, and diminished efficacy resulting from chronic educational demands [6].</w:t>
+      </w:r>
+    </w:p>
+    <w:p>
+      <w:pPr>
+        <w:pStyle w:val="ListBullet"/>
+        <w:spacing w:after="80" w:line="276" w:lineRule="auto"/>
+      </w:pPr>
+      <w:r>
+        <w:rPr>
+          <w:b/>
+        </w:rPr>
+        <w:t>Explainable AI (XAI):</w:t>
+      </w:r>
+      <w:r>
+        <w:t xml:space="preserve"> Analytical methods, including SHAP and feature attribution techniques, that explain the predictive logic of complex machine learning models [24].</w:t>
+      </w:r>
+    </w:p>
+    <w:p>
+      <w:pPr>
+        <w:pStyle w:val="ListBullet"/>
+        <w:spacing w:after="80" w:line="276" w:lineRule="auto"/>
+      </w:pPr>
+      <w:r>
+        <w:rPr>
+          <w:b/>
+        </w:rPr>
+        <w:t>Explanatory Sequential Mixed-Methods:</w:t>
+      </w:r>
+      <w:r>
+        <w:t xml:space="preserve"> A research design where quantitative data collection and analysis (QUAN) precede and inform qualitative investigation (QUAL) to explain empirical findings [26].</w:t>
+      </w:r>
+    </w:p>
+    <w:p>
+      <w:pPr>
+        <w:pStyle w:val="ListBullet"/>
+        <w:spacing w:after="80" w:line="276" w:lineRule="auto"/>
+      </w:pPr>
+      <w:r>
+        <w:rPr>
+          <w:b/>
+        </w:rPr>
+        <w:t>SHAP (SHapley Additive exPlanations):</w:t>
+      </w:r>
+      <w:r>
+        <w:t xml:space="preserve"> A game-theoretic method that calculates the marginal contribution of each feature to individual and global model predictions [23].</w:t>
+      </w:r>
+    </w:p>
+    <w:p>
+      <w:pPr>
+        <w:pStyle w:val="ListBullet"/>
+        <w:spacing w:after="80" w:line="276" w:lineRule="auto"/>
+      </w:pPr>
+      <w:r>
+        <w:rPr>
+          <w:b/>
+        </w:rPr>
+        <w:t>Triangulation:</w:t>
+      </w:r>
+      <w:r>
+        <w:t xml:space="preserve"> The systematic integration of quantitative statistical patterns and qualitative narratives to assess convergence, complementarity, and divergence [26, 37].</w:t>
       </w:r>
     </w:p>
     <w:p>
@@ -748,7 +741,7 @@
         <w:spacing w:after="80" w:line="276" w:lineRule="auto"/>
       </w:pPr>
       <w:r>
-        <w:t>The remainder of this paper is organized as follows. Section 2 presents the literature review, critically synthesizing prior work on student burnout, ML applications in education, XAI methods, and mixed-methods designs. Section 3 details the complete materials and methods, including research design, data collection, preprocessing, feature engineering, ML model training and evaluation, XAI procedures, qualitative analysis procedures, and the triangulation framework. Section 4 reports exploratory data analysis. Section 5 presents inferential statistical analysis. Section 6 reports ML model performance benchmarks and confusion matrix analysis. Section 7 presents the Explainable AI (SHAP) findings. Section 8 covers qualitative thematic analysis of the lived experience of burnout. Section 9 covers mixed-methods integration, triangulated meta-inferences, and extended discussion. Section 10 presents conclusions, limitations, and policy recommendations. References and supplementary materials follow.</w:t>
+        <w:t>The remainder of this paper is structured as follows. Section 2 reviews relevant literature on student burnout, machine learning in education, and explainability methods. Section 3 outlines the materials and methods, including data collection, preprocessing, feature engineering, model training, XAI procedures, qualitative coding, and ethical safeguards. Section 4 presents exploratory data analysis. Section 5 details inferential statistical testing and multicollinearity assessments. Section 6 reports cross-validated machine learning benchmarks, confusion matrix error analyses, and decision threshold calibration. Section 7 presents SHAP explainability findings. Section 8 details qualitative thematic findings. Section 9 provides mixed-methods triangulation and discussion. Section 10 concludes with policy recommendations and study limitations.</w:t>
       </w:r>
     </w:p>
     <w:p>
@@ -768,7 +761,7 @@
         <w:spacing w:after="80" w:line="276" w:lineRule="auto"/>
       </w:pPr>
       <w:r>
-        <w:t>This section critically synthesizes the existing body of scholarship on student burnout, its predictors, computational approaches to burnout prediction, and the methodological innovations that inform the present study. The review is organized thematically rather than chronologically, moving from the conceptualization of academic burnout through its empirical correlates, machine learning applications, explainability methods, validation frameworks, and mixed-methods designs. Each subsection identifies both the contributions and the unresolved limitations of prior work, culminating in a synthesis of research gaps that motivates the present investigation.</w:t>
+        <w:t>This section synthesizes empirical scholarship on student burnout, behavioral and psychological risk factors, machine learning applications in educational data mining, explainable AI, and mixed-methods research designs. The review identifies core contributions and methodological limitations across prior studies, establishing the empirical rationale for the present investigation.</w:t>
       </w:r>
     </w:p>
     <w:p>
@@ -780,31 +773,58 @@
         <w:rPr>
           <w:color w:val="047857"/>
         </w:rPr>
-        <w:t>2.1 Conceptualization and Dimensions of Academic Burnout</w:t>
-      </w:r>
-    </w:p>
-    <w:p>
-      <w:pPr>
-        <w:spacing w:after="80" w:line="276" w:lineRule="auto"/>
-      </w:pPr>
-      <w:r>
-        <w:t>The construct of burnout originated in the occupational health literature through Freudenberger [38] clinical observations and was subsequently operationalized by Maslach and Jackson [39] as a three-dimensional syndrome comprising emotional exhaustion, depersonalization, and reduced personal accomplishment. The Maslach Burnout Inventory (MBI) and its variants have since become the most widely adopted measurement instruments, accumulating over four decades of psychometric evidence across professional populations [5, 37].</w:t>
-      </w:r>
-    </w:p>
-    <w:p>
-      <w:pPr>
-        <w:spacing w:after="80" w:line="276" w:lineRule="auto"/>
-      </w:pPr>
-      <w:r>
-        <w:t>The extension of burnout research to educational settings followed Schaufeli et al. [6] development of the Maslach Burnout Inventory-Student Survey (MBI-SS), which re-conceptualized the three core dimensions in academic terms: exhaustion (feeling drained by study demands), cynicism (an indifferent or detached attitude toward one's coursework), and reduced academic efficacy (a declining sense of competence as a learner). This adaptation was grounded in the recognition that students, like workers, operate under sustained performance demands within institutional structures that exert evaluative pressure [6, 14, 38]. Subsequent validation studies have confirmed the factorial structure of the MBI-SS across diverse cultural contexts, including European [3, 39], North American [39, 40], and East Asian [41] samples.</w:t>
-      </w:r>
-    </w:p>
-    <w:p>
-      <w:pPr>
-        <w:spacing w:after="80" w:line="276" w:lineRule="auto"/>
-      </w:pPr>
-      <w:r>
-        <w:t>More recent conceptualizations have expanded beyond the MBI-SS to incorporate behavioral and physiological markers. Madigan and Curran [1] argued in their large-scale meta-analysis that burnout should be understood not merely as an affective state but as a dynamic process embedded in students' daily routines - sleep patterns, digital habits, physical activity, and social interactions [42–44]. This process-oriented view aligns with the present study's operationalization of burnout through behavioral features rather than exclusively through psychometric scale scores. Similarly, Walburg [45] and Salmela-Aro and Upadyaya [32] emphasized that burnout manifests along a continuum from mild disengagement to severe functional impairment, supporting a multi-tiered severity classification (Low, Medium, High) as a more ecologically valid approach for conceptual measurement [45, 46], though ML modeling in this study utilizes binary dichotomization (High vs. Low/Medium) for robust prediction.</w:t>
+        <w:t>2.1 Conceptualization and Measurement of Academic Burnout</w:t>
+      </w:r>
+    </w:p>
+    <w:p>
+      <w:pPr>
+        <w:spacing w:after="80" w:line="276" w:lineRule="auto"/>
+      </w:pPr>
+      <w:r>
+        <w:t>The construct of burnout originated in occupational health through Freudenberger's [38] early clinical observations and was formally operationalized by Maslach and Jackson [39] as a three-dimensional syndrome comprising emotional exhaustion, depersonalization (cynicism), and reduced personal accomplishment. The Maslach Burnout Inventory (MBI) remains the most widely utilized instrument across workplace and organizational studies [5, 37].</w:t>
+      </w:r>
+    </w:p>
+    <w:p>
+      <w:pPr>
+        <w:spacing w:after="80" w:line="276" w:lineRule="auto"/>
+      </w:pPr>
+      <w:r>
+        <w:t xml:space="preserve">Recognizing that university students operate under sustained evaluative pressure, competitive deadlines, and heavy cognitive demands, Schaufeli et al. [6] adapted the framework to higher education through the Maslach Burnout Inventory-Student Survey (MBI-SS). The MBI-SS reformulates the core dimensions for academic environments: </w:t>
+      </w:r>
+      <w:r>
+        <w:rPr>
+          <w:i/>
+        </w:rPr>
+        <w:t>exhaustion</w:t>
+      </w:r>
+      <w:r>
+        <w:t xml:space="preserve"> (feeling depleted by study demands), </w:t>
+      </w:r>
+      <w:r>
+        <w:rPr>
+          <w:i/>
+        </w:rPr>
+        <w:t>cynicism</w:t>
+      </w:r>
+      <w:r>
+        <w:t xml:space="preserve"> (detachment and disillusionment with coursework), and </w:t>
+      </w:r>
+      <w:r>
+        <w:rPr>
+          <w:i/>
+        </w:rPr>
+        <w:t>reduced efficacy</w:t>
+      </w:r>
+      <w:r>
+        <w:t xml:space="preserve"> (declining belief in one's competence as a learner) [6, 14]. Subsequent psychometric studies have validated this three-factor structure across European [3, 39], North American [39, 40], and Asian [41] cohorts.</w:t>
+      </w:r>
+    </w:p>
+    <w:p>
+      <w:pPr>
+        <w:spacing w:after="80" w:line="276" w:lineRule="auto"/>
+      </w:pPr>
+      <w:r>
+        <w:t>Contemporary scholarship increasingly views burnout as an ongoing behavioral and physiological process embedded in students' daily routines — including sleep quality, physical activity, digital habits, and social interactions [1, 42–44]. Rather than treating burnout solely as an end-state psychological score, behavioral features provide early objective indicators of risk. Furthermore, researchers have noted that burnout develops along a progressive continuum [32, 45], justifying multi-tiered risk stratification (Low, Medium, High) for clinical and preventive screening [45, 46].</w:t>
       </w:r>
     </w:p>
     <w:p>
@@ -816,31 +836,31 @@
         <w:rPr>
           <w:color w:val="047857"/>
         </w:rPr>
-        <w:t>2.2 Prevalence and Consequences of Student Burnout</w:t>
-      </w:r>
-    </w:p>
-    <w:p>
-      <w:pPr>
-        <w:spacing w:after="80" w:line="276" w:lineRule="auto"/>
-      </w:pPr>
-      <w:r>
-        <w:t>Epidemiological evidence paints a concerning portrait. Frajerman et al. [7] systematic review of 24 studies across 15 countries estimated that the pooled prevalence of clinically significant burnout among university students ranged from 28% to 55%, with medical and engineering students exhibiting the highest rates [47, 48]. Erschens et al. [8] reported similar figures in a meta-analysis restricted to medical education, finding that approximately 44% of medical students globally met criteria for emotional exhaustion [49]. More recent evidence suggests that these rates may have escalated since 2020. Almutairi et al. [9] found that burnout prevalence among Saudi Arabian university students reached 61% in post-pandemic cohorts, up from approximately 38% in pre-pandemic samples [50]. Comparable post-pandemic elevations have been documented in Turkey [51], India [19], Brazil [52, 53, 57], and Bangladesh [112].</w:t>
-      </w:r>
-    </w:p>
-    <w:p>
-      <w:pPr>
-        <w:spacing w:after="80" w:line="276" w:lineRule="auto"/>
-      </w:pPr>
-      <w:r>
-        <w:t>In South Asia specifically, Hossain and Rahman [13] reported that 47% of Bangladeshi undergraduates surveyed across six universities in Dhaka exhibited moderate to severe burnout, with particularly elevated rates among students in private universities where sleep deprivation and employment constraints compound academic pressure [54]. Systematic reviews by Ali et al. [107] and Hossen et al. [111] corroborated these findings, noting widespread psychological distress, anxiety (r = .54), and depression (r = .61) among Bangladeshi undergraduates [55]. Faisal et al. [14] extended these observations across public and private institutions, where limited mental health infrastructure and academic pressure were identified as structural contributors to burnout.</w:t>
-      </w:r>
-    </w:p>
-    <w:p>
-      <w:pPr>
-        <w:spacing w:after="80" w:line="276" w:lineRule="auto"/>
-      </w:pPr>
-      <w:r>
-        <w:t>The consequences of untreated burnout are far-reaching. Longitudinal evidence demonstrates that burnout predicts academic underperformance [31], increased dropout intention [56], substance use [48], suicidal ideation [49], and diminished post-graduation career satisfaction [50]. In developing-country contexts, where repeat enrollment or career redirection is constrained by economic realities, the costs of burnout-related attrition extend to families and communities [11].</w:t>
+        <w:t>2.2 Prevalence and Consequences in Higher Education</w:t>
+      </w:r>
+    </w:p>
+    <w:p>
+      <w:pPr>
+        <w:spacing w:after="80" w:line="276" w:lineRule="auto"/>
+      </w:pPr>
+      <w:r>
+        <w:t>Global epidemiological surveys document widespread burnout across university campuses. Frajerman et al. [7] conducted a systematic review across 15 countries, estimating that 28% to 55% of university students exhibit significant burnout symptoms, with elevated rates in competitive STEM and medical programs [47, 48]. Meta-analytic evidence from Erschens et al. [8] indicated that approximately 44% of medical students globally meet criteria for emotional exhaustion. In post-pandemic assessments, elevated burnout rates have been documented internationally, including in Saudi Arabia (61%) [9], Turkey [51], India [19], Brazil [52, 53, 57], and Bangladesh [112].</w:t>
+      </w:r>
+    </w:p>
+    <w:p>
+      <w:pPr>
+        <w:spacing w:after="80" w:line="276" w:lineRule="auto"/>
+      </w:pPr>
+      <w:r>
+        <w:t>In South Asia, university students encounter distinct structural challenges. Hossain and Rahman [13] observed that 47% of undergraduates surveyed across six universities in Dhaka reported moderate-to-severe burnout, with high rates in private institutions where academic fees and employment pressures compound coursework demands [54]. Multi-institutional reviews by Ali et al. [107] and Hossen et al. [111] documented widespread anxiety and depressive affect among Bangladeshi students, pointing to limited campus mental health infrastructure as a systemic vulnerability [14, 55].</w:t>
+      </w:r>
+    </w:p>
+    <w:p>
+      <w:pPr>
+        <w:spacing w:after="80" w:line="276" w:lineRule="auto"/>
+      </w:pPr>
+      <w:r>
+        <w:t>The consequences of unaddressed academic burnout are well-documented. Longitudinal studies demonstrate that chronic burnout predicts academic underachievement [31], increased dropout intentions [56, 60], substance misuse [48, 52], depressive episodes, and suicidal ideation [49, 53]. In developing-country contexts, where tuition costs represent a substantial family investment, academic attrition carries significant socio-economic consequences for students and their communities [11].</w:t>
       </w:r>
     </w:p>
     <w:p>
@@ -860,7 +880,7 @@
         <w:spacing w:after="80" w:line="276" w:lineRule="auto"/>
       </w:pPr>
       <w:r>
-        <w:t>A substantial body of research has examined factors associated with burnout across multiple levels of analysis. For organizational clarity, these are grouped into four categories that correspond to the factor clusters in the present study's conceptual framework.</w:t>
+        <w:t>Prior literature identifies contributing factors across four broad analytical domains:</w:t>
       </w:r>
     </w:p>
     <w:p>
@@ -877,7 +897,7 @@
         <w:spacing w:after="80" w:line="276" w:lineRule="auto"/>
       </w:pPr>
       <w:r>
-        <w:t>Academic workload, assessment frequency, and perceived course difficulty are consistently among the strongest correlates of burnout [1]. Salmela-Aro and Upadyaya [32] demonstrated in a four-wave longitudinal study that escalating study demands during the transition from first to second year predicted burnout trajectories even after controlling for baseline mental health. Robotham and Julian [61] found that the subjective perception of workload manageability was a stronger predictor than objective hours invested, suggesting that cognitive appraisal mediates the demand-burnout pathway. More recently, Vizoso et al. [4] reported that academic pressure explained 28% of the variance in emotional exhaustion in a Spanish university sample, highlighting the prominent role of academic stressors in student burnout.</w:t>
+        <w:t>Coursework volume, frequent examinations, and strict grading curves are consistently linked to academic strain [1]. Salmela-Aro and Upadyaya [32] demonstrated longitudinally that increasing study demands predict burnout trajectories even after controlling for baseline psychological health. Notably, Robotham and Julian [61] observed that subjective appraisal of workload manageability is often a stronger predictor than raw hours invested, suggesting that cognitive appraisal mediates the relationship between demands and exhaustion [4].</w:t>
       </w:r>
     </w:p>
     <w:p>
@@ -894,7 +914,7 @@
         <w:spacing w:after="80" w:line="276" w:lineRule="auto"/>
       </w:pPr>
       <w:r>
-        <w:t>Stress, anxiety, and depression form a cluster of highly intercorrelated predictors that frequently co-occur with burnout [42, 43]. The meta-analytic work of Bianchi et al. [49] demonstrated a substantial overlap between burnout and depression (pooled r = .52), reigniting debate about whether burnout constitutes a distinct syndrome or a context-specific variant of depressive disorder. Regardless of nosological boundaries, studies consistently report that elevated anxiety scores [44], trait neuroticism [46], and perceived helplessness [47] amplify burnout risk. Financial stress has received growing attention as a psychosocial stressor that intersects with academic demands; Richardson et al. [58] found that students experiencing financial hardship were 1.8 times more likely to report high burnout, and Walsemann et al. [59] documented a dose-response relationship between cumulative student debt and burnout symptoms.</w:t>
+        <w:t>Stress, anxiety, and depression frequently co-occur with academic burnout [42, 43]. Meta-analytic findings by Bianchi et al. [49] revealed substantial overlap between burnout and depressive symptoms (pooled r = .52). Elevated trait anxiety [44], neuroticism [46, 50], and feelings of academic helplessness [47] systematically amplify vulnerability. Financial hardship has also emerged as a significant stressor; Richardson et al. [58] found financially strained students were 1.8 times more likely to report severe burnout, while Walsemann et al. [59] identified cumulative educational debt as a direct contributor to psychological strain.</w:t>
       </w:r>
     </w:p>
     <w:p>
@@ -911,7 +931,15 @@
         <w:spacing w:after="80" w:line="276" w:lineRule="auto"/>
       </w:pPr>
       <w:r>
-        <w:t>Sleep has emerged as one of the most consistent behavioral predictors of burnout. Hershner and Chervin [63, 78] reported that insufficient sleep duration (&lt; 6 hours per night) was associated with a two-fold increase in burnout risk among college students, and subsequent research has confirmed that sleep quality and circadian disruptions may be even stronger predictors than duration alone [64, 65, 66]. Physical activity serves as a protective factor; Naczenski et al. [62] found in a meta-analysis of 26 studies that regular moderate exercise reduced burnout symptoms by approximately 0.4 standard deviations. Conversely, excessive screen time - particularly recreational social media use - has been linked to heightened burnout through both displacement of study time and adverse effects on sleep architecture and psychological distress [60–63]. Fang et al. [110] and Ng et al. [115] reported that students spending more than four hours daily on social media exhibited significantly elevated exhaustion and cynicism scores compared to those with lower usage, a finding with direct relevance to the South Asian context where smartphone penetration among university students exceeds 95% [12].</w:t>
+        <w:t>Sleep patterns represent one of the most critical behavioral determinants of student wellbeing. Insufficient sleep duration (&lt; 6 hours per night) and poor sleep quality are associated with substantial increases in burnout risk [63, 64, 78], with sleep architecture disruptions strongly impairing daytime cognitive functioning and emotional regulation [65, 66]. Conversely, regular physical exercise serves as a protective buffer, reducing burnout symptoms by approximately 0.4 standard deviations in meta-analytic assessments [62].</w:t>
+      </w:r>
+    </w:p>
+    <w:p>
+      <w:pPr>
+        <w:spacing w:after="80" w:line="276" w:lineRule="auto"/>
+      </w:pPr>
+      <w:r>
+        <w:t>In contrast, excessive recreational screen time — particularly unstructured social media scrolling — has been linked to heightened burnout by displacing study time and disturbing sleep quality [60, 67–70]. Fang et al. [110] and Ng et al. [115] reported that students spending more than four hours daily on social media exhibited significantly higher exhaustion and cynicism, a finding especially relevant to South Asia where smartphone usage among university students is near-ubiquitous [12].</w:t>
       </w:r>
     </w:p>
     <w:p>
@@ -928,7 +956,7 @@
         <w:spacing w:after="80" w:line="276" w:lineRule="auto"/>
       </w:pPr>
       <w:r>
-        <w:t>Gender differences in burnout have been documented but remain inconsistent in direction. Purvanova and Muros [116] found in a meta-analysis that female students reported higher emotional exhaustion, whereas male students exhibited higher cynicism. Academic year effects are similarly variable, with some studies identifying a peak in burnout during the second or third year [3] and others finding elevated rates during the final year or during clinical placements in health professions [8]. Institutional factors - class size, faculty accessibility, counseling availability, and internet infrastructure - have received less quantitative attention but are highlighted in qualitative research as important contextual moderators [10]. Social support from peers, family, and faculty consistently buffers burnout; a meta-analysis by Kim et al. [71] reported a mean effect size of r = .35, indicating a moderate protective association. Attendance regularity and GPA, while sometimes treated as outcomes of burnout, also function as proximal indicators of engagement and have been included as predictive features in several recent ML studies [18, 19].</w:t>
+        <w:t>Sociodemographic correlates show mixed patterns across the literature. Meta-analyses by Purvanova and Muros [116] found female students report slightly higher emotional exhaustion, while male students report higher cynicism. Academic year effects vary across curricula, with peaks occurring during transition periods such as the second year or during clinical rotations [3, 8]. Meanwhile, institutional factors — such as faculty accessibility, class sizes, and mental health resources — act as key contextual moderators [10]. Strong social and family support consistently buffers against burnout [71], while attendance regularity and GPA reflect proximal engagement levels [18, 19].</w:t>
       </w:r>
     </w:p>
     <w:p>
@@ -940,15 +968,15 @@
         <w:rPr>
           <w:color w:val="047857"/>
         </w:rPr>
-        <w:t>2.4 Machine Learning Applications in Educational and Mental Health Prediction</w:t>
-      </w:r>
-    </w:p>
-    <w:p>
-      <w:pPr>
-        <w:spacing w:after="80" w:line="276" w:lineRule="auto"/>
-      </w:pPr>
-      <w:r>
-        <w:t>The application of ML to student outcome prediction has expanded substantially over the past five years, driven by the availability of large educational datasets, advances in ensemble methods, and institutional demand for data-informed decision-making [64–66].</w:t>
+        <w:t>2.4 Machine Learning Applications in Educational Mental Health</w:t>
+      </w:r>
+    </w:p>
+    <w:p>
+      <w:pPr>
+        <w:spacing w:after="80" w:line="276" w:lineRule="auto"/>
+      </w:pPr>
+      <w:r>
+        <w:t>The application of supervised machine learning in educational data mining has expanded rapidly, supported by larger institutional datasets and advances in ensemble methods [72, 73].</w:t>
       </w:r>
     </w:p>
     <w:p>
@@ -957,15 +985,15 @@
         <w:spacing w:before="160" w:after="40"/>
       </w:pPr>
       <w:r>
-        <w:t>2.4.1 Supervised Classification for Student Outcomes</w:t>
-      </w:r>
-    </w:p>
-    <w:p>
-      <w:pPr>
-        <w:spacing w:after="80" w:line="276" w:lineRule="auto"/>
-      </w:pPr>
-      <w:r>
-        <w:t>Iatrellis et al. [19] compared logistic regression, random forest, and gradient boosting classifiers for predicting student dropout in Greek universities, finding that gradient boosting achieved the highest AUC (0.89) on a dataset of 15,000 records. Shahiri et al. [75] reviewed 30 studies employing ML for academic performance prediction and concluded that decision tree and neural network models were most commonly used, though ensemble methods consistently outperformed single learners. More recent work by Alhazmi and Sheneamer [76] applied gradient boosting and XGBoost [96] architectures in higher education settings, achieving high predictive accuracy for identifying students at risk of academic failure.</w:t>
+        <w:t>2.4.1 Supervised Classification for Academic Outcomes</w:t>
+      </w:r>
+    </w:p>
+    <w:p>
+      <w:pPr>
+        <w:spacing w:after="80" w:line="276" w:lineRule="auto"/>
+      </w:pPr>
+      <w:r>
+        <w:t>Iatrellis et al. [19] compared logistic regression, random forests, and gradient boosting for predicting student dropout in higher education, reporting that gradient boosting achieved an AUC of 0.89 on a cohort of 15,000 students. Shahiri et al. [75] reviewed 30 predictive modeling studies, concluding that ensemble algorithms systematically outperformed individual single-tree classifiers. Recent implementations by Alhazmi and Sheneamer [76] confirmed the effectiveness of gradient-boosted trees for early identification of at-risk students.</w:t>
       </w:r>
     </w:p>
     <w:p>
@@ -974,15 +1002,15 @@
         <w:spacing w:before="160" w:after="40"/>
       </w:pPr>
       <w:r>
-        <w:t>2.4.2 ML for Mental Health and Burnout Prediction</w:t>
-      </w:r>
-    </w:p>
-    <w:p>
-      <w:pPr>
-        <w:spacing w:after="80" w:line="276" w:lineRule="auto"/>
-      </w:pPr>
-      <w:r>
-        <w:t>Direct ML applications to burnout prediction are fewer but growing. Prior studies have trained random forest and support vector machine classifiers on student cohorts, demonstrating the feasibility of predicting binary burnout categories from behavioral and psychological inputs. Other researchers have extended student burnout prediction to multiclass settings, comparing various machine learning algorithms and reporting that gradient boosting models achieved high predictive performance on larger datasets [67, 68]. Other machine learning studies have successfully incorporated behavioral features (such as sleep, exercise, and social media) alongside psychometric scores, demonstrating that behavioral patterns contribute substantial predictive power in identifying student stress and burnout. In the broader mental health domain, Priya et al. [77] used random forest to predict depression from social media and self-report data (AUC = 0.87), demonstrating the utility of machine learning algorithms for anxiety and stress screening on self-report datasets [79].</w:t>
+        <w:t>2.4.2 ML for Mental Health and Burnout Screening</w:t>
+      </w:r>
+    </w:p>
+    <w:p>
+      <w:pPr>
+        <w:spacing w:after="80" w:line="276" w:lineRule="auto"/>
+      </w:pPr>
+      <w:r>
+        <w:t>Direct applications of machine learning to student burnout classification remain an active area of development. Prior studies have applied Support Vector Machines, Random Forests, and Gradient Boosting to survey data, demonstrating the feasibility of predicting burnout categories from behavioral inputs [67, 68]. Integrating lifestyle features (e.g., sleep duration, exercise, and digital habits) alongside psychometric scores has consistently improved predictive accuracy [77, 79].</w:t>
       </w:r>
     </w:p>
     <w:p>
@@ -991,15 +1019,66 @@
         <w:spacing w:before="160" w:after="40"/>
       </w:pPr>
       <w:r>
-        <w:t>2.4.3 Limitations of Existing ML Studies</w:t>
-      </w:r>
-    </w:p>
-    <w:p>
-      <w:pPr>
-        <w:spacing w:after="80" w:line="276" w:lineRule="auto"/>
-      </w:pPr>
-      <w:r>
-        <w:t>Three persistent limitations constrain the translational value of existing ML-based burnout prediction. First, most studies rely on single-source datasets with internal cross-validation alone, providing no evidence that models generalize beyond the training population [20]. Second, sample sizes frequently fall below 10,000, limiting the capacity of complex models to learn stable feature interactions [80]. Third, many studies report accuracy as the sole evaluation metric, neglecting calibration, class-specific performance, and decision-theoretically relevant measures such as precision-recall curves [69, 81]. The present study addresses all three limitations through its use of a primary survey training set, comprehensive multi-metric evaluation.</w:t>
+        <w:t>2.4.3 Limitations of Existing ML Approaches</w:t>
+      </w:r>
+    </w:p>
+    <w:p>
+      <w:pPr>
+        <w:spacing w:after="80" w:line="276" w:lineRule="auto"/>
+      </w:pPr>
+      <w:r>
+        <w:t>Three major limitations restrict the translational impact of current educational ML models:</w:t>
+      </w:r>
+    </w:p>
+    <w:p>
+      <w:pPr>
+        <w:spacing w:after="80" w:line="276" w:lineRule="auto"/>
+      </w:pPr>
+      <w:r>
+        <w:t xml:space="preserve">1. </w:t>
+      </w:r>
+      <w:r>
+        <w:rPr>
+          <w:i/>
+        </w:rPr>
+        <w:t>Single-source cross-validation:</w:t>
+      </w:r>
+      <w:r>
+        <w:t xml:space="preserve"> Most models are evaluated solely on internal cross-validation without assessing sub-population generalizability [20].</w:t>
+      </w:r>
+    </w:p>
+    <w:p>
+      <w:pPr>
+        <w:spacing w:after="80" w:line="276" w:lineRule="auto"/>
+      </w:pPr>
+      <w:r>
+        <w:t xml:space="preserve">2. </w:t>
+      </w:r>
+      <w:r>
+        <w:rPr>
+          <w:i/>
+        </w:rPr>
+        <w:t>Small-sample constraints:</w:t>
+      </w:r>
+      <w:r>
+        <w:t xml:space="preserve"> Many studies utilize small convenience cohorts without accounting for the sample-size requirements of complex boosting architectures [80].</w:t>
+      </w:r>
+    </w:p>
+    <w:p>
+      <w:pPr>
+        <w:spacing w:after="80" w:line="276" w:lineRule="auto"/>
+      </w:pPr>
+      <w:r>
+        <w:t xml:space="preserve">3. </w:t>
+      </w:r>
+      <w:r>
+        <w:rPr>
+          <w:i/>
+        </w:rPr>
+        <w:t>Single-metric evaluation:</w:t>
+      </w:r>
+      <w:r>
+        <w:t xml:space="preserve"> Models often report raw accuracy alone, omitting class-specific recall, precision-recall trade-offs, and decision-threshold calibrations essential for institutional deployment [81].</w:t>
       </w:r>
     </w:p>
     <w:p>
@@ -1011,15 +1090,15 @@
         <w:rPr>
           <w:color w:val="047857"/>
         </w:rPr>
-        <w:t>2.5 Explainable AI in Predictive Modeling</w:t>
-      </w:r>
-    </w:p>
-    <w:p>
-      <w:pPr>
-        <w:spacing w:after="80" w:line="276" w:lineRule="auto"/>
-      </w:pPr>
-      <w:r>
-        <w:t>The tension between predictive accuracy and interpretability - sometimes termed the "accuracy-interpretability trade-off" - has motivated a rapidly growing literature on XAI methods [23, 24, 25].</w:t>
+        <w:t>2.5 Explainable AI (XAI) in Predictive Modeling</w:t>
+      </w:r>
+    </w:p>
+    <w:p>
+      <w:pPr>
+        <w:spacing w:after="80" w:line="276" w:lineRule="auto"/>
+      </w:pPr>
+      <w:r>
+        <w:t>The need to understand algorithmic decisions in high-stakes educational and psychological settings has accelerated adoption of Explainable AI (XAI) techniques [23, 25].</w:t>
       </w:r>
     </w:p>
     <w:p>
@@ -1036,7 +1115,7 @@
         <w:spacing w:after="80" w:line="276" w:lineRule="auto"/>
       </w:pPr>
       <w:r>
-        <w:t>Lundberg and Lee [24] proposed SHAP as a unified framework for feature attribution grounded in cooperative game theory. SHAP values satisfy three desirable axiomatic properties - local accuracy, missingness, and consistency - that other feature importance methods (e.g., information gain, Gini impurity) do not guarantee [70]. In educational applications, Tsiakmaki et al. [82] used SHAP to explain random forest predictions of student performance and found that study hours and prior GPA were the most influential features globally, while individual SHAP plots revealed substantial heterogeneity across student subgroups. Previous work utilizing SHAP on student classifiers has identified emotional regulation and sleep quality as influential contributors, providing interpretable insights for interventions.</w:t>
+        <w:t>Lundberg and Lee [24, 83] introduced SHAP as a game-theoretic framework calculating the exact marginal contribution of each input feature to individual and global predictions. SHAP values satisfy three foundational axiomatic properties — local accuracy, missingness, and consistency — that standard heuristic feature rankings lack [24]. In educational contexts, SHAP has been utilized to deconstruct academic performance and stress predictors, offering clear diagnostic attribution for institutional early-warning systems [82].</w:t>
       </w:r>
     </w:p>
     <w:p>
@@ -1045,49 +1124,15 @@
         <w:spacing w:before="160" w:after="40"/>
       </w:pPr>
       <w:r>
-        <w:t>2.5.2 Permutation Importance and Feature Importance</w:t>
-      </w:r>
-    </w:p>
-    <w:p>
-      <w:pPr>
-        <w:spacing w:after="80" w:line="276" w:lineRule="auto"/>
-      </w:pPr>
-      <w:r>
-        <w:t>Permutation importance [88] estimates a feature's contribution by measuring the degradation in model performance when the feature's values are randomly shuffled, though unrestricted permutation can force extrapolation beyond the data distribution [88]. Unlike impurity-based importance, permutation importance is model-agnostic and unbiased toward high-cardinality features [72]. Built-in feature importance from tree-based ensembles (e.g., Gini importance in random forests [85, 86], gain in XGBoost [96]) provides computationally efficient but potentially biased rankings [73]. Gradient boosting algorithms use a greedy function approximation to iteratively minimize prediction error [87]. Best practice recommends reporting both methods alongside SHAP to assess consistency [23], a protocol the present study follows.</w:t>
-      </w:r>
-    </w:p>
-    <w:p>
-      <w:pPr>
-        <w:pStyle w:val="Heading4"/>
-        <w:spacing w:before="160" w:after="40"/>
-      </w:pPr>
-      <w:r>
-        <w:t>2.5.3 Partial Dependence Plots and Local Explanations</w:t>
-      </w:r>
-    </w:p>
-    <w:p>
-      <w:pPr>
-        <w:spacing w:after="80" w:line="276" w:lineRule="auto"/>
-      </w:pPr>
-      <w:r>
-        <w:t>Partial dependence plots [74] visualize the marginal effect of one or two features on the predicted outcome, averaging over all other features. While useful for capturing global trends, PDPs can be misleading when features are correlated, as unrestricted marginal averaging can force predictions into regions unsupported by the training data [88]. Individual Conditional Expectation (ICE) plots [89] address this limitation by displaying the effect for each observation individually. Together with local SHAP waterfall and force plots, these methods enable case-level explanation - a critical requirement for early-warning systems that must justify flagging a specific student as at-risk [23, 25].</w:t>
-      </w:r>
-    </w:p>
-    <w:p>
-      <w:pPr>
-        <w:pStyle w:val="Heading4"/>
-        <w:spacing w:before="160" w:after="40"/>
-      </w:pPr>
-      <w:r>
-        <w:t>2.5.4 XAI Gaps in Burnout Research</w:t>
-      </w:r>
-    </w:p>
-    <w:p>
-      <w:pPr>
-        <w:spacing w:after="80" w:line="276" w:lineRule="auto"/>
-      </w:pPr>
-      <w:r>
-        <w:t>Despite the availability of these tools, most ML-based burnout studies either omit interpretability analysis entirely or restrict it to a single global feature ranking (typically Gini importance [90]). Systematic XAI analysis using SHAP feature attributions remains rare in educational mental health applications [23]. The present study fills this gap by applying SHAP analysis systematically to the best-performing model to extract global feature importance hierarchies.</w:t>
+        <w:t>2.5.2 Comparison with Feature Importance Methods</w:t>
+      </w:r>
+    </w:p>
+    <w:p>
+      <w:pPr>
+        <w:spacing w:after="80" w:line="276" w:lineRule="auto"/>
+      </w:pPr>
+      <w:r>
+        <w:t>While standard tree ensembles output impurity-based Gini importances [84, 85], these can be biased toward high-cardinality features [86]. Permutation importance measures performance drops under feature shuffling, but correlated variables can induce extrapolation artifacts [87, 88]. Partial Dependence Plots (PDP) and Individual Conditional Expectation (ICE) plots visualize marginal effects [74, 89], while SHAP provides both local instance-level attributions and global feature rankings [23, 90].</w:t>
       </w:r>
     </w:p>
     <w:p>
@@ -1099,15 +1144,40 @@
         <w:rPr>
           <w:color w:val="047857"/>
         </w:rPr>
-        <w:t>2.6 Internal Validation and Model Robustness</w:t>
-      </w:r>
-    </w:p>
-    <w:p>
-      <w:pPr>
-        <w:spacing w:after="80" w:line="276" w:lineRule="auto"/>
-      </w:pPr>
-      <w:r>
-        <w:t>Within educational ML research, rigorous internal validation procedures are critical to prevent overfitting, particularly when modeling high-dimensional psychometric data. A systematic review by Namoun and Alshanqiti [91] highlighted that many ML studies predicting student outcomes fail to employ strict k-fold cross-validation, risking inflated performance metrics. The present study addresses this by implementing a 10-Fold stratified cross-validation framework on the primary survey dataset (N=601). While external validation on a completely independent sample (as recommended by TRIPOD guidelines [30, 114]) remains the gold standard for clinical deployment, robust internal cross-validation constitutes a necessary first step for exploratory model building, though future work should pursue external validation on independent samples.</w:t>
+        <w:t>2.6 Mixed-Methods Research in Burnout Scholarship</w:t>
+      </w:r>
+    </w:p>
+    <w:p>
+      <w:pPr>
+        <w:spacing w:after="80" w:line="276" w:lineRule="auto"/>
+      </w:pPr>
+      <w:r>
+        <w:t>Mixed-methods designs combine quantitative statistical power with qualitative depth, generating meta-inferences that neither methodology can produce independently [26, 28]. In educational psychology, mixed-methods studies allow researchers to pair quantitative predictive screening with narrative explanations of lived student experiences [27, 37].</w:t>
+      </w:r>
+    </w:p>
+    <w:p>
+      <w:pPr>
+        <w:spacing w:after="80" w:line="276" w:lineRule="auto"/>
+      </w:pPr>
+      <w:r>
+        <w:t xml:space="preserve">In accordance with Creswell and Plano Clark's [26] framework, this study adopts an </w:t>
+      </w:r>
+      <w:r>
+        <w:rPr>
+          <w:i/>
+        </w:rPr>
+        <w:t>explanatory sequential mixed-methods design (QUAN → QUAL)</w:t>
+      </w:r>
+      <w:r>
+        <w:t>. In this architecture, quantitative survey modeling and ML classification (QUAN) are conducted first to establish empirical risk predictors and feature rankings. These quantitative findings then guide purposive sampling for in-depth qualitative interviews (QUAL), which contextualize and explain the algorithmic patterns.</w:t>
+      </w:r>
+    </w:p>
+    <w:p>
+      <w:pPr>
+        <w:spacing w:after="80" w:line="276" w:lineRule="auto"/>
+      </w:pPr>
+      <w:r>
+        <w:t>Within student burnout literature, mixed-methods studies pairing machine learning with qualitative inquiry remain exceptionally rare [14, 45, 60]. This gap represents the primary methodological motivation of our investigation.</w:t>
       </w:r>
     </w:p>
     <w:p>
@@ -1119,155 +1189,98 @@
         <w:rPr>
           <w:color w:val="047857"/>
         </w:rPr>
-        <w:t>2.7 Mixed-Methods Approaches in Burnout Research</w:t>
-      </w:r>
-    </w:p>
-    <w:p>
-      <w:pPr>
-        <w:spacing w:after="80" w:line="276" w:lineRule="auto"/>
-      </w:pPr>
-      <w:r>
-        <w:t>Mixed-methods research designs integrate quantitative and qualitative data within a single study to produce inferences that neither strand can generate alone [25, 26]. Johnson et al. [28] argued that mixed-methods approaches are particularly valuable when the research problem involves both prediction (well-served by quantitative methods) and understanding (requiring qualitative depth), a characterization that applies directly to burnout research.</w:t>
-      </w:r>
-    </w:p>
-    <w:p>
-      <w:pPr>
-        <w:spacing w:after="80" w:line="276" w:lineRule="auto"/>
-      </w:pPr>
-      <w:r>
-        <w:t>Several typologies of mixed-methods designs have been proposed. In accordance with Creswell and Plano Clark's [26] framework, the present study employs an explanatory sequential mixed-methods design (QUAN → QUAL). In this architecture, quantitative survey screening and machine learning modeling (QUAN phase) are executed first to establish population-level predictive patterns and feature importance hierarchies. Subsequently, a purposively selected sub-sample of N = 20 participants across burnout tiers is engaged in qualitative semi-structured interviews (QUAL phase) to explain, contextualize, and elaborate upon the quantitative findings.</w:t>
-      </w:r>
-    </w:p>
-    <w:p>
-      <w:pPr>
-        <w:spacing w:after="80" w:line="276" w:lineRule="auto"/>
-      </w:pPr>
-      <w:r>
-        <w:t>Within the burnout literature specifically, mixed-methods designs are strikingly underrepresented. Bask and Salmela-Aro [60] combined latent class trajectory modeling with follow-up interviews to study burnout trajectories in Finnish adolescents, demonstrating that qualitative data revealed coping mechanisms invisible to quantitative models. Walburg [45] used student diaries alongside questionnaire data to triangulate burnout trajectories among French undergraduates. In the South Asian context, Faisal et al. [14] employed cross-institutional survey designs examining burnout across Bangladeshi public and private universities, though these quantitative studies did not include ML modeling or systematic qualitative follow-up.</w:t>
-      </w:r>
-    </w:p>
-    <w:p>
-      <w:pPr>
-        <w:spacing w:after="80" w:line="276" w:lineRule="auto"/>
-      </w:pPr>
-      <w:r>
-        <w:t>Within the student burnout literature specifically, research integrating machine learning classification with local XAI explanations and systematic qualitative thematic analysis within a unified mixed-methods design remains exceptionally rare. This methodological separation represents the central gap that the present investigation addresses.</w:t>
-      </w:r>
-    </w:p>
-    <w:p>
-      <w:pPr>
-        <w:pStyle w:val="Heading3"/>
-        <w:spacing w:before="200" w:after="60"/>
+        <w:t>2.7 Synthesis of Research Gaps</w:t>
+      </w:r>
+    </w:p>
+    <w:p>
+      <w:pPr>
+        <w:spacing w:after="80" w:line="276" w:lineRule="auto"/>
+      </w:pPr>
+      <w:r>
+        <w:t>The literature identifies five primary gaps that motivate this study:</w:t>
+      </w:r>
+    </w:p>
+    <w:p>
+      <w:pPr>
+        <w:pStyle w:val="ListBullet"/>
+        <w:spacing w:after="80" w:line="276" w:lineRule="auto"/>
       </w:pPr>
       <w:r>
         <w:rPr>
-          <w:color w:val="047857"/>
+          <w:b/>
         </w:rPr>
-        <w:t>2.8 Synthesis of Research Gaps and Rationale for the Present Study</w:t>
-      </w:r>
-    </w:p>
-    <w:p>
-      <w:pPr>
-        <w:spacing w:after="80" w:line="276" w:lineRule="auto"/>
-      </w:pPr>
-      <w:r>
-        <w:t>The preceding review reveals five interconnected gaps in the current literature:</w:t>
-      </w:r>
-    </w:p>
-    <w:p>
-      <w:pPr>
-        <w:spacing w:after="80" w:line="276" w:lineRule="auto"/>
-      </w:pPr>
-      <w:r>
-        <w:t>Gap 1: Overreliance on single-dataset internal evaluation. Many studies lack rigorous 10-Fold cross-validation, limiting the robustness of their predictive models.</w:t>
-      </w:r>
-    </w:p>
-    <w:p>
-      <w:pPr>
-        <w:spacing w:after="80" w:line="276" w:lineRule="auto"/>
-      </w:pPr>
-      <w:r>
-        <w:t>Gap 2: Shallow interpretability. Most studies that employ ML for burnout prediction either omit interpretability analysis or rely on opaque feature rankings. The present study applies SHAP feature attributions [23] to provide interpretable explanations for model predictions [21, 24].</w:t>
-      </w:r>
-    </w:p>
-    <w:p>
-      <w:pPr>
-        <w:spacing w:after="80" w:line="276" w:lineRule="auto"/>
-      </w:pPr>
-      <w:r>
-        <w:t>Gap 3: Limited contextual diversity and single-population focus. Many existing studies train ML models on convenience samples from single institutions or Western-centric populations, limiting generalizability [80]. The present study contributes a primary survey dataset baseline from multiple Bangladeshi universities spanning diverse institutional types under rigorous 10-fold stratified cross-validation, while acknowledging multi-center external validation across independent international populations as necessary future work.</w:t>
-      </w:r>
-    </w:p>
-    <w:p>
-      <w:pPr>
-        <w:spacing w:after="80" w:line="276" w:lineRule="auto"/>
-      </w:pPr>
-      <w:r>
-        <w:t>Gap 4: Methodological disconnect. Quantitative ML models and qualitative burnout scholarship have developed largely in parallel, with limited empirical integration through formal mixed-methods triangulation protocols capable of yielding contextualized meta-inferences [26].</w:t>
-      </w:r>
-    </w:p>
-    <w:p>
-      <w:pPr>
-        <w:spacing w:after="80" w:line="276" w:lineRule="auto"/>
-      </w:pPr>
-      <w:r>
-        <w:t>Gap 5: Absence of theoretically grounded feature engineering. The majority of ML-based burnout studies rely on raw psychometric scale scores as model inputs, without constructing domain-specific composite features that operationalize established theoretical constructs (e.g., the demand-to-resource ratio of JD-R theory, or the resource depletion pathway of COR theory). This limits the model's capacity to capture complex, theoretically meaningful interaction effects and reduces interpretability in terms of established burnout frameworks [30, 33].</w:t>
-      </w:r>
-    </w:p>
-    <w:p>
-      <w:pPr>
-        <w:spacing w:after="80" w:line="276" w:lineRule="auto"/>
-      </w:pPr>
-      <w:r>
-        <w:t>The present study addresses all five gaps simultaneously through an explanatory sequential mixed-methods design (QUAN → QUAL) that:</w:t>
-      </w:r>
-    </w:p>
-    <w:p>
-      <w:pPr>
-        <w:spacing w:after="80" w:line="276" w:lineRule="auto"/>
-      </w:pPr>
-      <w:r>
-        <w:t>1. Trains ten supervised ML classifiers and a Soft Voting Ensemble on the primary survey dataset (N = 601) with comprehensive multi-metric evaluation via 10-fold stratified cross-validation (addressing Gap 1).</w:t>
-      </w:r>
-    </w:p>
-    <w:p>
-      <w:pPr>
-        <w:spacing w:after="80" w:line="276" w:lineRule="auto"/>
-      </w:pPr>
-      <w:r>
-        <w:t>2. Applies SHAP feature attribution analysis to the best-performing model to unpack global predictive mechanics (addressing Gap 2).</w:t>
-      </w:r>
-    </w:p>
-    <w:p>
-      <w:pPr>
-        <w:spacing w:after="80" w:line="276" w:lineRule="auto"/>
-      </w:pPr>
-      <w:r>
-        <w:t>3. Contributes a primary survey dataset drawn from multiple Bangladeshi universities spanning diverse institutional types, providing an ecologically valid non-Western context for burnout ML research (addressing Gap 3).</w:t>
-      </w:r>
-    </w:p>
-    <w:p>
-      <w:pPr>
-        <w:spacing w:after="80" w:line="276" w:lineRule="auto"/>
-      </w:pPr>
-      <w:r>
-        <w:t>4. Conducts systematic qualitative thematic analysis of semi-structured interview data from 20 Bangladeshi university students using open, axial, and selective coding, then integrates findings through a structured triangulation protocol (addressing Gap 4).</w:t>
-      </w:r>
-    </w:p>
-    <w:p>
-      <w:pPr>
-        <w:spacing w:after="80" w:line="276" w:lineRule="auto"/>
-      </w:pPr>
-      <w:r>
-        <w:t>5. Engineers nine theoretically grounded composite features (e.g., Burnout Vulnerability Index, Screen-to-Sleep Ratio, Psychological Strain Index) that operationalize JD-R and COR constructs, directly embedding burnout theory into the predictive feature space (addressing Gap 5).</w:t>
-      </w:r>
-    </w:p>
-    <w:p>
-      <w:pPr>
-        <w:spacing w:after="80" w:line="276" w:lineRule="auto"/>
-      </w:pPr>
-      <w:r>
-        <w:t>Table 1 provides a structured comparison of the present study against key prior works across methodological dimensions:</w:t>
+        <w:t>Gap 1 (Validation Rigor):</w:t>
+      </w:r>
+      <w:r>
+        <w:t xml:space="preserve"> Overreliance on single train-test splits without systematic 10-fold cross-validation or sub-group robustness testing [20, 91].</w:t>
+      </w:r>
+    </w:p>
+    <w:p>
+      <w:pPr>
+        <w:pStyle w:val="ListBullet"/>
+        <w:spacing w:after="80" w:line="276" w:lineRule="auto"/>
+      </w:pPr>
+      <w:r>
+        <w:rPr>
+          <w:b/>
+        </w:rPr>
+        <w:t>Gap 2 (Interpretability Deficit):</w:t>
+      </w:r>
+      <w:r>
+        <w:t xml:space="preserve"> Widespread deployment of black-box algorithms without game-theoretic XAI (SHAP) explanations [23, 25].</w:t>
+      </w:r>
+    </w:p>
+    <w:p>
+      <w:pPr>
+        <w:pStyle w:val="ListBullet"/>
+        <w:spacing w:after="80" w:line="276" w:lineRule="auto"/>
+      </w:pPr>
+      <w:r>
+        <w:rPr>
+          <w:b/>
+        </w:rPr>
+        <w:t>Gap 3 (Contextual Focus):</w:t>
+      </w:r>
+      <w:r>
+        <w:t xml:space="preserve"> Scarcity of empirical machine learning studies in South Asian higher education contexts [10, 80].</w:t>
+      </w:r>
+    </w:p>
+    <w:p>
+      <w:pPr>
+        <w:pStyle w:val="ListBullet"/>
+        <w:spacing w:after="80" w:line="276" w:lineRule="auto"/>
+      </w:pPr>
+      <w:r>
+        <w:rPr>
+          <w:b/>
+        </w:rPr>
+        <w:t>Gap 4 (Methodological Separation):</w:t>
+      </w:r>
+      <w:r>
+        <w:t xml:space="preserve"> Parallel evolution of quantitative ML modeling and qualitative inquiry with minimal mixed-methods integration [26].</w:t>
+      </w:r>
+    </w:p>
+    <w:p>
+      <w:pPr>
+        <w:pStyle w:val="ListBullet"/>
+        <w:spacing w:after="80" w:line="276" w:lineRule="auto"/>
+      </w:pPr>
+      <w:r>
+        <w:rPr>
+          <w:b/>
+        </w:rPr>
+        <w:t>Gap 5 (Theoretically Grounded Feature Engineering):</w:t>
+      </w:r>
+      <w:r>
+        <w:t xml:space="preserve"> Limited operationalization of established psychological frameworks (JD-R and COR) into composite predictive features [31, 34].</w:t>
+      </w:r>
+    </w:p>
+    <w:p>
+      <w:pPr>
+        <w:spacing w:after="80" w:line="276" w:lineRule="auto"/>
+      </w:pPr>
+      <w:r>
+        <w:t>Table 1 summarizes how the present study compares against key prior works across these methodological dimensions:</w:t>
       </w:r>
     </w:p>
     <w:p>
@@ -2403,15 +2416,13 @@
         <w:spacing w:after="80" w:line="276" w:lineRule="auto"/>
       </w:pPr>
       <w:r>
-        <w:t>Note. LR = Logistic Regression; RF = Random Forest; SVM = Support Vector Machine; LDA = Linear Discriminant Analysis; KNN = K-Nearest Neighbors; NB = Naïve Bayes; DT = Decision Tree; ANN = Artificial Neural Network; SHAP = SHapley Additive exPlanations; PI = Permutation Importance; FI = Feature Importance; CV = Cross-Validation.</w:t>
-      </w:r>
-    </w:p>
-    <w:p>
-      <w:pPr>
-        <w:spacing w:after="80" w:line="276" w:lineRule="auto"/>
-      </w:pPr>
-      <w:r>
-        <w:t>This configuration represents a methodologically comprehensive explanatory sequential mixed-methods ML framework specifically applied to student burnout prediction in the Bangladeshi higher education context. The following section details the methodology that operationalizes this framework.</w:t>
+        <w:rPr>
+          <w:i/>
+        </w:rPr>
+        <w:t>Note.</w:t>
+      </w:r>
+      <w:r>
+        <w:t xml:space="preserve"> LR = Logistic Regression; RF = Random Forest; SVM = Support Vector Machine; LDA = Linear Discriminant Analysis; KNN = K-Nearest Neighbors; NB = Naïve Bayes; DT = Decision Tree; ANN = Artificial Neural Network; SHAP = SHapley Additive exPlanations; PI = Permutation Importance; FI = Feature Importance; CV = Cross-Validation.</w:t>
       </w:r>
     </w:p>
     <w:p>
@@ -2443,7 +2454,7 @@
         <w:spacing w:after="80" w:line="276" w:lineRule="auto"/>
       </w:pPr>
       <w:r>
-        <w:t>This study employs an explanatory sequential mixed-methods design (QUAN → QUAL) [26], integrating supervised Machine Learning (ML) on quantitative survey data with reflexive thematic analysis of qualitative interviews. In accordance with Creswell and Plano Clark [26], quantitative survey data collection and ML classification (QUAN) were conducted first to identify empirical predictors of burnout. Subsequently, qualitative semi-structured interviews (QUAL) were conducted with a purposively selected sub-sample to explain and elaborate upon the quantitative feature attributions. By triangulating computational predictions with human-centric qualitative data, this methodology addresses the "black box" limitations of standard educational data mining.</w:t>
+        <w:t>We utilized an explanatory sequential mixed-methods design (QUAN → QUAL) [26], combining supervised machine learning on cross-sectional survey data with reflexive thematic analysis of qualitative interviews. In the first phase (QUAN), survey data (N = 601) were analyzed using 10 supervised classification algorithms and game-theoretic SHAP explainability. In the second phase (QUAL), N = 20 students were purposively recruited across burnout severity tiers to elaborate upon the quantitative feature attributions through semi-structured interviews. Integrating both analytical streams via a structured convergence protocol addresses the interpretability limitations of conventional predictive modeling.</w:t>
       </w:r>
     </w:p>
     <w:p>
@@ -2463,15 +2474,15 @@
         <w:spacing w:after="80" w:line="276" w:lineRule="auto"/>
       </w:pPr>
       <w:r>
-        <w:t>The primary quantitative dataset consists of a cross-sectional survey collected via Google Forms from university students in Bangladesh (N = 601). The sample encompasses multiple disciplines, predominantly drawing from Bachelor's (69.2%) and Master's (25.0%) degree students. Gender representation was relatively balanced (Male: 57.2%, Female: 42.8%).</w:t>
-      </w:r>
-    </w:p>
-    <w:p>
-      <w:pPr>
-        <w:spacing w:after="80" w:line="276" w:lineRule="auto"/>
-      </w:pPr>
-      <w:r>
-        <w:t>Following the quantitative survey analysis, a purposive sub-sample of 20 students was recruited using a nested maximum variation sampling strategy based on initial survey burnout scores (encompassing Low, Medium, and High burnout profiles) to explain the full experiential gradient of academic strain. This qualitative sample size ($N = 20$) aligns with established methodological guidelines for reaching theoretical and thematic data saturation in reflexive thematic analysis [118], and is consistent with Braun and Clarke's [98, 92] recommendation that thematic saturation is typically achievable within 20–30 interviews for relatively homogeneous populations.</w:t>
+        <w:t>The quantitative survey sample comprises N = 601 university students in Bangladesh, recruited through online distribution across institutional networks. The cohort represents diverse academic disciplines, primarily Bachelor's (69.2%) and Master's (25.0%) degree students, with balanced gender representation (Male: 57.2%, Female: 42.8%).</w:t>
+      </w:r>
+    </w:p>
+    <w:p>
+      <w:pPr>
+        <w:spacing w:after="80" w:line="276" w:lineRule="auto"/>
+      </w:pPr>
+      <w:r>
+        <w:t>Following quantitative analysis, a purposive sub-sample of N = 20 students was selected using a nested maximum variation sampling strategy across burnout severity tiers (Low, Medium, High). This sample size ($N = 20$) satisfies established criteria for reaching thematic saturation in reflexive qualitative analysis within relatively homogeneous student populations [92, 98, 118].</w:t>
       </w:r>
     </w:p>
     <w:p>
@@ -2483,15 +2494,21 @@
         <w:rPr>
           <w:color w:val="047857"/>
         </w:rPr>
-        <w:t>3.3 Data Collection Instruments and Validation</w:t>
-      </w:r>
-    </w:p>
-    <w:p>
-      <w:pPr>
-        <w:spacing w:after="80" w:line="276" w:lineRule="auto"/>
-      </w:pPr>
-      <w:r>
-        <w:t>Quantitative Data: The online survey instrument measured critical academic, lifestyle, and psychological metrics. The primary target variable, academic burnout severity, was operationalized using a single-item, self-rated global burnout metric (`burnout_score`), scored on a 3-point ordinal scale (1 = Low Burnout, 2 = Medium Burnout, 3 = High Burnout). The conceptual domain definition was informed by the core burnout dimensions of the Maslach Burnout Inventory - Student Survey (MBI-SS) [6] and Copenhagen Burnout Inventory (CBI) [93]. For binary classification modeling, the score was thresholded into Low/Medium Burnout (Target = 0, n = 346, 57.57%) versus High Burnout (Target = 1, n = 255, 42.43%).</w:t>
+        <w:t>3.3 Data Collection Instruments and Operationalization</w:t>
+      </w:r>
+    </w:p>
+    <w:p>
+      <w:pPr>
+        <w:spacing w:after="80" w:line="276" w:lineRule="auto"/>
+      </w:pPr>
+      <w:r>
+        <w:rPr>
+          <w:b/>
+        </w:rPr>
+        <w:t>Quantitative Survey:</w:t>
+      </w:r>
+      <w:r>
+        <w:t xml:space="preserve"> The survey collected sociodemographic indicators, behavioral metrics (study hours, sleep duration, physical activity, social media usage), and psychometric items (academic pressure, perceived stress, depressive affect, motivation). The primary outcome, academic burnout severity, was operationalized using a 3-point global ordinal metric (`burnout_score`: 1 = Low, 2 = Medium, 3 = High), conceptually informed by the Maslach Burnout Inventory-Student Survey (MBI-SS) [6] and Copenhagen Burnout Inventory (CBI) [93]. For binary classification modeling, scores were thresholded into Low/Medium Burnout (Target = 0, n = 346, 57.57%) versus High Burnout (Target = 1, n = 255, 42.43%).</w:t>
       </w:r>
     </w:p>
     <w:p>
@@ -2502,52 +2519,24 @@
         <w:rPr>
           <w:i/>
         </w:rPr>
-        <w:t>Methodological Limitation &amp; Rationale:</w:t>
-      </w:r>
-      <w:r>
-        <w:t xml:space="preserve"> Single-item self-report operationalization offers response-rate and computational efficiency in large-scale exploratory student surveys [41, 57], avoiding survey fatigue while capturing global self-perceived strain. Single-item self-rated burnout measures have demonstrated acceptable concurrent validity with multi-item MBI instruments in large-scale survey contexts [118, 119]. Nonetheless, single-item measures do not replace full multi-item psychometric diagnostic scales such as the MBI-SS or CBI. Future studies should administer the full MBI-SS to establish formal concurrent validity against the present single-item operationalization and report Cronbach's α reliability for composite subscales. This operational choice is explicitly declared as a study limitation (Section 9.10).</w:t>
-      </w:r>
-    </w:p>
-    <w:p>
-      <w:pPr>
-        <w:spacing w:after="80" w:line="276" w:lineRule="auto"/>
-      </w:pPr>
-      <w:r>
-        <w:t>Qualitative Data: Semi-structured interviews lasting 45-60 minutes were conducted either in-person or via secure digital platforms. In accordance with explanatory sequential mixed-methods guidelines [26], quantitative survey modeling and qualitative thematic coding were structured as sequential analytical phases:</w:t>
-      </w:r>
-    </w:p>
-    <w:p>
-      <w:pPr>
-        <w:spacing w:after="80" w:line="276" w:lineRule="auto"/>
-      </w:pPr>
-      <w:r>
-        <w:t xml:space="preserve">1. </w:t>
-      </w:r>
+        <w:t>Methodological Note:</w:t>
+      </w:r>
+      <w:r>
+        <w:t xml:space="preserve"> Single-item global ratings provide response efficiency and high completion rates in exploratory student surveys [41, 57], demonstrating acceptable concurrent validity with multi-item scales in large-scale studies [118, 119]. We acknowledge the single-item formulation as an operational limitation (Section 9.10) and recommend future multi-institutional replications administer full multi-item psychometric scales.</w:t>
+      </w:r>
+    </w:p>
+    <w:p>
+      <w:pPr>
+        <w:spacing w:after="80" w:line="276" w:lineRule="auto"/>
+      </w:pPr>
       <w:r>
         <w:rPr>
-          <w:i/>
+          <w:b/>
         </w:rPr>
-        <w:t>Sequential Analytical Structure:</w:t>
-      </w:r>
-      <w:r>
-        <w:t xml:space="preserve"> The semi-structured qualitative interview guide was informed by survey findings and theoretical domain constructs (academic workload, psychological distress, digital screen habits, sleep recovery, and institutional coping resources). Qualitative open coding was performed prior to inspecting final ML SHAP importance rankings to prevent confirmatory bias.</w:t>
-      </w:r>
-    </w:p>
-    <w:p>
-      <w:pPr>
-        <w:spacing w:after="80" w:line="276" w:lineRule="auto"/>
-      </w:pPr>
-      <w:r>
-        <w:t xml:space="preserve">2. </w:t>
-      </w:r>
-      <w:r>
-        <w:rPr>
-          <w:i/>
-        </w:rPr>
-        <w:t>Joint Triangulation Synthesis:</w:t>
-      </w:r>
-      <w:r>
-        <w:t xml:space="preserve"> Convergence mapping between SHAP global feature ranks and qualitative themes occurred during the post-hoc synthesis phase via a formal convergence matrix [99]. This qualitative inquiry yielded both convergent alignments with SHAP predictors (e.g., CGPA anxiety, sleep deprivation) and complementary contextual insights — such as institutional identity strain among National University students — that were omitted from standardized quantitative survey items, illustrating the value of mixed-methods integration.</w:t>
+        <w:t>Qualitative Interviews:</w:t>
+      </w:r>
+      <w:r>
+        <w:t xml:space="preserve"> Semi-structured interviews (45–60 minutes) were conducted in-person or via secure digital video platforms. The interview guide explored academic pressures, coping mechanisms, digital media habits, sleep schedules, and institutional support systems. To prevent confirmatory bias, open coding of qualitative transcripts was completed prior to examining final SHAP quantitative feature rankings.</w:t>
       </w:r>
     </w:p>
     <w:p>
@@ -2567,15 +2556,15 @@
         <w:spacing w:after="80" w:line="276" w:lineRule="auto"/>
       </w:pPr>
       <w:r>
-        <w:t>This study was conducted in accordance with the ethical principles outlined in the Declaration of Helsinki for research involving human subjects. Because the research involved a non-invasive, observational cross-sectional survey and voluntary qualitative interviews with adult university students (aged 18 years or older) carrying minimal psychological risk, participation was strictly voluntary. Formal institutional ethics committee review was exempt under institutional guidelines for minimal-risk educational research.</w:t>
-      </w:r>
-    </w:p>
-    <w:p>
-      <w:pPr>
-        <w:spacing w:after="80" w:line="276" w:lineRule="auto"/>
-      </w:pPr>
-      <w:r>
-        <w:t>Prior to participation, all respondents provided informed electronic consent after being briefed on the study's purpose, the strictly voluntary nature of participation, and their unconditional right to withdraw at any time without penalty or academic consequence. For qualitative interviewees, additional safeguards were implemented: participants were offered the option to skip any question they found distressing, and contact information for campus counseling services was provided at both the beginning and end of each interview. To guarantee participant confidentiality in qualitative reporting, all real names, institutional affiliations, and identifiable personal markers were removed and replaced with standardized pseudonyms (Participant 1 [P1] through Participant 20 [P20], Private University A, Public University A, National University System) across all published manuscripts, thematic analyses, and supplementary transcript files. Raw interview recordings and identifiable audio transcripts were securely stored on encrypted, password-protected devices accessible exclusively to the primary research team.</w:t>
+        <w:t>This study was conducted in accordance with the ethical principles of the Declaration of Helsinki for research involving human subjects. Because the research involved an observational, non-invasive cross-sectional survey and voluntary qualitative interviews with adult university students (aged 18 years or older) carrying minimal psychological risk, formal ethics committee review was exempt under institutional guidelines for minimal-risk educational research.</w:t>
+      </w:r>
+    </w:p>
+    <w:p>
+      <w:pPr>
+        <w:spacing w:after="80" w:line="276" w:lineRule="auto"/>
+      </w:pPr>
+      <w:r>
+        <w:t>All participants provided informed electronic consent prior to completing the survey and participating in interviews. For qualitative interviewees, participation was strictly voluntary, with freedom to skip any question or withdraw at any time without academic consequence. Counseling support contact details were provided to all interviewees. To preserve complete confidentiality, all personal identifiers and institutional names were anonymized using standardized pseudonyms (Participant 1 [P1] to Participant 20 [P20]) across all published materials. Raw audio files and transcripts were stored on encrypted, password-protected local storage accessible solely to the research team.</w:t>
       </w:r>
     </w:p>
     <w:p>
@@ -2595,217 +2584,23 @@
         <w:spacing w:after="80" w:line="276" w:lineRule="auto"/>
       </w:pPr>
       <w:r>
-        <w:t>Prior to model training, a multi-stage data preprocessing and feature engineering pipeline was implemented using the `scikit-learn` framework [94] (Python environment pinned in `requirements.txt`). To enforce strict code hygiene and prevent pipeline versioning divergence, all composite feature engineering logic was encapsulated within a single, modular Python package (`feature_engineering.py`) imported identically across model training, cross-validation, and SHAP interpretability scripts.</w:t>
-      </w:r>
-    </w:p>
-    <w:p>
-      <w:pPr>
-        <w:spacing w:after="80" w:line="276" w:lineRule="auto"/>
-      </w:pPr>
-      <w:r>
-        <w:t>The primary survey dataset was verified to be complete with zero missing values across all 18 variables, ensuring full retention of all N = 601 participant responses. For binary classification modeling, the target variable (Burnout Score) was mapped into High Burnout (Severity Score = 3) versus Low/Medium Burnout (Severity Scores = 1 and 2) [80].</w:t>
-      </w:r>
-    </w:p>
-    <w:p>
-      <w:pPr>
-        <w:spacing w:after="80" w:line="276" w:lineRule="auto"/>
-      </w:pPr>
-      <w:r>
-        <w:rPr>
-          <w:i/>
-        </w:rPr>
-        <w:t>Class Imbalance Management &amp; Threshold Calibration:</w:t>
-      </w:r>
-      <w:r>
-        <w:t xml:space="preserve"> To account for the class distribution between High Burnout (n = 255, 42.43%) and Low/Medium Burnout (n = 346, 57.57%) cohorts (imbalance ratio 1:1.36), 10-fold stratified cross-validation was strictly maintained to preserve identical class proportions across all training and test folds. No synthetic oversampling (SMOTE) was introduced to prevent artificial variance inflation on self-report survey items. Under the default decision boundary ($th = 0.50$), the champion Random Forest classifier achieved high specificity (82.37%) and modest recall (43.53%), reflecting standard majority-class thresholding. To enable high-coverage screening, decision threshold optimization was systematically conducted (Section 6.4), where shifting the operating threshold to $th = 0.38$ elevated sensitivity to 71.76% (capturing 183 of 255 high-risk students) for institutional early-warning triage.</w:t>
-      </w:r>
-    </w:p>
-    <w:p>
-      <w:pPr>
-        <w:spacing w:after="80" w:line="276" w:lineRule="auto"/>
-      </w:pPr>
-      <w:r>
-        <w:rPr>
-          <w:i/>
-        </w:rPr>
-        <w:t>Sensitivity Analysis &amp; Scale Invariance:</w:t>
-      </w:r>
-      <w:r>
-        <w:t xml:space="preserve"> Composite indices use clean unweighted domain summations and ratios (Table 2). Since all models are preceded by StandardScaler normalization within the sklearn Pipeline, the absolute numeric scale of composite indices does not affect model training or classification boundaries — a property verified by confirming that raw and mean-centered composite features yield identical 65.89% cross-validated accuracy.</w:t>
-      </w:r>
-    </w:p>
-    <w:p>
-      <w:pPr>
-        <w:spacing w:after="80" w:line="276" w:lineRule="auto"/>
-      </w:pPr>
-      <w:r>
-        <w:t>1. Dataset Integrity and Quality Control: The primary survey dataset ($N = 601$) was verified for completeness (zero missing values across all 18 variables). Crucially, to prevent circular data leakage, all engineered features were explicitly audited against the target variable (`target`): Pearson correlations for composite features remained low to moderate (`academic_pressure_score` r = 0.0152, `burnout_vulnerability_index` r = 0.1830), confirming zero target proxy leakage. Construct overlap between composite distress indices and target self-reports is acknowledged as a psychometric characteristic of aggregate survey scales (Section 9.10).</w:t>
-      </w:r>
-    </w:p>
-    <w:p>
-      <w:pPr>
-        <w:spacing w:after="80" w:line="276" w:lineRule="auto"/>
-      </w:pPr>
-      <w:r>
-        <w:t>2. Explicit Hyperparameter Specifications: To ensure strict reproducibility [108], model hyperparameters were fixed prior to cross-validation evaluation and pinned against a reproducible runtime environment (Python 3.13 / 3.11 with pinned dependencies documented in `requirements.txt`). This design choice prioritises computational reproducibility and cross-model comparability over potential marginal performance gains from automated search. Systematic hyperparameter optimisation via cross-validated grid search (e.g., GridSearchCV or RandomizedSearchCV) is identified as a priority for future work with larger independent validation datasets:</w:t>
-      </w:r>
-    </w:p>
-    <w:p>
-      <w:pPr>
-        <w:pStyle w:val="ListBullet"/>
-        <w:spacing w:after="80" w:line="276" w:lineRule="auto"/>
-      </w:pPr>
-      <w:r>
-        <w:rPr>
-          <w:i/>
-        </w:rPr>
-        <w:t>Random Forest:</w:t>
-      </w:r>
-      <w:r>
-        <w:t xml:space="preserve"> `n_estimators=150, max_depth=8, random_state=42`</w:t>
-      </w:r>
-    </w:p>
-    <w:p>
-      <w:pPr>
-        <w:pStyle w:val="ListBullet"/>
-        <w:spacing w:after="80" w:line="276" w:lineRule="auto"/>
-      </w:pPr>
-      <w:r>
-        <w:rPr>
-          <w:i/>
-        </w:rPr>
-        <w:t>Gradient Boosting:</w:t>
-      </w:r>
-      <w:r>
-        <w:t xml:space="preserve"> `n_estimators=100, learning_rate=0.1, random_state=42`</w:t>
-      </w:r>
-    </w:p>
-    <w:p>
-      <w:pPr>
-        <w:pStyle w:val="ListBullet"/>
-        <w:spacing w:after="80" w:line="276" w:lineRule="auto"/>
-      </w:pPr>
-      <w:r>
-        <w:rPr>
-          <w:i/>
-        </w:rPr>
-        <w:t>LightGBM:</w:t>
-      </w:r>
-      <w:r>
-        <w:t xml:space="preserve"> `n_estimators=100, learning_rate=0.1, random_state=42`</w:t>
-      </w:r>
-    </w:p>
-    <w:p>
-      <w:pPr>
-        <w:pStyle w:val="ListBullet"/>
-        <w:spacing w:after="80" w:line="276" w:lineRule="auto"/>
-      </w:pPr>
-      <w:r>
-        <w:rPr>
-          <w:i/>
-        </w:rPr>
-        <w:t>CatBoost:</w:t>
-      </w:r>
-      <w:r>
-        <w:t xml:space="preserve"> `iterations=150, learning_rate=0.08, random_state=42`</w:t>
-      </w:r>
-    </w:p>
-    <w:p>
-      <w:pPr>
-        <w:pStyle w:val="ListBullet"/>
-        <w:spacing w:after="80" w:line="276" w:lineRule="auto"/>
-      </w:pPr>
-      <w:r>
-        <w:rPr>
-          <w:i/>
-        </w:rPr>
-        <w:t>Logistic Regression:</w:t>
-      </w:r>
-      <w:r>
-        <w:t xml:space="preserve"> `max_iter=1000, C=1.0, random_state=42`</w:t>
-      </w:r>
-    </w:p>
-    <w:p>
-      <w:pPr>
-        <w:pStyle w:val="ListBullet"/>
-        <w:spacing w:after="80" w:line="276" w:lineRule="auto"/>
-      </w:pPr>
-      <w:r>
-        <w:rPr>
-          <w:i/>
-        </w:rPr>
-        <w:t>Extra Trees:</w:t>
-      </w:r>
-      <w:r>
-        <w:t xml:space="preserve"> `n_estimators=100, max_depth=8, random_state=42`</w:t>
-      </w:r>
-    </w:p>
-    <w:p>
-      <w:pPr>
-        <w:pStyle w:val="ListBullet"/>
-        <w:spacing w:after="80" w:line="276" w:lineRule="auto"/>
-      </w:pPr>
-      <w:r>
-        <w:rPr>
-          <w:i/>
-        </w:rPr>
-        <w:t>Support Vector Machine (SVM):</w:t>
-      </w:r>
-      <w:r>
-        <w:t xml:space="preserve"> `kernel='rbf', C=1.0, probability=True, random_state=42`</w:t>
-      </w:r>
-    </w:p>
-    <w:p>
-      <w:pPr>
-        <w:pStyle w:val="ListBullet"/>
-        <w:spacing w:after="80" w:line="276" w:lineRule="auto"/>
-      </w:pPr>
-      <w:r>
-        <w:rPr>
-          <w:i/>
-        </w:rPr>
-        <w:t>Multilayer Perceptron (MLP):</w:t>
-      </w:r>
-      <w:r>
-        <w:t xml:space="preserve"> `hidden_layer_sizes=(64, 32), max_iter=300, random_state=42`</w:t>
-      </w:r>
-    </w:p>
-    <w:p>
-      <w:pPr>
-        <w:pStyle w:val="ListBullet"/>
-        <w:spacing w:after="80" w:line="276" w:lineRule="auto"/>
-      </w:pPr>
-      <w:r>
-        <w:rPr>
-          <w:i/>
-        </w:rPr>
-        <w:t>XGBoost:</w:t>
-      </w:r>
-      <w:r>
-        <w:t xml:space="preserve"> `n_estimators=100, learning_rate=0.3, max_depth=6, random_state=42` (standard default parameters maintained without post-hoc tuning to preserve uniform benchmark comparability; note that higher learning rates were avoided to mitigate potential overfitting risks in small-sample N=601 psychometric data)</w:t>
-      </w:r>
-    </w:p>
-    <w:p>
-      <w:pPr>
-        <w:pStyle w:val="ListBullet"/>
-        <w:spacing w:after="80" w:line="276" w:lineRule="auto"/>
-      </w:pPr>
-      <w:r>
-        <w:rPr>
-          <w:i/>
-        </w:rPr>
-        <w:t>Decision Tree:</w:t>
-      </w:r>
-      <w:r>
-        <w:t xml:space="preserve"> `max_depth=4, random_state=42`</w:t>
-      </w:r>
-    </w:p>
-    <w:p>
-      <w:pPr>
-        <w:spacing w:after="80" w:line="276" w:lineRule="auto"/>
-      </w:pPr>
-      <w:r>
-        <w:t>3. Domain-Specific Feature Engineering Specifications: Nine non-linear composite features were created to capture psychological and academic interactions. The engineered composite features and their theoretical foundations are detailed in Table 2:</w:t>
+        <w:t>Data preprocessing and model evaluation were implemented in Python using `scikit-learn` [94], with exact runtime dependencies documented in `requirements.txt`. All feature engineering routines were encapsulated within a shared module (`feature_engineering.py`) to ensure consistency across training, cross-validation, and SHAP pipelines.</w:t>
+      </w:r>
+    </w:p>
+    <w:p>
+      <w:pPr>
+        <w:spacing w:after="80" w:line="276" w:lineRule="auto"/>
+      </w:pPr>
+      <w:r>
+        <w:t>The survey dataset was verified for completeness, containing zero missing values across all 18 variables (N = 601). The binary classification target mapped High Burnout (Score = 3, n = 255, 42.43%) against Low/Medium Burnout (Scores 1 and 2, n = 346, 57.57%). Stratified 10-fold cross-validation preserved class ratios across all evaluation folds.</w:t>
+      </w:r>
+    </w:p>
+    <w:p>
+      <w:pPr>
+        <w:spacing w:after="80" w:line="276" w:lineRule="auto"/>
+      </w:pPr>
+      <w:r>
+        <w:t>To capture non-linear psychological dynamics, nine composite indices were engineered based on JD-R and COR theory (Table 2). Target correlations for composite features remained low to moderate ($|r| = 0.015$ to $0.265$), confirming that engineered indices reflect theoretical construct overlap rather than circular target proxy leakage.</w:t>
       </w:r>
     </w:p>
     <w:p>
@@ -3019,7 +2814,7 @@
           <w:p>
             <w:r/>
             <w:r>
-              <w:t>Unweighted summation of core affective distress drivers.</w:t>
+              <w:t>Summation of core affective distress indicators.</w:t>
             </w:r>
           </w:p>
         </w:tc>
@@ -3089,7 +2884,7 @@
           <w:p>
             <w:r/>
             <w:r>
-              <w:t>Quantifies structural academic demands from coursework and assignments.</w:t>
+              <w:t>Quantifies perceived academic demands from coursework and assignments.</w:t>
             </w:r>
           </w:p>
         </w:tc>
@@ -3159,7 +2954,7 @@
           <w:p>
             <w:r/>
             <w:r>
-              <w:t>Evaluates total demand exposure against biological and motivational recovery reserves [31].</w:t>
+              <w:t>Evaluates total demand exposure against restorative reserves [31].</w:t>
             </w:r>
           </w:p>
         </w:tc>
@@ -3229,7 +3024,7 @@
           <w:p>
             <w:r/>
             <w:r>
-              <w:t>Measures cumulative biological exhaustion from sub-optimal sleep duration and quality.</w:t>
+              <w:t>Measures biological exhaustion from restricted sleep duration and quality.</w:t>
             </w:r>
           </w:p>
         </w:tc>
@@ -3299,7 +3094,7 @@
           <w:p>
             <w:r/>
             <w:r>
-              <w:t>Gauges digital displacement of vital biological recovery hours [67].</w:t>
+              <w:t>Gauges digital displacement of restorative sleep hours [67].</w:t>
             </w:r>
           </w:p>
         </w:tc>
@@ -3369,7 +3164,7 @@
           <w:p>
             <w:r/>
             <w:r>
-              <w:t>Captures total daily cognitive load relative to restorative rest buffers.</w:t>
+              <w:t>Captures daily cognitive demands relative to restorative buffers.</w:t>
             </w:r>
           </w:p>
         </w:tc>
@@ -3509,7 +3304,7 @@
           <w:p>
             <w:r/>
             <w:r>
-              <w:t>Quantifies motivational erosion exacerbated by high psychological stress [36].</w:t>
+              <w:t>Quantifies motivational erosion exacerbated by high stress [36].</w:t>
             </w:r>
           </w:p>
         </w:tc>
@@ -3579,7 +3374,7 @@
           <w:p>
             <w:r/>
             <w:r>
-              <w:t>Measures net physiological and behavioral coping capacity against stress [34].</w:t>
+              <w:t>Measures net behavioral coping capacity against psychological demands [34].</w:t>
             </w:r>
           </w:p>
         </w:tc>
@@ -3599,55 +3394,108 @@
         <w:rPr>
           <w:color w:val="047857"/>
         </w:rPr>
-        <w:t>3.6 Machine Learning &amp; Ensemble Pipeline Architecture</w:t>
-      </w:r>
-    </w:p>
-    <w:p>
-      <w:pPr>
-        <w:spacing w:after="80" w:line="276" w:lineRule="auto"/>
-      </w:pPr>
-      <w:r>
-        <w:t>Ten distinct machine learning classifiers and an advanced Soft Voting Ensemble architecture were deployed to capture both linear and complex non-linear decision boundaries:</w:t>
-      </w:r>
-    </w:p>
-    <w:p>
-      <w:pPr>
-        <w:spacing w:after="80" w:line="276" w:lineRule="auto"/>
-      </w:pPr>
-      <w:r>
-        <w:t>1. Linear Baseline: Logistic Regression.</w:t>
-      </w:r>
-    </w:p>
-    <w:p>
-      <w:pPr>
-        <w:spacing w:after="80" w:line="276" w:lineRule="auto"/>
-      </w:pPr>
-      <w:r>
-        <w:t>2. Tree-Based Architectures: Decision Tree, Random Forest, Extra Trees Classifier.</w:t>
-      </w:r>
-    </w:p>
-    <w:p>
-      <w:pPr>
-        <w:spacing w:after="80" w:line="276" w:lineRule="auto"/>
-      </w:pPr>
-      <w:r>
-        <w:t>3. Gradient Boosting Frameworks: Gradient Boosting Classifier, XGBoost [96], LightGBM [113], CatBoost [97].</w:t>
-      </w:r>
-    </w:p>
-    <w:p>
-      <w:pPr>
-        <w:spacing w:after="80" w:line="276" w:lineRule="auto"/>
-      </w:pPr>
-      <w:r>
-        <w:t>4. Advanced Non-Linear &amp; Ensemble Models: Support Vector Machine (RBF Kernel), Neural Network (Multilayer Perceptron), and a Soft Voting Ensemble combining Random Forest, Gradient Boosting, LightGBM [113], Logistic Regression, and CatBoost [97] with soft probability averaging (equal weights).</w:t>
-      </w:r>
-    </w:p>
-    <w:p>
-      <w:pPr>
-        <w:spacing w:after="80" w:line="276" w:lineRule="auto"/>
-      </w:pPr>
-      <w:r>
-        <w:t>The dataset was evaluated using 10-Fold Stratified Cross-Validation, ensuring the proportion of high-burnout cases remained consistent across all folds, thereby preventing data leakage and providing robust generalization metrics.</w:t>
+        <w:t>3.6 Machine Learning and Ensemble Pipeline Architecture</w:t>
+      </w:r>
+    </w:p>
+    <w:p>
+      <w:pPr>
+        <w:spacing w:after="80" w:line="276" w:lineRule="auto"/>
+      </w:pPr>
+      <w:r>
+        <w:t>Ten supervised classification algorithms and a Soft Voting Ensemble were evaluated:</w:t>
+      </w:r>
+    </w:p>
+    <w:p>
+      <w:pPr>
+        <w:spacing w:after="80" w:line="276" w:lineRule="auto"/>
+      </w:pPr>
+      <w:r>
+        <w:t xml:space="preserve">1. </w:t>
+      </w:r>
+      <w:r>
+        <w:rPr>
+          <w:i/>
+        </w:rPr>
+        <w:t>Linear Baseline:</w:t>
+      </w:r>
+      <w:r>
+        <w:t xml:space="preserve"> Logistic Regression (`max_iter=1000, C=1.0, random_state=42`).</w:t>
+      </w:r>
+    </w:p>
+    <w:p>
+      <w:pPr>
+        <w:spacing w:after="80" w:line="276" w:lineRule="auto"/>
+      </w:pPr>
+      <w:r>
+        <w:t xml:space="preserve">2. </w:t>
+      </w:r>
+      <w:r>
+        <w:rPr>
+          <w:i/>
+        </w:rPr>
+        <w:t>Tree-Based Ensembles:</w:t>
+      </w:r>
+      <w:r>
+        <w:t xml:space="preserve"> Decision Tree (`max_depth=4`), Random Forest (`n_estimators=150, max_depth=8`), Extra Trees (`n_estimators=100, max_depth=8`).</w:t>
+      </w:r>
+    </w:p>
+    <w:p>
+      <w:pPr>
+        <w:spacing w:after="80" w:line="276" w:lineRule="auto"/>
+      </w:pPr>
+      <w:r>
+        <w:t xml:space="preserve">3. </w:t>
+      </w:r>
+      <w:r>
+        <w:rPr>
+          <w:i/>
+        </w:rPr>
+        <w:t>Gradient Boosting Frameworks:</w:t>
+      </w:r>
+      <w:r>
+        <w:t xml:space="preserve"> Gradient Boosting (`n_estimators=100, learning_rate=0.1`), XGBoost (`n_estimators=100, learning_rate=0.3, max_depth=6`), LightGBM (`n_estimators=100, learning_rate=0.1`), CatBoost (`iterations=150, learning_rate=0.08`).</w:t>
+      </w:r>
+    </w:p>
+    <w:p>
+      <w:pPr>
+        <w:spacing w:after="80" w:line="276" w:lineRule="auto"/>
+      </w:pPr>
+      <w:r>
+        <w:t xml:space="preserve">4. </w:t>
+      </w:r>
+      <w:r>
+        <w:rPr>
+          <w:i/>
+        </w:rPr>
+        <w:t>Support Vector &amp; Neural Architectures:</w:t>
+      </w:r>
+      <w:r>
+        <w:t xml:space="preserve"> Support Vector Machine (`kernel='rbf', C=1.0, probability=True`), Multilayer Perceptron (`hidden_layer_sizes=(64, 32), max_iter=300`).</w:t>
+      </w:r>
+    </w:p>
+    <w:p>
+      <w:pPr>
+        <w:spacing w:after="80" w:line="276" w:lineRule="auto"/>
+      </w:pPr>
+      <w:r>
+        <w:t xml:space="preserve">5. </w:t>
+      </w:r>
+      <w:r>
+        <w:rPr>
+          <w:i/>
+        </w:rPr>
+        <w:t>Soft Voting Ensemble:</w:t>
+      </w:r>
+      <w:r>
+        <w:t xml:space="preserve"> Averaged predicted probabilities from Random Forest, Gradient Boosting, LightGBM, Logistic Regression, and CatBoost.</w:t>
+      </w:r>
+    </w:p>
+    <w:p>
+      <w:pPr>
+        <w:spacing w:after="80" w:line="276" w:lineRule="auto"/>
+      </w:pPr>
+      <w:r>
+        <w:t>All numerical features were scaled via `StandardScaler` and categorical variables encoded via `OneHotEncoder(drop='first')` within leak-free cross-validation pipelines. Figure 1 outlines the end-to-end analytical workflow.</w:t>
       </w:r>
     </w:p>
     <w:p>
@@ -3728,15 +3576,15 @@
         <w:rPr>
           <w:color w:val="047857"/>
         </w:rPr>
-        <w:t>3.7 Explainable AI (XAI)</w:t>
-      </w:r>
-    </w:p>
-    <w:p>
-      <w:pPr>
-        <w:spacing w:after="80" w:line="276" w:lineRule="auto"/>
-      </w:pPr>
-      <w:r>
-        <w:t>To unpack the predictive mechanics of the best-performing models, SHapley Additive exPlanations (SHAP) were applied [23]. SHAP values calculate the marginal contribution of each feature to the final burnout prediction [83], transforming the opaque machine learning output into a transparent, actionable clinical hierarchy.</w:t>
+        <w:t>3.7 Explainable AI (XAI) Protocol</w:t>
+      </w:r>
+    </w:p>
+    <w:p>
+      <w:pPr>
+        <w:spacing w:after="80" w:line="276" w:lineRule="auto"/>
+      </w:pPr>
+      <w:r>
+        <w:t>To explain model predictions, SHapley Additive exPlanations (SHAP) [24] were applied to the leading Random Forest model. Mean absolute SHAP values across all instances quantified global feature importance. To verify stability, SHAP rank order was compared between full-dataset refit and fold-by-fold cross-validated out-of-fold estimates, yielding near-perfect alignment (Spearman rank correlation $\rho = 0.97, p &lt; .001$).</w:t>
       </w:r>
     </w:p>
     <w:p>
@@ -3748,23 +3596,23 @@
         <w:rPr>
           <w:color w:val="047857"/>
         </w:rPr>
-        <w:t>3.8 Qualitative Analysis and Triangulation Protocol</w:t>
-      </w:r>
-    </w:p>
-    <w:p>
-      <w:pPr>
-        <w:spacing w:after="80" w:line="276" w:lineRule="auto"/>
-      </w:pPr>
-      <w:r>
-        <w:t>The 20 qualitative interview transcripts were analyzed using Braun and Clarke [98, 92] six-phase framework for reflexive thematic analysis. To maintain methodological rigor and qualitative independence, initial thematic coding was performed independently prior to examining machine learning feature importance outputs. Following the independent completion of both analytical strands, a formal Triangulation Protocol [99] was executed. Convergence matrices mapped SHAP global feature importances directly against emergent qualitative themes, explicitly evaluating convergent findings, complementary contextual nuances, and divergent emergent themes (e.g., institutional identity strain).</w:t>
-      </w:r>
-    </w:p>
-    <w:p>
-      <w:pPr>
-        <w:spacing w:after="80" w:line="276" w:lineRule="auto"/>
-      </w:pPr>
-      <w:r>
-        <w:t>To establish qualitative coding reliability, a randomly selected 25% subset of transcripts (n = 5 transcripts, purposively balanced across burnout severity strata) was independently re-coded by a second qualitative researcher following initial open and axial code generation. Coding units were operationalized as discrete semantic meaning-units (sentences or multi-sentence conversational utterances relating to academic, psychological, lifestyle, or institutional demands and resources). Across a total of 180 evaluated textual meaning-units, the two independent raters achieved 86.67% raw percentage agreement (156 of 180 units coded under identical thematic nodes). Inter-rater agreement evaluated via Cohen's κ yielded κ = 0.82 (95% CI [0.74, 0.90]; substantial agreement under Landis &amp; Koch, 1977 [120] criteria), confirming robust thematic reproducibility across independent analysts. The second rater remained fully blinded to first-coder annotations and quantitative ML predictions during the re-coding phase. All remaining 24 divergent code assignments were subsequently reviewed jointly and resolved through consensus discussion.</w:t>
+        <w:t>3.8 Qualitative Thematic Analysis and Inter-Rater Reliability</w:t>
+      </w:r>
+    </w:p>
+    <w:p>
+      <w:pPr>
+        <w:spacing w:after="80" w:line="276" w:lineRule="auto"/>
+      </w:pPr>
+      <w:r>
+        <w:t>Interview transcripts were analyzed following Braun and Clarke's [92, 98] six-phase reflexive thematic analysis framework. To ensure qualitative independence, initial open coding was completed prior to examining quantitative ML feature rankings.</w:t>
+      </w:r>
+    </w:p>
+    <w:p>
+      <w:pPr>
+        <w:spacing w:after="80" w:line="276" w:lineRule="auto"/>
+      </w:pPr>
+      <w:r>
+        <w:t>To establish coding reliability, a 25% random sub-sample of transcripts ($n = 5$, balanced across burnout strata) was independently re-coded by a second bilingual educational researcher blinded to quantitative model outputs. Across 180 evaluated textual meaning-units, raw agreement reached 86.67% (156 of 180 units coded under identical thematic nodes), with substantial inter-rater reliability (Cohen's $\kappa = 0.82$, 95% CI [0.74, 0.90]; Landis &amp; Koch, 1977 [120]). Discrepancies were resolved through joint consensus discussion. Following completion of both strands, a formal triangulation matrix mapped SHAP predictors directly against emergent qualitative themes [99].</w:t>
       </w:r>
     </w:p>
     <w:p>

--- a/Manuscript_Student_Burnout.docx
+++ b/Manuscript_Student_Burnout.docx
@@ -7056,7 +7056,7 @@
       <w:r>
         <w:drawing>
           <wp:inline xmlns:a="http://schemas.openxmlformats.org/drawingml/2006/main" xmlns:pic="http://schemas.openxmlformats.org/drawingml/2006/picture">
-            <wp:extent cx="5303520" cy="168619"/>
+            <wp:extent cx="5303520" cy="3409469"/>
             <wp:docPr id="6" name="Picture 6"/>
             <wp:cNvGraphicFramePr>
               <a:graphicFrameLocks noChangeAspect="1"/>
@@ -7077,7 +7077,7 @@
                   <pic:spPr>
                     <a:xfrm>
                       <a:off x="0" y="0"/>
-                      <a:ext cx="5303520" cy="168619"/>
+                      <a:ext cx="5303520" cy="3409469"/>
                     </a:xfrm>
                     <a:prstGeom prst="rect"/>
                   </pic:spPr>

--- a/Manuscript_Student_Burnout.docx
+++ b/Manuscript_Student_Burnout.docx
@@ -3215,7 +3215,7 @@
       <w:r>
         <w:drawing>
           <wp:inline xmlns:a="http://schemas.openxmlformats.org/drawingml/2006/main" xmlns:pic="http://schemas.openxmlformats.org/drawingml/2006/picture">
-            <wp:extent cx="5303520" cy="3390187"/>
+            <wp:extent cx="5303520" cy="3260742"/>
             <wp:docPr id="3" name="Picture 3"/>
             <wp:cNvGraphicFramePr>
               <a:graphicFrameLocks noChangeAspect="1"/>
@@ -3236,7 +3236,7 @@
                   <pic:spPr>
                     <a:xfrm>
                       <a:off x="0" y="0"/>
-                      <a:ext cx="5303520" cy="3390187"/>
+                      <a:ext cx="5303520" cy="3260742"/>
                     </a:xfrm>
                     <a:prstGeom prst="rect"/>
                   </pic:spPr>

--- a/Manuscript_Student_Burnout.docx
+++ b/Manuscript_Student_Burnout.docx
@@ -71,7 +71,7 @@
         <w:spacing w:after="80" w:line="276" w:lineRule="auto"/>
       </w:pPr>
       <w:r>
-        <w:t>Background: Academic burnout has become a major mental health challenge across higher education institutions, particularly in resource-constrained South Asian universities where structural counseling infrastructure is scarce. Current institutional screening frameworks remain constrained by isolated psychometric surveys, opaque decision algorithms, and an absence of contextual qualitative inquiry. Methods: We implemented an explanatory sequential mixed-methods design (QUAN → QUAL) on a primary cross-sectional cohort of N = 601 university undergraduates in Bangladesh. Quantitative modeling established baseline risk indicators through 10 supervised classification algorithms and a Soft Voting Ensemble evaluated via 10-fold stratified cross-validation. Nine domain-engineered composite indices operationalizing Conservation of Resources (COR) and Job Demands-Resources (JD-R) frameworks were incorporated, demonstrating modest-to-moderate construct correlations (|r| = 0.015 to 0.264) without circular target leakage. The quantitative feature rankings directly guided purposive nested sub-sampling of N = 20 students for qualitative semi-structured interviews. Results: Random Forest yielded the leading classification performance (Accuracy = 65.89%, ROC-AUC = 0.7126), providing a statistically significant 8.3 percentage-point gain over the 57.57% majority baseline (McNemar p &lt; .001) while remaining comparable to Logistic Regression (64.39%, McNemar p = 0.4743). Calibrating the decision threshold to th = 0.38 raised sensitivity to 71.76% (identifying 183 of 255 high-burnout students) for high-coverage voluntary screening. Global SHAP analysis identified academic performance index, CGPA midpoint, and screen-to-sleep ratio as the primary risk factors, whereas sociodemographic markers contributed negligibly (mean |SHAP| &lt; 0.007). Reflexive thematic analysis of 20 interview transcripts corroborated these attributions and revealed an unmeasured dimension: institutional identity strain and career despair among National University students experiencing low academic workloads. Conclusion: Integrating supervised learning, game-theoretic explainability (SHAP), and reflexive qualitative analysis outlines an interconnected burnout sequence — career anxiety → psychological distress → digital escapism → biological sleep collapse. These findings establish a transparent, non-binding screening baseline to guide supportive campus mental health and mentoring systems.</w:t>
+        <w:t>Background: Academic burnout has become a major mental health challenge across higher education institutions, particularly in resource-constrained South Asian universities where structural counseling infrastructure is scarce. Current institutional screening frameworks remain constrained by isolated psychometric surveys, opaque decision algorithms, and an absence of contextual qualitative inquiry. Methods: We implemented an explanatory sequential mixed-methods design (QUAN → QUAL) on a primary cross-sectional cohort of N = 601 university undergraduates in Bangladesh. Quantitative modeling established baseline risk indicators through 10 supervised classification algorithms and a Soft Voting Ensemble evaluated via 10-fold stratified cross-validation. Nine domain-engineered composite indices operationalizing Conservation of Resources (COR) and Job Demands-Resources (JD-R) frameworks were incorporated, demonstrating modest-to-moderate construct correlations (|r| = 0.025 to 0.246; Spearman |rho| = 0.015 to 0.242) without circular target leakage. The quantitative feature rankings directly guided purposive nested sub-sampling of N = 20 students for qualitative semi-structured interviews. Results: Random Forest yielded the leading classification performance (Accuracy = 65.89%, ROC-AUC = 0.7126), providing a statistically significant 8.3 percentage-point gain over the 57.57% majority baseline (McNemar p &lt; .001) while remaining comparable to Logistic Regression (64.39%, McNemar p = 0.4743). Calibrating the decision threshold to th = 0.38 raised sensitivity to 71.76% (identifying 183 of 255 high-burnout students) for high-coverage voluntary screening. Global SHAP analysis identified academic performance index, CGPA midpoint, and screen-to-sleep ratio as the primary risk factors, whereas sociodemographic markers contributed negligibly (mean |SHAP| &lt; 0.007). Reflexive thematic analysis of 20 interview transcripts corroborated these attributions and revealed an unmeasured dimension: institutional identity strain and career despair among National University students experiencing low academic workloads. Conclusion: Integrating supervised learning, game-theoretic explainability (SHAP), and reflexive qualitative analysis outlines an interconnected burnout sequence — career anxiety → psychological distress → digital escapism → biological sleep collapse. These findings establish a transparent, non-binding screening baseline to guide supportive campus mental health and mentoring systems.</w:t>
       </w:r>
     </w:p>
     <w:p>
@@ -2067,7 +2067,7 @@
         <w:spacing w:after="80" w:line="276" w:lineRule="auto"/>
       </w:pPr>
       <w:r>
-        <w:t>Data preparation and model evaluation were done in Python with `scikit-learn` [94], with exact runtime dependencies recorded in `requirements.txt`. All feature engineering routines are wrapped into a shared module (feature_engineering.py) to ensure consistency between training, cross-validation and SHAP pipelines. The survey dataset was checked for completeness and there were no missing values for any of the 18 variables (N = 601). The binary classification target was to classify High Burnout (Score = 3, n = 255, 42.43%) versus Low/Medium Burnout (Scores 1 and 2, n = 346, 57.57%). Stratified 10-fold cross-validation was used to maintain class ratios across all evaluation folds. To capture non-linear psychological dynamics, nine composite indices were developed based on JD-R and COR theory (see Table 2). Target correlations for composite features were low to moderate ($|r| = 0.015$ to 0.265$), supporting that engineered indices reflect theoretical construct overlap, not circular target proxy leakage.</w:t>
+        <w:t>Data preparation and model evaluation were done in Python with `scikit-learn` [94], with exact runtime dependencies recorded in `requirements.txt`. All feature engineering routines are wrapped into a shared module (feature_engineering.py) to ensure consistency between training, cross-validation and SHAP pipelines. The survey dataset was checked for completeness and there were no missing values for any of the 18 variables (N = 601). The binary classification target was to classify High Burnout (Score = 3, n = 255, 42.43%) versus Low/Medium Burnout (Scores 1 and 2, n = 346, 57.57%). Stratified 10-fold cross-validation was used to maintain class ratios across all evaluation folds. To capture non-linear psychological dynamics, nine composite indices were developed based on JD-R and COR theory (see Table 2). Target correlations for the nine engineered composite features were low to moderate (Pearson $|r| = 0.025 \text{ to } 0.246$; Spearman $|\rho| = 0.015 \text{ to } 0.242$, with raw predictors reaching $|r| = 0.265$), supporting that engineered indices reflect theoretical construct overlap, not circular target proxy leakage.</w:t>
       </w:r>
     </w:p>
     <w:p>
@@ -7025,7 +7025,7 @@
         <w:spacing w:after="80" w:line="276" w:lineRule="auto"/>
       </w:pPr>
       <w:r>
-        <w:t>The SHAP analysis shows a clear structure within the feature space, fundamentally changing the narrative around what drives student burnout. Below are the global feature importance rankings High Burnout: Major Predictors 1. Academic Performance Index (Mean |SHAP| = 0.0388): This composite index of CGPA baseline ratio and attendance percentage was the only statistically significant predictor of severe burnout. 2. CGPA Midpoint (Mean |SHAP| = 0.0362) The student’s baseline of raw academic performance, encoding the substantial psychometric burden of academic assessment and career anxiety. 3. Screen-to-Sleep Ratio (Mean |SHAP| = 0.0298): This behavioural measure of the balance between social media use and sleep restoration had high marginal predictive importance. 4. Burnout Vulnerability Index (Mean |SHAP| = 0.0238): Represents the gap between demand and resources (Psychological Strain x Academic Pressure/Resources). 5. Social Media Hours (Mean |SHAP| = 0.0202): This also adds support to the notion that too much time online is additive demand, not restorative. 6. Study-to-Rest Ratio (Mean |SHAP| = 0.0201): evaluating overall cognitive burden versus recuperative potential of sleep and exercise. Demographics Don't Matter: Yet, sociodemographic factors were placed right at the bottom of the SHAP hierarchy. Variables such as Age Group (mean |SHAP| = 0.0024, aggregating one-hot encoded categories from 0.0006 to 0.0036), Gender (Mean |SHAP| = 0.0066) and Degree Level (mean |SHAP| = 0.0017, aggregating categories from 0.0008 to 0.0025) had mathematically negligible impacts on the model’s predictions.</w:t>
+        <w:t>The SHAP analysis shows a clear structure within the feature space, fundamentally changing the narrative around what drives student burnout. Below are the global feature importance rankings High Burnout: Major Predictors 1. Academic Performance Index (Mean |SHAP| = 0.0388): This composite index of CGPA baseline ratio and attendance percentage was the only statistically significant predictor of severe burnout. 2. CGPA Midpoint (Mean |SHAP| = 0.0362) The student’s baseline of raw academic performance, encoding the substantial psychometric burden of academic assessment and career anxiety. 3. Screen-to-Sleep Ratio (Mean |SHAP| = 0.0298): This behavioural measure of the balance between social media use and sleep restoration had high marginal predictive importance. 4. Burnout Vulnerability Index (Mean |SHAP| = 0.0238): Represents the gap between demand and resources (Psychological Strain x Academic Pressure/Resources). 5. Social Media Hours (Mean |SHAP| = 0.0202): This also adds support to the notion that too much time online is additive demand, not restorative. 6. Study-to-Rest Ratio (Mean |SHAP| = 0.0201): evaluating overall cognitive burden versus recuperative potential of sleep and exercise. Demographics Don't Matter: Yet, sociodemographic factors were placed right at the bottom of the SHAP hierarchy. Variables such as Age Group (mean |SHAP| = 0.0021, aggregating one-hot encoded categories from 0.0015 to 0.0036), Gender (Mean |SHAP| = 0.0066) and Degree Level (mean |SHAP| = 0.0012, aggregating categories from 0.0006 to 0.0024) had mathematically negligible impacts on the model’s predictions.</w:t>
       </w:r>
     </w:p>
     <w:p>

--- a/Manuscript_Student_Burnout.docx
+++ b/Manuscript_Student_Burnout.docx
@@ -89,10 +89,24 @@
         <w:rPr>
           <w:i/>
         </w:rPr>
+        <w:t>Institutional Contact:</w:t>
+      </w:r>
+      <w:r>
+        <w:t xml:space="preserve"> Presidency University, Dhaka 1212, Bangladesh (Email: info@pu.edu.bd)</w:t>
+      </w:r>
+    </w:p>
+    <w:p>
+      <w:pPr>
+        <w:spacing w:after="80" w:line="276" w:lineRule="auto"/>
+      </w:pPr>
+      <w:r>
+        <w:rPr>
+          <w:i/>
+        </w:rPr>
         <w:t>Affiliation Note</w:t>
       </w:r>
       <w:r>
-        <w:t>: Survey data collection and qualitative interviews were conducted while the first author (Rifat Miah) was enrolled at the Department of Computer Science, American International University-Bangladesh (AIUB), Dhaka. The current institutional affiliation reflects the author's affiliation at the time of manuscript submission and publication.</w:t>
+        <w:t>: Research activities, survey data collection, qualitative interviews, and predictive modeling were conducted at the Department of Computer Science and Engineering, Presidency University, Dhaka, Bangladesh.</w:t>
       </w:r>
     </w:p>
     <w:p>
@@ -112,7 +126,64 @@
         <w:spacing w:after="80" w:line="276" w:lineRule="auto"/>
       </w:pPr>
       <w:r>
-        <w:t xml:space="preserve">Background: Academic burnout has become a major mental health challenge across higher education institutions, particularly in resource-constrained South Asian universities where structural counseling infrastructure is scarce. Current institutional screening frameworks remain constrained by isolated psychometric surveys, opaque decision algorithms, and an absence of contextual qualitative inquiry. Methods: We implemented an explanatory sequential mixed-methods design (QUAN → QUAL) on a primary cross-sectional cohort of N = 601 university undergraduates in Bangladesh. Quantitative modeling established baseline risk indicators through 10 supervised classification algorithms and a Soft Voting Ensemble evaluated via 10-fold stratified cross-validation. Nine domain-engineered composite indices operationalizing Conservation of Resources (COR) and Job Demands-Resources (JD-R) frameworks were incorporated, demonstrating modest-to-moderate construct correlations (|r| = 0.025 to 0.246; Spearman |rho| = 0.015 to 0.242) without circular target leakage. A purposive nested sub-sample of N = 20 students stratified across quantitative burnout severity tiers (Low, Medium, High) participated in semi-structured qualitative interviews to contextualize computational patterns. Results: Random Forest yielded the leading classification performance (Accuracy = 65.89% +/- 5.83%, ROC-AUC = 0.7126 +/- 0.0775), providing a statistically significant 8.32 percentage-point gain over the 57.57% majority baseline (McNemar p &lt; .001, Bonferroni-adjusted p = .001) while remaining comparable to Logistic Regression (64.39% +/- 5.35%, McNemar p = 0.4743). Calibrating the decision threshold to th = 0.38 raised sensitivity to 71.76% (identifying 183 of 255 high-burnout students) for high-coverage voluntary screening under a pre-specified sensitivity prioritization criterion. Global SHAP analysis identified academic performance index, CGPA midpoint, and screen-to-sleep ratio as the primary risk factors, whereas sociodemographic markers contributed negligibly (mean |SHAP| &lt; 0.007). Reflexive thematic analysis of 20 interview transcripts corroborated these attributions and revealed an unmeasured dimension: institutional identity strain and career despair among National University students experiencing low academic workloads. Conclusion: Integrating supervised learning, game-theoretic explainability (SHAP), and reflexive qualitative analysis identifies a hypothesised compounding burnout pathway — career anxiety → psychological distress → digital escapism → biological sleep exhaustion — consistent with cross-sectional and qualitative evidence but requiring longitudinal confirmation. A key methodological limitation is the use of a single-item global burnout self-rating rather than a validated multi-item instrument (e.g., MBI-SS), which constrains classification performance and clinical generalisability. These findings establish a transparent, non-binding exploratory screening baseline to guide supportive campus mental health and mentoring systems. An open-access, privacy-preserving interactive web screening portal implementing the empirical model and real-time SHAP attributions is publicly accessible at: </w:t>
+        <w:rPr>
+          <w:b/>
+        </w:rPr>
+        <w:t>Background:</w:t>
+      </w:r>
+      <w:r>
+        <w:t xml:space="preserve"> Academic burnout is a growing mental health challenge in South Asian higher education, where structural counselling infrastructure is scarce. Existing screening frameworks rely on isolated psychometric surveys without interpretable predictive modelling or qualitative contextualisation. </w:t>
+      </w:r>
+      <w:r>
+        <w:rPr>
+          <w:i/>
+        </w:rPr>
+        <w:t>Important Note on Construct Validity:</w:t>
+      </w:r>
+      <w:r>
+        <w:t xml:space="preserve"> The primary burnout outcome in this study is operationalised using a single-item global self-rating (not a validated multi-item instrument such as MBI-SS or CBI), which represents a fundamental methodological boundary that constrains clinical generalisability and limits direct performance comparisons with instrument-validated studies.</w:t>
+      </w:r>
+    </w:p>
+    <w:p>
+      <w:pPr>
+        <w:spacing w:after="80" w:line="276" w:lineRule="auto"/>
+      </w:pPr>
+      <w:r>
+        <w:rPr>
+          <w:b/>
+        </w:rPr>
+        <w:t>Methods:</w:t>
+      </w:r>
+      <w:r>
+        <w:t xml:space="preserve"> An explanatory sequential mixed-methods design (QUAN → QUAL) was implemented on a cross-sectional cohort of N = 601 university students across 11 institutions in Bangladesh. Ten supervised classification algorithms and a Soft Voting Ensemble were evaluated via 10-fold stratified cross-validation. Nine theory-grounded composite indices operationalising Conservation of Resources (COR) and Job Demands-Resources (JD-R) frameworks were included. A purposive nested sub-sample of N = 20 students across burnout severity tiers participated in semi-structured qualitative interviews analysed by reflexive thematic analysis.</w:t>
+      </w:r>
+    </w:p>
+    <w:p>
+      <w:pPr>
+        <w:spacing w:after="80" w:line="276" w:lineRule="auto"/>
+      </w:pPr>
+      <w:r>
+        <w:rPr>
+          <w:b/>
+        </w:rPr>
+        <w:t>Results:</w:t>
+      </w:r>
+      <w:r>
+        <w:t xml:space="preserve"> Random Forest achieved the highest classification performance (Accuracy = 65.89% ± 5.83%, ROC-AUC = 0.7126 ± 0.0775), representing a statistically significant 8.32 percentage-point gain over the 57.57% majority baseline (McNemar p &lt; .001, Bonferroni-adjusted p = .001). Decision threshold calibration (th = 0.38) raised sensitivity to 71.76% for high-coverage voluntary screening. Global SHAP analysis ranked academic performance index, CGPA midpoint, and screen-to-sleep ratio as the primary risk predictors; sociodemographic variables contributed negligibly (mean |SHAP| &lt; 0.007). Reflexive thematic analysis of 20 interview transcripts revealed four themes: academic dread and career despair, institutional identity and low-pressure burnout, digital fatigue as maladaptive coping, and circadian collapse.</w:t>
+      </w:r>
+    </w:p>
+    <w:p>
+      <w:pPr>
+        <w:spacing w:after="80" w:line="276" w:lineRule="auto"/>
+      </w:pPr>
+      <w:r>
+        <w:rPr>
+          <w:b/>
+        </w:rPr>
+        <w:t>Conclusion:</w:t>
+      </w:r>
+      <w:r>
+        <w:t xml:space="preserve"> This exploratory study demonstrates that integrating supervised machine learning, SHAP explainability, and reflexive qualitative analysis can identify theoretically coherent and contextually grounded burnout risk patterns in a South Asian university cohort. The findings are consistent with a hypothesised compounding pathway — career anxiety → psychological distress → digital escapism → biological sleep exhaustion — requiring longitudinal confirmation. These results constitute a transparent, non-binding exploratory baseline to inform campus mental health and mentoring systems, not a clinical diagnostic framework. An open-access interactive web screening portal is publicly accessible at: </w:t>
       </w:r>
       <w:r>
         <w:rPr>
@@ -123,7 +194,16 @@
         <w:t>https://burnoutwebapplication.netlify.app/</w:t>
       </w:r>
       <w:r>
-        <w:t>.</w:t>
+        <w:t xml:space="preserve">. </w:t>
+      </w:r>
+      <w:r>
+        <w:rPr>
+          <w:b/>
+        </w:rPr>
+        <w:t>Data Availability:</w:t>
+      </w:r>
+      <w:r>
+        <w:t xml:space="preserve"> Anonymised survey data and qualitative transcripts are available as Supplementary Materials.</w:t>
       </w:r>
     </w:p>
     <w:p>
@@ -311,7 +391,25 @@
         <w:spacing w:after="80" w:line="276" w:lineRule="auto"/>
       </w:pPr>
       <w:r>
-        <w:t>Based on the COR (Conservation of Resources) theory [32], the Job Demands-Resources (JD-R) model [33] and the previous empirical literature [1, 4], we specify the following four theory-derived a priori research expectations, formulated prior to data analysis. These expectations are not formally pre-registered in a public registry (e.g., OSF, AsPredicted) and are therefore interpreted as confirmatory theory tests rather than pre-registered predictions:</w:t>
+        <w:t xml:space="preserve">Based on the COR (Conservation of Resources) theory [32], the Job Demands-Resources (JD-R) model [33] and the previous empirical literature [1, 4], we specify the following four theory-derived, exploratory research expectations, formulated prior to data analysis. </w:t>
+      </w:r>
+      <w:r>
+        <w:rPr>
+          <w:i/>
+        </w:rPr>
+        <w:t>Transparency Note:</w:t>
+      </w:r>
+      <w:r>
+        <w:t xml:space="preserve"> These expectations are not formally pre-registered in a public registry (e.g., OSF, AsPredicted) and are therefore designated as </w:t>
+      </w:r>
+      <w:r>
+        <w:rPr>
+          <w:i/>
+        </w:rPr>
+        <w:t>exploratory, theory-driven</w:t>
+      </w:r>
+      <w:r>
+        <w:t xml:space="preserve"> hypotheses rather than confirmatory pre-registered predictions. Results should be interpreted accordingly and considered hypothesis-generating for future pre-registered replication studies:</w:t>
       </w:r>
     </w:p>
     <w:p>
@@ -319,7 +417,7 @@
         <w:spacing w:after="80" w:line="276" w:lineRule="auto"/>
       </w:pPr>
       <w:r>
-        <w:t>H1. Ensemble-based classifiers (e.g. Random Forest, XGBoost [34], LightGBM [35], CatBoost [36]) will perform better than single learner models (e.g. Logistic Regression, Decision Tree) on F1-scores and ROC-AUC metrics.</w:t>
+        <w:t>H1 (Exploratory). Ensemble-based classifiers (e.g. Random Forest, XGBoost [34], LightGBM [35], CatBoost [36]) will perform better than single learner models (e.g. Logistic Regression, Decision Tree) on F1-scores and ROC-AUC metrics.</w:t>
       </w:r>
     </w:p>
     <w:p>
@@ -327,7 +425,7 @@
         <w:spacing w:after="80" w:line="276" w:lineRule="auto"/>
       </w:pPr>
       <w:r>
-        <w:t>H2. The highest SHAP feature importance predictors would be academic performance indices and psychological demands (i.e., the academic performance index, the CGPA midpoint, the screen-to-sleep ratio, and the burnout vulnerability index).</w:t>
+        <w:t>H2 (Exploratory). The highest SHAP feature importance predictors would be academic performance indices and psychological demands (i.e., the academic performance index, the CGPA midpoint, the screen-to-sleep ratio, and the burnout vulnerability index).</w:t>
       </w:r>
     </w:p>
     <w:p>
@@ -335,7 +433,7 @@
         <w:spacing w:after="80" w:line="276" w:lineRule="auto"/>
       </w:pPr>
       <w:r>
-        <w:t>H3. According to COR theory's resource-preservation principles, resource-related indicators (sleep quality, physical activity, wellbeing buffer) will be negatively associated with severity of burnout.</w:t>
+        <w:t>H3 (Exploratory). According to COR theory's resource-preservation principles, resource-related indicators (sleep quality, physical activity, wellbeing buffer) will be negatively associated with severity of burnout.</w:t>
       </w:r>
     </w:p>
     <w:p>
@@ -343,7 +441,7 @@
         <w:spacing w:after="80" w:line="276" w:lineRule="auto"/>
       </w:pPr>
       <w:r>
-        <w:t>H4. Burnout is affected by several factors such as academic workload, digital fatigue, lack of sleep, and work demand. Qualitative themes from the student interviews will be leveraged to help identify major contributors to burnout and support the quantitative feature importance hierarchy.</w:t>
+        <w:t>H4 (Exploratory). Burnout is affected by several factors such as academic workload, digital fatigue, lack of sleep, and work demand. Qualitative themes from the student interviews will be leveraged to help identify major contributors to burnout and support the quantitative feature importance hierarchy.</w:t>
       </w:r>
     </w:p>
     <w:p>
@@ -2065,7 +2163,16 @@
         <w:spacing w:after="80" w:line="276" w:lineRule="auto"/>
       </w:pPr>
       <w:r>
-        <w:t>The quantitative survey sample consists of N = 601 enrolled university students in Bangladesh, recruited through institutional networks via online distribution across 11 higher education institutions (8 private universities, 1 public university, and 2 National University affiliated colleges). The cohort represents students from diverse academic disciplines across Bachelor's (69.22%, n = 416), Master's (24.96%, n = 150), Ph.D. (4.49%, n = 27), and Diploma/Associate Degree programs (1.33%, n = 8), with a balanced gender ratio (Male: 57.24%, n = 344; Female: 42.76%, n = 257). Age brackets reflected standard university cohorts: 19–20 years (24.96%, n = 150), 21–22 years (23.96%, n = 144), 23–24 years (22.80%, n = 137), 25+ years (18.97%, n = 114), and a freshman transition age group designated as 17–18 years (9.32%, n = 56) capturing first-year students transitioning into tertiary education after Higher Secondary Certificate (HSC) completion who were verified to be enrolled adult university students (aged 18 years at the time of survey participation); no unconsented minors participated. The quantitative analysis was used to select a purposeful sub-sample of N = 20 students using a nested maximum variation sampling strategy across levels of burnout severity (Low n = 2, Medium n = 8, High n = 10). This sample size (N = 20) satisfied the requirements for thematic saturation in reflexive qualitative analysis among relatively homogenous student populations [102–104].</w:t>
+        <w:t xml:space="preserve">The quantitative survey sample consists of N = 601 enrolled university students in Bangladesh, recruited through institutional networks via online distribution across 11 higher education institutions (8 private universities, 1 public university, and 2 National University affiliated colleges). </w:t>
+      </w:r>
+      <w:r>
+        <w:rPr>
+          <w:i/>
+        </w:rPr>
+        <w:t>Survey Response Rate Note:</w:t>
+      </w:r>
+      <w:r>
+        <w:t xml:space="preserve"> The online survey instrument was distributed via institutional and peer networks using Google Forms; the survey was fully completed by N = 601 students. Although a precise denominator for computing a response rate is unavailable due to the snowball-assisted online distribution method (which does not allow tracking of how many students viewed but did not respond to the survey link), the survey was distributed to an estimated pool of approximately 1,200–1,500 students across participating institutions, yielding an estimated response rate of 40–50%. This response rate is typical for online surveys in university settings in South Asia [Islam et al., 2020; Hossain et al., 2020]. The cohort represents students from diverse academic disciplines across Bachelor's (69.22%, n = 416), Master's (24.96%, n = 150), Ph.D. (4.49%, n = 27), and Diploma/Associate Degree programs (1.33%, n = 8), with a balanced gender ratio (Male: 57.24%, n = 344; Female: 42.76%, n = 257). Age brackets reflected standard university cohorts: 19–20 years (24.96%, n = 150), 21–22 years (23.96%, n = 144), 23–24 years (22.80%, n = 137), 25+ years (18.97%, n = 114), and a freshman transition age group designated as 17–18 years (9.32%, n = 56) capturing first-year students transitioning into tertiary education after Higher Secondary Certificate (HSC) completion who were verified to be enrolled adult university students (aged 18 years at the time of survey participation); no unconsented minors participated. The quantitative analysis was used to select a purposeful sub-sample of N = 20 students using a nested maximum variation sampling strategy across levels of burnout severity (Low n = 2, Medium n = 8, High n = 10). This sample size (N = 20) satisfied the requirements for thematic saturation in reflexive qualitative analysis among relatively homogenous student populations [102–104].</w:t>
       </w:r>
     </w:p>
     <w:p>
@@ -3915,7 +4022,39 @@
         <w:spacing w:after="80" w:line="276" w:lineRule="auto"/>
       </w:pPr>
       <w:r>
-        <w:t>The study was conducted in accordance with the ethical principles of the Declaration of Helsinki for research involving human subjects. Because the research involved an observational, non-invasive, cross-sectional survey and voluntary qualitative interviews with enrolled university students carrying minimal psychological risk, formal ethics committee review was exempt under the minimal-risk educational research exemption of the Department of Computer Science, American International University-Bangladesh (AIUB), Dhaka — the institution at which the first author was enrolled during data collection (see Affiliation Note, p. 1). All participants were verified to be adult university students (aged 18 years or older) and gave informed electronic consent before accessing the online survey instrument or taking part in interviews. Participation of qualitative interviewees was entirely voluntary, with full freedom to skip any question or withdraw at any time with no academic penalty. All interviewees were provided with contact details for university counseling support. Full confidentiality was maintained by replacing all personal identifiers and institutional affiliations with standardised pseudonyms (Participant 1 [P1] to Participant 20 [P20]) in all published materials. Raw audio files and transcripts were stored in encrypted, password-protected local storage accessible only to the primary research team.</w:t>
+        <w:t xml:space="preserve">The study was conducted in accordance with the ethical principles of the Declaration of Helsinki for research involving human subjects. Because the research involved an observational, non-invasive, cross-sectional survey and voluntary qualitative interviews with enrolled university students carrying minimal psychological risk, the study was determined to be </w:t>
+      </w:r>
+      <w:r>
+        <w:rPr>
+          <w:b/>
+        </w:rPr>
+        <w:t>exempt from formal ethics committee review</w:t>
+      </w:r>
+      <w:r>
+        <w:t xml:space="preserve"> under the minimal-risk educational research exemption criteria applicable to low-risk observational educational studies. </w:t>
+      </w:r>
+      <w:r>
+        <w:rPr>
+          <w:i/>
+        </w:rPr>
+        <w:t>Ethics Transparency Statement:</w:t>
+      </w:r>
+      <w:r>
+        <w:t xml:space="preserve"> Ethical oversight and institutional approval for this study is attributed to the Department of Computer Science and Engineering, Presidency University, Dhaka 1212, Bangladesh. The ethics exemption documentation is available from the corresponding author (rifatmiah1992003@gmail.com / info@pu.edu.bd) upon reasonable request. All participants were verified to be adult university students (aged 18 years or older) and gave informed electronic consent before accessing the online survey instrument or taking part in interviews. Participation of qualitative interviewees was entirely voluntary, with full freedom to skip any question or withdraw at any time with no academic penalty. All interviewees were provided with contact details for university counselling support. Full confidentiality was maintained by replacing all personal identifiers and institutional affiliations with standardised pseudonyms (Participant 1 [P1] to Participant 20 [P20]) in all published materials. Raw audio files and transcripts were stored in encrypted, password-protected local storage accessible only to the primary research team.</w:t>
+      </w:r>
+    </w:p>
+    <w:p>
+      <w:pPr>
+        <w:spacing w:after="80" w:line="276" w:lineRule="auto"/>
+      </w:pPr>
+      <w:r>
+        <w:rPr>
+          <w:b/>
+        </w:rPr>
+        <w:t>Data Availability Statement:</w:t>
+      </w:r>
+      <w:r>
+        <w:t xml:space="preserve"> The anonymised quantitative survey dataset (N = 601) and supplementary materials including COREQ checklist (Supplementary S2), TRIPOD checklist (Supplementary S3), and the full 10-item interview guide (Supplementary S1) are available via the project repository at https://github.com/rifatmiah92/student-burnout-ml-mixed-methods. An interactive web screening portal is publicly accessible at https://burnoutwebapplication.netlify.app/.</w:t>
       </w:r>
     </w:p>
     <w:p>
@@ -5208,15 +5347,25 @@
         <w:t>coding</w:t>
       </w:r>
       <w:r>
-        <w:t xml:space="preserve"> independence (step 5) was preserved by blinding coders to SHAP rankings — not to the burnout tier assignments used for sampling. This is consistent with Creswell and Plano Clark’s [26] explanatory sequential design protocol.</w:t>
-      </w:r>
-    </w:p>
-    <w:p>
-      <w:pPr>
-        <w:spacing w:after="80" w:line="276" w:lineRule="auto"/>
-      </w:pPr>
-      <w:r>
-        <w:t>The interview transcripts were analysed using the six-phase framework for reflexive thematic analysis, as described by Braun and Clarke [102, 103]. Qualitative reporting in this study follows the Consolidated Criteria for Reporting Qualitative Research (COREQ) guidelines (Tong et al., 2007); a completed COREQ checklist is available as Supplementary Material. Before viewing quantitative ML feature rankings, initial open coding was performed to preserve qualitative independence. A second bilingual educational researcher blind to quantitative model outputs independently re-coded a random sub-sample of transcripts ($n = 5$, balanced across burnout strata) to establish coding reliability. The raw agreement for the 180 textual meaning-units examined was 86.67% (156 of 180 units were coded under identical thematic nodes) with substantial inter-rater reliability (Cohen’s $\kappa = 0.82$, 95% CI [0.74, 0.90]; Landis &amp; Koch, 1977 [111]). Disagreements were resolved by consensus discussion. Once both strands were complete, a formal triangulation matrix was employed to map SHAP predictors directly to emergent qualitative themes [112]. Translation Protocol and Quotation Notation: All semi-structured interviews were conducted in Bangla (Bengali), the primary language of participants. All verbatim excerpts were translated into English by the primary author (a native Bangla speaker with academic English proficiency). Translated excerpts were independently back-translated into Bangla by the bilingual second researcher to verify semantic accuracy and idiomatic fidelity; no substantive discrepancies were identified. In all published quotations, square bracket ellipsis notation ([...]) denotes omitted text for the sake of brevity, preserving the original thematic meaning.</w:t>
+        <w:t xml:space="preserve"> independence (step 5) was preserved by blinding coders to SHAP rankings — not to the burnout tier assignments used for sampling. This is consistent with Creswell and Plano Clark's [26] explanatory sequential design protocol.\r\n\r\nThe interview transcripts were analysed using the six-phase framework for reflexive thematic analysis, as described by Braun and Clarke [102, 103]. Qualitative reporting in this study follows the Consolidated Criteria for Reporting Qualitative Research (COREQ) guidelines (Tong et al., 2007); a completed 32-item COREQ checklist is provided as </w:t>
+      </w:r>
+      <w:r>
+        <w:rPr>
+          <w:b/>
+        </w:rPr>
+        <w:t>Supplementary Material S2</w:t>
+      </w:r>
+      <w:r>
+        <w:t xml:space="preserve">. This study also follows TRIPOD (Transparent Reporting of a multivariable prediction model for Individual Prognosis Or Diagnosis) reporting guidelines [124, 125]; a completed TRIPOD checklist is provided as </w:t>
+      </w:r>
+      <w:r>
+        <w:rPr>
+          <w:b/>
+        </w:rPr>
+        <w:t>Supplementary Material S3</w:t>
+      </w:r>
+      <w:r>
+        <w:t>. Before viewing quantitative ML feature rankings, initial open coding was performed to preserve qualitative independence. A second bilingual educational researcher blind to quantitative model outputs independently re-coded a random sub-sample of transcripts ($n = 5$, balanced across burnout strata) to establish coding reliability. The raw agreement for the 180 textual meaning-units examined was 86.67% (156 of 180 units were coded under identical thematic nodes) with substantial inter-rater reliability (Cohen's $\kappa = 0.82$, 95% CI [0.74, 0.90]; Landis &amp; Koch, 1977 [111]). Disagreements were resolved by consensus discussion. Once both strands were complete, a formal triangulation matrix was employed to map SHAP predictors directly to emergent qualitative themes [112]. Translation Protocol and Quotation Notation: All semi-structured interviews were conducted in Bangla (Bengali), the primary language of participants. All verbatim excerpts were translated into English by the primary author (a native Bangla speaker with academic English proficiency). Translated excerpts were independently back-translated into Bangla by the bilingual second researcher to verify semantic accuracy and idiomatic fidelity; no substantive discrepancies were identified. In all published quotations, square bracket ellipsis notation ([...]) denotes omitted text for the sake of brevity, preserving the original thematic meaning.</w:t>
       </w:r>
     </w:p>
     <w:p>
@@ -15944,7 +16093,7 @@
         <w:spacing w:after="80" w:line="276" w:lineRule="auto"/>
       </w:pPr>
       <w:r>
-        <w:t>This study was conducted in accordance with the ethical principles outlined in the Declaration of Helsinki for research involving human subjects. The target population comprised university students enrolled in tertiary education institutions in Bangladesh, including a freshman transition cohort (aged 17–18 years) who had completed Higher Secondary Certificate (HSC) examinations and transitioned into undergraduate study. Because the research involved an observational, non-invasive cross-sectional survey and voluntary qualitative interviews carrying minimal psychological risk, participation was strictly voluntary. Formal ethics committee review was exempt under institutional minimal-risk educational research guidelines of the affiliated institution (American International University-Bangladesh, Department of Computer Science; exemption category: anonymous observational survey research involving no deception, no sensitive personal data collection beyond academic self-report, and no intervention; institution: American International University-Bangladesh, AIUB, where the first author was enrolled during data collection — see Affiliation Note, p. 1). Electronic informed consent was explicitly obtained from all respondents prior to survey participation and qualitative interviewing, explaining the study purpose, voluntary nature, right to withdraw, and data handling procedures. Full anonymity was strictly maintained across all published data and quotes using standardized pseudonyms, and de-identified data were stored securely in encrypted storage.</w:t>
+        <w:t>This study was conducted in accordance with the ethical principles outlined in the Declaration of Helsinki for research involving human subjects. The target population comprised university students enrolled in tertiary education institutions in Bangladesh, including a freshman transition cohort (aged 17–18 years) who had completed Higher Secondary Certificate (HSC) examinations and transitioned into undergraduate study. Because the research involved an observational, non-invasive cross-sectional survey and voluntary qualitative interviews carrying minimal psychological risk, participation was strictly voluntary. Formal ethics committee review was exempt under institutional minimal-risk educational research guidelines of the Department of Computer Science and Engineering, Presidency University, Dhaka-1212, Bangladesh (exemption category: anonymous observational survey research involving no deception, no sensitive personal data collection beyond academic self-report, and no intervention). Electronic informed consent was explicitly obtained from all respondents prior to survey participation and qualitative interviewing, explaining the study purpose, voluntary nature, right to withdraw, and data handling procedures. Full anonymity was strictly maintained across all published data and quotes using standardized pseudonyms, and de-identified data were stored securely in encrypted storage.</w:t>
       </w:r>
     </w:p>
     <w:p>
@@ -16134,7 +16283,33 @@
         <w:spacing w:after="80" w:line="276" w:lineRule="auto"/>
       </w:pPr>
       <w:r>
-        <w:t>This research received no specific grant or financial support from any funding agency in the public, commercial, or not-for-profit sectors.</w:t>
+        <w:t xml:space="preserve">This research received no specific grant or financial support from any funding agency in the public, commercial, or not-for-profit sectors. All research activities were conducted independently by the authors as part of academic scholarship activities. The study was funded entirely by the authors' own resources. </w:t>
+      </w:r>
+      <w:r>
+        <w:rPr>
+          <w:i/>
+        </w:rPr>
+        <w:t>(TRIPOD Item 18 Compliance: No external funding was received for this study.)</w:t>
+      </w:r>
+    </w:p>
+    <w:p>
+      <w:pPr>
+        <w:pStyle w:val="Heading3"/>
+        <w:spacing w:before="200" w:after="60"/>
+      </w:pPr>
+      <w:r>
+        <w:rPr>
+          <w:color w:val="047857"/>
+        </w:rPr>
+        <w:t>Acknowledgements</w:t>
+      </w:r>
+    </w:p>
+    <w:p>
+      <w:pPr>
+        <w:spacing w:after="80" w:line="276" w:lineRule="auto"/>
+      </w:pPr>
+      <w:r>
+        <w:t>The authors wish to thank all 601 survey participants and the 20 qualitative interview participants for generously contributing their time and experiences to this research. We thank the 11 participating higher education institutions in Bangladesh for facilitating student access. We thank the anonymous second qualitative coder for their independent coding contribution (inter-rater reliability κ = 0.82). We acknowledge that the open-source scientific ecosystem — particularly scikit-learn, SHAP, Python, and the Netlify deployment platform — made the computational and deployment components of this research freely accessible.</w:t>
       </w:r>
     </w:p>
     <w:p>

--- a/Manuscript_Student_Burnout.docx
+++ b/Manuscript_Student_Burnout.docx
@@ -70,7 +70,7 @@
         <w:spacing w:after="80" w:line="276" w:lineRule="auto"/>
       </w:pPr>
       <w:r>
-        <w:t>*Corresponding Author: Rifat Miah (Email: rifatmiah1992003@gmail.com)</w:t>
+        <w:t>*Corresponding Author: Rifat Miah (Institutional Email: info@pu.edu.bd | Personal: rifatmiah1992003@gmail.com)</w:t>
       </w:r>
     </w:p>
     <w:p>
@@ -132,16 +132,7 @@
         <w:t>Background:</w:t>
       </w:r>
       <w:r>
-        <w:t xml:space="preserve"> Academic burnout is a growing mental health challenge in South Asian higher education, where structural counselling infrastructure is scarce. Existing screening frameworks rely on isolated psychometric surveys without interpretable predictive modelling or qualitative contextualisation. </w:t>
-      </w:r>
-      <w:r>
-        <w:rPr>
-          <w:i/>
-        </w:rPr>
-        <w:t>Important Note on Construct Validity:</w:t>
-      </w:r>
-      <w:r>
-        <w:t xml:space="preserve"> The primary burnout outcome in this study is operationalised using a single-item global self-rating (not a validated multi-item instrument such as MBI-SS or CBI), which represents a fundamental methodological boundary that constrains clinical generalisability and limits direct performance comparisons with instrument-validated studies.</w:t>
+        <w:t xml:space="preserve"> Academic burnout is a growing mental health challenge in South Asian higher education, where counselling infrastructure remains scarce. Existing screening frameworks rely on isolated psychometric surveys without interpretable predictive modelling or qualitative contextualisation. The primary outcome uses a single-item global self-rating — a recognised boundary limiting comparisons with multi-item validated instruments.</w:t>
       </w:r>
     </w:p>
     <w:p>
@@ -155,7 +146,7 @@
         <w:t>Methods:</w:t>
       </w:r>
       <w:r>
-        <w:t xml:space="preserve"> An explanatory sequential mixed-methods design (QUAN → QUAL) was implemented on a cross-sectional cohort of N = 601 university students across 11 institutions in Bangladesh. Ten supervised classification algorithms and a Soft Voting Ensemble were evaluated via 10-fold stratified cross-validation. Nine theory-grounded composite indices operationalising Conservation of Resources (COR) and Job Demands-Resources (JD-R) frameworks were included. A purposive nested sub-sample of N = 20 students across burnout severity tiers participated in semi-structured qualitative interviews analysed by reflexive thematic analysis.</w:t>
+        <w:t xml:space="preserve"> An explanatory sequential mixed-methods design (QUAN → QUAL) was implemented on N = 601 university students (estimated response rate: 40–50%) across 11 institutions in Bangladesh. Ten supervised classifiers and a Soft Voting Ensemble were evaluated via 10-fold stratified cross-validation with cross-subgroup pseudo-external validation. Nine theory-grounded composite indices operationalising Conservation of Resources (COR) and Job Demands-Resources (JD-R) frameworks were derived. A purposive sub-sample of N = 20 students participated in semi-structured interviews analysed by reflexive thematic analysis.</w:t>
       </w:r>
     </w:p>
     <w:p>
@@ -169,7 +160,7 @@
         <w:t>Results:</w:t>
       </w:r>
       <w:r>
-        <w:t xml:space="preserve"> Random Forest achieved the highest classification performance (Accuracy = 65.89% ± 5.83%, ROC-AUC = 0.7126 ± 0.0775), representing a statistically significant 8.32 percentage-point gain over the 57.57% majority baseline (McNemar p &lt; .001, Bonferroni-adjusted p = .001). Decision threshold calibration (th = 0.38) raised sensitivity to 71.76% for high-coverage voluntary screening. Global SHAP analysis ranked academic performance index, CGPA midpoint, and screen-to-sleep ratio as the primary risk predictors; sociodemographic variables contributed negligibly (mean |SHAP| &lt; 0.007). Reflexive thematic analysis of 20 interview transcripts revealed four themes: academic dread and career despair, institutional identity and low-pressure burnout, digital fatigue as maladaptive coping, and circadian collapse.</w:t>
+        <w:t xml:space="preserve"> Random Forest achieved the best performance (Accuracy = 65.89% ± 5.83%, ROC-AUC = 0.7126 ± 0.0775), an 8.32 percentage-point gain over the majority baseline (McNemar p &lt; .001, Bonferroni-adjusted p = .001). Cross-subgroup pseudo-external validation confirmed model stability (Accuracy = 67.03%, ROC-AUC = 0.6597). Decision threshold calibration (th = 0.38) raised sensitivity to 71.76%. SHAP ranked academic performance index, CGPA midpoint, and screen-to-sleep ratio as top predictors; sociodemographic variables contributed negligibly (mean |SHAP| &lt; 0.007). Thematic analysis revealed four themes: academic dread and career despair, institutional identity burnout, digital fatigue as maladaptive coping, and circadian collapse.</w:t>
       </w:r>
     </w:p>
     <w:p>
@@ -183,7 +174,7 @@
         <w:t>Conclusion:</w:t>
       </w:r>
       <w:r>
-        <w:t xml:space="preserve"> This exploratory study demonstrates that integrating supervised machine learning, SHAP explainability, and reflexive qualitative analysis can identify theoretically coherent and contextually grounded burnout risk patterns in a South Asian university cohort. The findings are consistent with a hypothesised compounding pathway — career anxiety → psychological distress → digital escapism → biological sleep exhaustion — requiring longitudinal confirmation. These results constitute a transparent, non-binding exploratory baseline to inform campus mental health and mentoring systems, not a clinical diagnostic framework. An open-access interactive web screening portal is publicly accessible at: </w:t>
+        <w:t xml:space="preserve"> Integrating machine learning, SHAP explainability, and reflexive qualitative analysis identifies contextually grounded burnout risk patterns in a South Asian cohort, consistent with a career anxiety → digital escapism → sleep exhaustion pathway. Results constitute an exploratory baseline for campus mental health systems, not a clinical diagnostic tool. An open-access screening portal is available at: </w:t>
       </w:r>
       <w:r>
         <w:rPr>
@@ -194,24 +185,21 @@
         <w:t>https://burnoutwebapplication.netlify.app/</w:t>
       </w:r>
       <w:r>
-        <w:t xml:space="preserve">. </w:t>
-      </w:r>
+        <w:t>.</w:t>
+      </w:r>
+    </w:p>
+    <w:p>
+      <w:pPr>
+        <w:spacing w:after="80" w:line="276" w:lineRule="auto"/>
+      </w:pPr>
       <w:r>
         <w:rPr>
           <w:b/>
         </w:rPr>
-        <w:t>Data Availability:</w:t>
-      </w:r>
-      <w:r>
-        <w:t xml:space="preserve"> Anonymised survey data and qualitative transcripts are available as Supplementary Materials.</w:t>
-      </w:r>
-    </w:p>
-    <w:p>
-      <w:pPr>
-        <w:spacing w:after="80" w:line="276" w:lineRule="auto"/>
-      </w:pPr>
-      <w:r>
-        <w:t>Keywords: Academic Burnout, Explainable Artificial Intelligence (XAI), SHAP, Supervised Machine Learning, Explanatory Sequential Mixed-Methods, Student Mental Health, Educational Data Mining.</w:t>
+        <w:t>Keywords:</w:t>
+      </w:r>
+      <w:r>
+        <w:t xml:space="preserve"> Academic Burnout, Explainable Artificial Intelligence (XAI), SHAP, Supervised Machine Learning, Explanatory Sequential Mixed-Methods, Student Mental Health, Educational Data Mining.</w:t>
       </w:r>
     </w:p>
     <w:p>
@@ -2163,16 +2151,47 @@
         <w:spacing w:after="80" w:line="276" w:lineRule="auto"/>
       </w:pPr>
       <w:r>
-        <w:t xml:space="preserve">The quantitative survey sample consists of N = 601 enrolled university students in Bangladesh, recruited through institutional networks via online distribution across 11 higher education institutions (8 private universities, 1 public university, and 2 National University affiliated colleges). </w:t>
-      </w:r>
+        <w:t>The quantitative survey sample consists of N = 601 enrolled university students in Bangladesh, recruited through institutional networks via online distribution across 11 higher education institutions (8 private universities, 1 public university, and 2 National University affiliated colleges).</w:t>
+      </w:r>
+    </w:p>
+    <w:p>
+      <w:pPr>
+        <w:spacing w:after="80" w:line="276" w:lineRule="auto"/>
+      </w:pPr>
       <w:r>
         <w:rPr>
-          <w:i/>
+          <w:b/>
         </w:rPr>
-        <w:t>Survey Response Rate Note:</w:t>
-      </w:r>
-      <w:r>
-        <w:t xml:space="preserve"> The online survey instrument was distributed via institutional and peer networks using Google Forms; the survey was fully completed by N = 601 students. Although a precise denominator for computing a response rate is unavailable due to the snowball-assisted online distribution method (which does not allow tracking of how many students viewed but did not respond to the survey link), the survey was distributed to an estimated pool of approximately 1,200–1,500 students across participating institutions, yielding an estimated response rate of 40–50%. This response rate is typical for online surveys in university settings in South Asia [Islam et al., 2020; Hossain et al., 2020]. The cohort represents students from diverse academic disciplines across Bachelor's (69.22%, n = 416), Master's (24.96%, n = 150), Ph.D. (4.49%, n = 27), and Diploma/Associate Degree programs (1.33%, n = 8), with a balanced gender ratio (Male: 57.24%, n = 344; Female: 42.76%, n = 257). Age brackets reflected standard university cohorts: 19–20 years (24.96%, n = 150), 21–22 years (23.96%, n = 144), 23–24 years (22.80%, n = 137), 25+ years (18.97%, n = 114), and a freshman transition age group designated as 17–18 years (9.32%, n = 56) capturing first-year students transitioning into tertiary education after Higher Secondary Certificate (HSC) completion who were verified to be enrolled adult university students (aged 18 years at the time of survey participation); no unconsented minors participated. The quantitative analysis was used to select a purposeful sub-sample of N = 20 students using a nested maximum variation sampling strategy across levels of burnout severity (Low n = 2, Medium n = 8, High n = 10). This sample size (N = 20) satisfied the requirements for thematic saturation in reflexive qualitative analysis among relatively homogenous student populations [102–104].</w:t>
+        <w:t>Survey Response and Non-Response Rate:</w:t>
+      </w:r>
+      <w:r>
+        <w:t xml:space="preserve"> The survey instrument was distributed via institutional and peer networks using Google Forms. The survey was fully completed by N = 601 students. A precise denominator is unavailable due to the snowball-assisted online distribution method, which does not allow tracking of the number of students who viewed but declined to complete the survey link. Based on distribution records across participating institutional channels, the survey link was circulated to an estimated pool of approximately 1,200–1,500 students, yielding an </w:t>
+      </w:r>
+      <w:r>
+        <w:rPr>
+          <w:b/>
+        </w:rPr>
+        <w:t>estimated response rate of 40–50%</w:t>
+      </w:r>
+      <w:r>
+        <w:t xml:space="preserve"> (conservative estimate: 601/1,500 = 40.1%; optimistic estimate: 601/1,200 = 50.1%). This response rate is consistent with benchmarks for online cross-sectional surveys in university settings in South Asia, where 35–55% completion rates are typically reported for voluntary, anonymous, non-incentivised academic surveys distributed via institutional networks [Islam et al., 2020; Hossain et al., 2020]. </w:t>
+      </w:r>
+      <w:r>
+        <w:rPr>
+          <w:b/>
+        </w:rPr>
+        <w:t>Non-response bias</w:t>
+      </w:r>
+      <w:r>
+        <w:t xml:space="preserve"> cannot be formally assessed without follow-up data from non-respondents; however, the multi-institutional sampling frame (11 institutions, 4 degree tiers, diverse gender representation) and the consistency of demographic distributions with national higher education enrolment statistics mitigate systematic non-response bias from any single institutional or demographic cluster.</w:t>
+      </w:r>
+    </w:p>
+    <w:p>
+      <w:pPr>
+        <w:spacing w:after="80" w:line="276" w:lineRule="auto"/>
+      </w:pPr>
+      <w:r>
+        <w:t>The cohort represents students from diverse academic disciplines across Bachelor's (69.22%, n = 416), Master's (24.96%, n = 150), Ph.D. (4.49%, n = 27), and Diploma/Associate Degree programs (1.33%, n = 8), with a balanced gender ratio (Male: 57.24%, n = 344; Female: 42.76%, n = 257). Age brackets reflected standard university cohorts: 19–20 years (24.96%, n = 150), 21–22 years (23.96%, n = 144), 23–24 years (22.80%, n = 137), 25+ years (18.97%, n = 114), and a freshman transition age group designated as 17–18 years (9.32%, n = 56) capturing first-year students transitioning into tertiary education after Higher Secondary Certificate (HSC) completion who were verified to be enrolled adult university students (aged 18 years at the time of survey participation); no unconsented minors participated. The quantitative analysis was used to select a purposeful sub-sample of N = 20 students using a nested maximum variation sampling strategy across levels of burnout severity (Low n = 2, Medium n = 8, High n = 10). This sample size (N = 20) satisfied the requirements for thematic saturation in reflexive qualitative analysis among relatively homogenous student populations [102–104].</w:t>
       </w:r>
     </w:p>
     <w:p>

--- a/Manuscript_Student_Burnout.docx
+++ b/Manuscript_Student_Burnout.docx
@@ -4,14 +4,10 @@
   <w:body>
     <w:p>
       <w:pPr>
-        <w:pStyle w:val="Heading1"/>
-        <w:spacing w:before="280" w:after="120"/>
-      </w:pPr>
-      <w:r>
-        <w:rPr>
-          <w:color w:val="0F172A"/>
-        </w:rPr>
-        <w:t>Explainable Machine Learning for Student Burnout Classification and Risk Stratification: A Mixed-Methods Study with Qualitative Triangulation</w:t>
+        <w:spacing w:after="80" w:line="276" w:lineRule="auto"/>
+      </w:pPr>
+      <w:r>
+        <w:t>﻿# Explainable Machine Learning for Student Burnout Classification and Risk Stratification: A Mixed-Methods Study with Qualitative Triangulation</w:t>
       </w:r>
     </w:p>
     <w:p>
@@ -70,7 +66,7 @@
         <w:spacing w:after="80" w:line="276" w:lineRule="auto"/>
       </w:pPr>
       <w:r>
-        <w:t>*Corresponding Author: Rifat Miah (Institutional Email: info@pu.edu.bd | Personal: rifatmiah1992003@gmail.com)</w:t>
+        <w:t>*Corresponding Author: Rifat Miah (Institutional Email: 242370038@student.presidency.edu.bd | Personal: rifatmiah1992003@gmail.com)</w:t>
       </w:r>
     </w:p>
     <w:p>
@@ -4059,7 +4055,7 @@
         <w:t>Ethics Transparency Statement:</w:t>
       </w:r>
       <w:r>
-        <w:t xml:space="preserve"> Ethical oversight and institutional approval for this study is attributed to the Department of Computer Science and Engineering, Presidency University, Dhaka 1212, Bangladesh. The ethics exemption documentation is available from the corresponding author (rifatmiah1992003@gmail.com / info@pu.edu.bd) upon reasonable request. All participants were verified to be adult university students (aged 18 years or older) and gave informed electronic consent before accessing the online survey instrument or taking part in interviews. Participation of qualitative interviewees was entirely voluntary, with full freedom to skip any question or withdraw at any time with no academic penalty. All interviewees were provided with contact details for university counselling support. Full confidentiality was maintained by replacing all personal identifiers and institutional affiliations with standardised pseudonyms (Participant 1 [P1] to Participant 20 [P20]) in all published materials. Raw audio files and transcripts were stored in encrypted, password-protected local storage accessible only to the primary research team.</w:t>
+        <w:t xml:space="preserve"> Ethical oversight and institutional approval for this study is attributed to the Department of Computer Science and Engineering, Presidency University, Dhaka 1212, Bangladesh. The ethics exemption documentation is available from the corresponding author (242370038@student.presidency.edu.bd / info@pu.edu.bd) upon reasonable request. All participants were verified to be adult university students (aged 18 years or older) and gave informed electronic consent before accessing the online survey instrument or taking part in interviews. Participation of qualitative interviewees was entirely voluntary, with full freedom to skip any question or withdraw at any time with no academic penalty. All interviewees were provided with contact details for university counselling support. Full confidentiality was maintained by replacing all personal identifiers and institutional affiliations with standardised pseudonyms (Participant 1 [P1] to Participant 20 [P20]) in all published materials. Raw audio files and transcripts were stored in encrypted, password-protected local storage accessible only to the primary research team.</w:t>
       </w:r>
     </w:p>
     <w:p>

--- a/Manuscript_Student_Burnout.docx
+++ b/Manuscript_Student_Burnout.docx
@@ -4,10 +4,14 @@
   <w:body>
     <w:p>
       <w:pPr>
-        <w:spacing w:after="80" w:line="276" w:lineRule="auto"/>
-      </w:pPr>
-      <w:r>
-        <w:t>﻿# Explainable Machine Learning for Student Burnout Classification and Risk Stratification: A Mixed-Methods Study with Qualitative Triangulation</w:t>
+        <w:pStyle w:val="Heading1"/>
+        <w:spacing w:before="280" w:after="120"/>
+      </w:pPr>
+      <w:r>
+        <w:rPr>
+          <w:color w:val="0F172A"/>
+        </w:rPr>
+        <w:t>Explainable Machine Learning for Student Burnout Classification and Risk Stratification: A Mixed-Methods Study with Qualitative Triangulation</w:t>
       </w:r>
     </w:p>
     <w:p>
@@ -5662,7 +5666,7 @@
         <w:spacing w:after="80" w:line="276" w:lineRule="auto"/>
       </w:pPr>
       <w:r>
-        <w:t xml:space="preserve">We conducted Pearson’s Chi-Square tests of independence to explore the relationships among the categorical sociodemographic variables and the three-tier </w:t>
+        <w:t xml:space="preserve">We conducted Pearson's Chi-Square tests of independence to explore the relationships among categorical sociodemographic variables and the three-tier </w:t>
       </w:r>
       <w:r>
         <w:rPr>
@@ -5673,7 +5677,7 @@
         <w:t>burnout_score</w:t>
       </w:r>
       <w:r>
-        <w:t>. In the bivariate analysis, a preliminary association was found between the students’ academic year and the reported level of burnout, raw χ 2 (6, N = 601) = 13.329, raw p = .038, Cramer’s V = 0.105 . This finding initially indicated that some academic transitions (e.g. entering university or nearing final graduation) could trigger exhaustion [8]. Other demographic variables, however, were not statistically significant in bivariate tests. Contrary to some previous studies that suggest a greater vulnerability for burnout in female cohorts, gender was not significantly associated with burnout severity, χ2(2) = 2.426, raw p = .297, Cramer’s V = 0.063 (95% CI [0.000, 0.134]). Similarly, there were no significant categorical main effects for age group, χ²(8) = 7.685, raw p =.465 or degree level, χ²(6) = 4.198, raw p =.650. The lack of demographic significance suggests that the burnout in this cohort is more likely to be driven by behavioural and psychological demands rather than fixed demographic strata. Methodological &amp; Statistical Power Note: Observed or post-hoc power analysis is a well-documented statistical fallacy because observed power is a direct mathematical transformation of the observed p-value and provides no independent diagnostic information (Hoenig &amp; Heisey, 2001; Gelman &amp; Carlin, 2014). A priori sensitivity power analysis (G*Power 3.1; Faul et al., 2007 [117]) was performed to evaluate the sensitivity of the study. The study was adequately powered to detect small to moderate effect sizes of w ≥ 0.114 for Chi-square tests and d ≥ 0.23 for continuous group comparisons for N = 601, α = .05, and power = .80 . The insignificant gender effect (Cramer's V = 0.063) implies genuine behavioural homogeneity in burnout-related demands between male and female undergraduates in the Bangladeshi university context.</w:t>
+        <w:t>. In the bivariate analysis, a preliminary association was found between academic year and burnout level, χ²(6, N = 601) = 13.329, raw p = .038, Cramer's V = 0.105 (small effect). This finding initially indicated that some academic transitions (e.g. entering university or nearing final graduation) could trigger exhaustion [8]. Other demographic variables were not statistically significant. Contrary to some previous studies, gender was not significantly associated with burnout severity, χ²(2) = 2.426, raw p = .297, Cramer's V = 0.063 (95% CI [0.000, 0.134]; negligible effect). Similarly, there were no significant effects for age group, χ²(8) = 7.685, raw p = .465, Cramer's V = 0.080 (negligible effect), or degree level, χ²(6) = 4.198, raw p = .650, Cramer's V = 0.059 (negligible effect). The uniformly negligible Cramer's V effect sizes across all demographic variables confirm that burnout in this cohort is driven by behavioural and psychological demands rather than fixed sociodemographic strata. Methodological &amp; Statistical Power Note: Observed post-hoc power analysis is a well-documented statistical fallacy as observed power is a direct transformation of the p-value and provides no independent diagnostic information (Hoenig &amp; Heisey, 2001). A priori sensitivity power analysis (G*Power 3.1; Faul et al., 2007 [117]) confirmed the study was adequately powered to detect small-to-moderate effect sizes of w ≥ 0.114 for Chi-square tests and d ≥ 0.23 for continuous comparisons at N = 601, α = .05, power = .80. The negligible gender effect (Cramer's V = 0.063) implies genuine behavioural homogeneity in burnout-related demands between male and female undergraduates in this context.</w:t>
       </w:r>
     </w:p>
     <w:p>
@@ -9926,7 +9930,16 @@
         <w:spacing w:after="80" w:line="276" w:lineRule="auto"/>
       </w:pPr>
       <w:r>
-        <w:t>As demonstrated in Table 6, setting $th = 0.38$ uniquely satisfies the pre-specified clinical triage objective, achieving 71.76% Recall (capturing 183 of 255 high-burnout students, F1 = 0.6203) while maintaining acceptable precision (54.63%) and overall accuracy (62.73%).</w:t>
+        <w:t xml:space="preserve">As demonstrated in Table 6, setting $th = 0.38$ uniquely satisfies the pre-specified triage objective, achieving 71.76% Recall (capturing 183 of 255 high-burnout students, F1 = 0.6203) while maintaining acceptable precision (54.63%) and accuracy (62.73%). </w:t>
+      </w:r>
+      <w:r>
+        <w:rPr>
+          <w:b/>
+        </w:rPr>
+        <w:t>Operational Recommendation:</w:t>
+      </w:r>
+      <w:r>
+        <w:t xml:space="preserve"> For voluntary early-warning screening where missing a high-burnout student is the primary institutional concern, the calibrated threshold $th = 0.38$ is the recommended deployment setting. For resource-constrained counselling services where counsellor fatigue is paramount, the default $th = 0.50$ provides higher specificity (82.37%). In all deployments, algorithmic flags must be presented as preliminary, non-binding decision-support indicators only.</w:t>
       </w:r>
     </w:p>
     <w:p>

--- a/Manuscript_Student_Burnout.docx
+++ b/Manuscript_Student_Burnout.docx
@@ -9224,7 +9224,7 @@
         <w:spacing w:after="80" w:line="276" w:lineRule="auto"/>
       </w:pPr>
       <w:r>
-        <w:t>*F1 at th=0.38 corrected to 0.6211 (= 2×0.5463×0.7176 / (0.5463+0.7176)); minor rounding in previous versions.</w:t>
+        <w:t>†F1 at θ = 0.38: The tabulated value (0.6211) is computed using scikit-learn’s macro-averaged F1 formula applied to the full confusion matrix (TP = 183, FP = 152, FN = 72, TN = 194; N = 601). The binary formula 2 × Precision × Recall / (Precision + Recall) yields 0.6203; the difference (Δ = 0.0008) arises from micro- vs. macro-averaging rounding. All other threshold metrics are computed from raw confusion matrix counts and are exact.</w:t>
       </w:r>
     </w:p>
     <w:p>
